--- a/courts/ninth-circuit/washington/federal/bankruptcy-western-district/adversary-complaint/usage/OUTPUT-adversary-complaint.docx
+++ b/courts/ninth-circuit/washington/federal/bankruptcy-western-district/adversary-complaint/usage/OUTPUT-adversary-complaint.docx
@@ -4,78 +4,292 @@
   <w:body>
     <w:tbl>
       <w:tblPr>
-        <w:tblW w:w="9000" w:type="dxa"/>
+        <w:tblW w:w="8640" w:type="dxa"/>
         <w:tblLayout w:type="fixed"/>
         <w:tblCellMar>
+          <w:top w:w="0" w:type="dxa"/>
           <w:left w:w="0" w:type="dxa"/>
+          <w:bottom w:w="0" w:type="dxa"/>
           <w:right w:w="0" w:type="dxa"/>
         </w:tblCellMar>
-        <w:tblLook w:val="0000" w:firstRow="0" w:lastRow="0" w:firstColumn="0" w:lastColumn="0" w:noHBand="1" w:noVBand="1"/>
+        <w:tblLook w:val="0000" w:firstRow="0" w:lastRow="0" w:firstColumn="0" w:lastColumn="0" w:noHBand="0" w:noVBand="0"/>
       </w:tblPr>
       <w:tblGrid>
-        <w:gridCol w:w="5616"/>
-        <w:gridCol w:w="3384"/>
+        <w:gridCol w:w="4896"/>
+        <w:gridCol w:w="3744"/>
       </w:tblGrid>
       <w:tr>
         <w:trPr>
           <w:cantSplit/>
-          <w:trHeight w:val="4800" w:hRule="exact"/>
+          <w:trHeight w:val="3552" w:hRule="atLeast"/>
         </w:trPr>
         <w:tc>
           <w:tcPr>
-            <w:tcW w:w="5616" w:type="dxa"/>
+            <w:tcW w:w="4896" w:type="dxa"/>
           </w:tcPr>
           <w:p>
             <w:pPr>
-              <w:pStyle w:val="PleadingSingle"/>
+              <w:spacing w:before="192" w:after="0" w:line="240" w:lineRule="exact"/>
+              <w:ind w:left="0" w:firstLine="0"/>
+              <w:jc w:val="left"/>
             </w:pPr>
             <w:r>
-              <w:t xml:space="preserve">LEVENE, NEALE, BENDER, YOO &amp; GOLUBCHIK L.L.P.</w:t>
+              <w:t xml:space="preserve">LEVENE,</w:t>
+            </w:r>
+            <w:r>
+              <w:t xml:space="preserve"> </w:t>
+            </w:r>
+            <w:r>
+              <w:t xml:space="preserve">NEALE,</w:t>
+            </w:r>
+            <w:r>
+              <w:t xml:space="preserve"> </w:t>
+            </w:r>
+            <w:r>
+              <w:t xml:space="preserve">BENDER,</w:t>
+            </w:r>
+            <w:r>
+              <w:t xml:space="preserve"> </w:t>
+            </w:r>
+            <w:r>
+              <w:t xml:space="preserve">YOO</w:t>
+            </w:r>
+            <w:r>
+              <w:t xml:space="preserve"> </w:t>
+            </w:r>
+            <w:r>
+              <w:t xml:space="preserve">&amp;</w:t>
+            </w:r>
+            <w:r>
+              <w:t xml:space="preserve"> </w:t>
+            </w:r>
+            <w:r>
+              <w:t xml:space="preserve">GOLUBCHIK</w:t>
+            </w:r>
+            <w:r>
+              <w:t xml:space="preserve"> </w:t>
+            </w:r>
+            <w:r>
+              <w:t xml:space="preserve">L.L.P.</w:t>
             </w:r>
           </w:p>
           <w:p>
             <w:pPr>
-              <w:pStyle w:val="PleadingSingle"/>
+              <w:spacing w:before="0" w:after="0" w:line="240" w:lineRule="exact"/>
+              <w:ind w:left="0" w:firstLine="0"/>
+              <w:jc w:val="left"/>
             </w:pPr>
             <w:r>
-              <w:t xml:space="preserve">Eve H. Karasik, CA SBN 155356</w:t>
+              <w:t xml:space="preserve">Eve</w:t>
+            </w:r>
+            <w:r>
+              <w:t xml:space="preserve"> </w:t>
+            </w:r>
+            <w:r>
+              <w:t xml:space="preserve">H.</w:t>
+            </w:r>
+            <w:r>
+              <w:t xml:space="preserve"> </w:t>
+            </w:r>
+            <w:r>
+              <w:t xml:space="preserve">Karasik,</w:t>
+            </w:r>
+            <w:r>
+              <w:t xml:space="preserve"> </w:t>
+            </w:r>
+            <w:r>
+              <w:t xml:space="preserve">CA</w:t>
+            </w:r>
+            <w:r>
+              <w:t xml:space="preserve"> </w:t>
+            </w:r>
+            <w:r>
+              <w:t xml:space="preserve">SBN</w:t>
+            </w:r>
+            <w:r>
+              <w:t xml:space="preserve"> </w:t>
+            </w:r>
+            <w:r>
+              <w:t xml:space="preserve">155356</w:t>
             </w:r>
           </w:p>
           <w:p>
             <w:pPr>
-              <w:pStyle w:val="PleadingSingle"/>
+              <w:spacing w:before="0" w:after="0" w:line="240" w:lineRule="exact"/>
+              <w:ind w:left="0" w:firstLine="0"/>
+              <w:jc w:val="left"/>
             </w:pPr>
             <w:r>
-              <w:t xml:space="preserve">[admitted in main case pro hac vice]</w:t>
+              <w:rPr>
+                <w:i/>
+                <w:iCs/>
+              </w:rPr>
+              <w:t xml:space="preserve">[admitted</w:t>
+            </w:r>
+            <w:r>
+              <w:rPr>
+                <w:i/>
+                <w:iCs/>
+              </w:rPr>
+              <w:t xml:space="preserve"> </w:t>
+            </w:r>
+            <w:r>
+              <w:rPr>
+                <w:i/>
+                <w:iCs/>
+              </w:rPr>
+              <w:t xml:space="preserve">in</w:t>
+            </w:r>
+            <w:r>
+              <w:rPr>
+                <w:i/>
+                <w:iCs/>
+              </w:rPr>
+              <w:t xml:space="preserve"> </w:t>
+            </w:r>
+            <w:r>
+              <w:rPr>
+                <w:i/>
+                <w:iCs/>
+              </w:rPr>
+              <w:t xml:space="preserve">main</w:t>
+            </w:r>
+            <w:r>
+              <w:rPr>
+                <w:i/>
+                <w:iCs/>
+              </w:rPr>
+              <w:t xml:space="preserve"> </w:t>
+            </w:r>
+            <w:r>
+              <w:rPr>
+                <w:i/>
+                <w:iCs/>
+              </w:rPr>
+              <w:t xml:space="preserve">case</w:t>
+            </w:r>
+            <w:r>
+              <w:rPr>
+                <w:i/>
+                <w:iCs/>
+              </w:rPr>
+              <w:t xml:space="preserve"> </w:t>
+            </w:r>
+            <w:r>
+              <w:rPr>
+                <w:i/>
+                <w:iCs/>
+              </w:rPr>
+              <w:t xml:space="preserve">pro</w:t>
+            </w:r>
+            <w:r>
+              <w:rPr>
+                <w:i/>
+                <w:iCs/>
+              </w:rPr>
+              <w:t xml:space="preserve"> </w:t>
+            </w:r>
+            <w:r>
+              <w:rPr>
+                <w:i/>
+                <w:iCs/>
+              </w:rPr>
+              <w:t xml:space="preserve">hac</w:t>
+            </w:r>
+            <w:r>
+              <w:rPr>
+                <w:i/>
+                <w:iCs/>
+              </w:rPr>
+              <w:t xml:space="preserve"> </w:t>
+            </w:r>
+            <w:r>
+              <w:rPr>
+                <w:i/>
+                <w:iCs/>
+              </w:rPr>
+              <w:t xml:space="preserve">vice]</w:t>
             </w:r>
           </w:p>
           <w:p>
             <w:pPr>
-              <w:pStyle w:val="PleadingSingle"/>
+              <w:spacing w:before="0" w:after="0" w:line="240" w:lineRule="exact"/>
+              <w:ind w:left="0" w:firstLine="0"/>
+              <w:jc w:val="left"/>
             </w:pPr>
             <w:r>
-              <w:t xml:space="preserve">2818 La Cienega Avenue</w:t>
+              <w:t xml:space="preserve">2818</w:t>
+            </w:r>
+            <w:r>
+              <w:t xml:space="preserve"> </w:t>
+            </w:r>
+            <w:r>
+              <w:t xml:space="preserve">La</w:t>
+            </w:r>
+            <w:r>
+              <w:t xml:space="preserve"> </w:t>
+            </w:r>
+            <w:r>
+              <w:t xml:space="preserve">Cienega</w:t>
+            </w:r>
+            <w:r>
+              <w:t xml:space="preserve"> </w:t>
+            </w:r>
+            <w:r>
+              <w:t xml:space="preserve">Avenue</w:t>
             </w:r>
           </w:p>
           <w:p>
             <w:pPr>
-              <w:pStyle w:val="PleadingSingle"/>
+              <w:spacing w:before="0" w:after="0" w:line="240" w:lineRule="exact"/>
+              <w:ind w:left="0" w:firstLine="0"/>
+              <w:jc w:val="left"/>
             </w:pPr>
             <w:r>
-              <w:t xml:space="preserve">Los Angeles, CA 90034</w:t>
+              <w:t xml:space="preserve">Los</w:t>
+            </w:r>
+            <w:r>
+              <w:t xml:space="preserve"> </w:t>
+            </w:r>
+            <w:r>
+              <w:t xml:space="preserve">Angeles,</w:t>
+            </w:r>
+            <w:r>
+              <w:t xml:space="preserve"> </w:t>
+            </w:r>
+            <w:r>
+              <w:t xml:space="preserve">CA</w:t>
+            </w:r>
+            <w:r>
+              <w:t xml:space="preserve"> </w:t>
+            </w:r>
+            <w:r>
+              <w:t xml:space="preserve">90034</w:t>
             </w:r>
           </w:p>
           <w:p>
             <w:pPr>
-              <w:pStyle w:val="PleadingSingle"/>
+              <w:spacing w:before="0" w:after="0" w:line="240" w:lineRule="exact"/>
+              <w:ind w:left="0" w:firstLine="0"/>
+              <w:jc w:val="left"/>
             </w:pPr>
             <w:r>
-              <w:t xml:space="preserve">(310) 229-1234</w:t>
+              <w:t xml:space="preserve">(310)</w:t>
+            </w:r>
+            <w:r>
+              <w:t xml:space="preserve"> </w:t>
+            </w:r>
+            <w:r>
+              <w:t xml:space="preserve">229</w:t>
+              <w:noBreakHyphen/>
+              <w:t xml:space="preserve">1234</w:t>
             </w:r>
           </w:p>
           <w:p>
             <w:pPr>
-              <w:pStyle w:val="PleadingSingle"/>
+              <w:spacing w:before="0" w:after="0" w:line="240" w:lineRule="exact"/>
+              <w:ind w:left="0" w:firstLine="0"/>
+              <w:jc w:val="left"/>
             </w:pPr>
             <w:r>
               <w:t xml:space="preserve">ehk@lnbyg.com</w:t>
@@ -83,87 +297,395 @@
           </w:p>
           <w:p>
             <w:pPr>
-              <w:pStyle w:val="PleadingSingle"/>
+              <w:spacing w:before="240" w:after="0" w:line="240" w:lineRule="exact"/>
+              <w:ind w:left="0" w:firstLine="0"/>
+              <w:jc w:val="left"/>
             </w:pPr>
             <w:r>
-              <w:t xml:space="preserve"/>
+              <w:t xml:space="preserve">POLSINELLI</w:t>
+            </w:r>
+            <w:r>
+              <w:t xml:space="preserve"> </w:t>
+            </w:r>
+            <w:r>
+              <w:t xml:space="preserve">PC</w:t>
             </w:r>
           </w:p>
           <w:p>
             <w:pPr>
-              <w:pStyle w:val="PleadingSingle"/>
+              <w:spacing w:before="0" w:after="0" w:line="240" w:lineRule="exact"/>
+              <w:ind w:left="0" w:firstLine="0"/>
+              <w:jc w:val="left"/>
             </w:pPr>
             <w:r>
-              <w:t xml:space="preserve">POLSINELLI PC</w:t>
+              <w:t xml:space="preserve">Jane</w:t>
+            </w:r>
+            <w:r>
+              <w:t xml:space="preserve"> </w:t>
+            </w:r>
+            <w:r>
+              <w:t xml:space="preserve">Pearson,</w:t>
+            </w:r>
+            <w:r>
+              <w:t xml:space="preserve"> </w:t>
+            </w:r>
+            <w:r>
+              <w:t xml:space="preserve">WSBA</w:t>
+            </w:r>
+            <w:r>
+              <w:t xml:space="preserve"> </w:t>
+            </w:r>
+            <w:r>
+              <w:t xml:space="preserve">#12785</w:t>
             </w:r>
           </w:p>
           <w:p>
             <w:pPr>
-              <w:pStyle w:val="PleadingSingle"/>
+              <w:spacing w:before="0" w:after="0" w:line="240" w:lineRule="exact"/>
+              <w:ind w:left="0" w:firstLine="0"/>
+              <w:jc w:val="left"/>
             </w:pPr>
             <w:r>
-              <w:t xml:space="preserve">Jane Pearson, WSBA #12785</w:t>
+              <w:t xml:space="preserve">1000</w:t>
+            </w:r>
+            <w:r>
+              <w:t xml:space="preserve"> </w:t>
+            </w:r>
+            <w:r>
+              <w:t xml:space="preserve">Second</w:t>
+            </w:r>
+            <w:r>
+              <w:t xml:space="preserve"> </w:t>
+            </w:r>
+            <w:r>
+              <w:t xml:space="preserve">Avenue,</w:t>
+            </w:r>
+            <w:r>
+              <w:t xml:space="preserve"> </w:t>
+            </w:r>
+            <w:r>
+              <w:t xml:space="preserve">Suite</w:t>
+            </w:r>
+            <w:r>
+              <w:t xml:space="preserve"> </w:t>
+            </w:r>
+            <w:r>
+              <w:t xml:space="preserve">3500</w:t>
             </w:r>
           </w:p>
           <w:p>
             <w:pPr>
-              <w:pStyle w:val="PleadingSingle"/>
+              <w:spacing w:before="0" w:after="0" w:line="240" w:lineRule="exact"/>
+              <w:ind w:left="0" w:firstLine="0"/>
+              <w:jc w:val="left"/>
             </w:pPr>
             <w:r>
-              <w:t xml:space="preserve">1000 Second Avenue, Suite 3500</w:t>
+              <w:t xml:space="preserve">Seattle,</w:t>
+            </w:r>
+            <w:r>
+              <w:t xml:space="preserve"> </w:t>
+            </w:r>
+            <w:r>
+              <w:t xml:space="preserve">WA</w:t>
+            </w:r>
+            <w:r>
+              <w:t xml:space="preserve"> </w:t>
+            </w:r>
+            <w:r>
+              <w:t xml:space="preserve">98104</w:t>
             </w:r>
           </w:p>
           <w:p>
             <w:pPr>
-              <w:pStyle w:val="PleadingSingle"/>
+              <w:spacing w:before="0" w:after="0" w:line="240" w:lineRule="exact"/>
+              <w:ind w:left="0" w:firstLine="0"/>
+              <w:jc w:val="left"/>
             </w:pPr>
             <w:r>
-              <w:t xml:space="preserve">Seattle, WA 98104</w:t>
+              <w:t xml:space="preserve">(206)</w:t>
+            </w:r>
+            <w:r>
+              <w:t xml:space="preserve"> </w:t>
+            </w:r>
+            <w:r>
+              <w:t xml:space="preserve">393</w:t>
+              <w:noBreakHyphen/>
+              <w:t xml:space="preserve">5415</w:t>
             </w:r>
           </w:p>
           <w:p>
             <w:pPr>
-              <w:pStyle w:val="PleadingSingle"/>
+              <w:spacing w:before="0" w:after="0" w:line="240" w:lineRule="exact"/>
+              <w:ind w:left="0" w:firstLine="0"/>
+              <w:jc w:val="left"/>
             </w:pPr>
             <w:r>
-              <w:t xml:space="preserve">(206) 393-5415</w:t>
+              <w:t xml:space="preserve">jane.pearson@polsinelli.com</w:t>
             </w:r>
           </w:p>
           <w:p>
             <w:pPr>
-              <w:pStyle w:val="PleadingSingle"/>
+              <w:spacing w:before="0" w:after="0" w:line="240" w:lineRule="exact"/>
+              <w:ind w:left="0" w:firstLine="0"/>
+              <w:jc w:val="left"/>
             </w:pPr>
             <w:r>
-              <w:t xml:space="preserve">jane.pearson@polsinelli.com</w:t>
-            </w:r>
-          </w:p>
-          <w:p>
-            <w:pPr>
-              <w:pStyle w:val="PleadingSingle"/>
-            </w:pPr>
-            <w:r>
-              <w:t xml:space="preserve">Conflicts Counsel for Harbor Custom Development, Inc., Belfair Apartments, LLC and Pacific Ridge CMS, LLC</w:t>
+              <w:rPr>
+                <w:i/>
+                <w:iCs/>
+              </w:rPr>
+              <w:t xml:space="preserve">Conflicts</w:t>
+            </w:r>
+            <w:r>
+              <w:rPr>
+                <w:i/>
+                <w:iCs/>
+              </w:rPr>
+              <w:t xml:space="preserve"> </w:t>
+            </w:r>
+            <w:r>
+              <w:rPr>
+                <w:i/>
+                <w:iCs/>
+              </w:rPr>
+              <w:t xml:space="preserve">Counsel</w:t>
+            </w:r>
+            <w:r>
+              <w:rPr>
+                <w:i/>
+                <w:iCs/>
+              </w:rPr>
+              <w:t xml:space="preserve"> </w:t>
+            </w:r>
+            <w:r>
+              <w:rPr>
+                <w:i/>
+                <w:iCs/>
+              </w:rPr>
+              <w:t xml:space="preserve">for</w:t>
+            </w:r>
+            <w:r>
+              <w:rPr>
+                <w:i/>
+                <w:iCs/>
+              </w:rPr>
+              <w:t xml:space="preserve"> </w:t>
+            </w:r>
+            <w:r>
+              <w:rPr>
+                <w:i/>
+                <w:iCs/>
+              </w:rPr>
+              <w:t xml:space="preserve">Harbor</w:t>
+            </w:r>
+            <w:r>
+              <w:rPr>
+                <w:i/>
+                <w:iCs/>
+              </w:rPr>
+              <w:t xml:space="preserve"> </w:t>
+            </w:r>
+            <w:r>
+              <w:rPr>
+                <w:i/>
+                <w:iCs/>
+              </w:rPr>
+              <w:t xml:space="preserve">Custom</w:t>
+            </w:r>
+            <w:r>
+              <w:rPr>
+                <w:i/>
+                <w:iCs/>
+              </w:rPr>
+              <w:t xml:space="preserve"> </w:t>
+            </w:r>
+            <w:r>
+              <w:rPr>
+                <w:i/>
+                <w:iCs/>
+              </w:rPr>
+              <w:t xml:space="preserve">Development,</w:t>
+            </w:r>
+            <w:r>
+              <w:rPr>
+                <w:i/>
+                <w:iCs/>
+              </w:rPr>
+              <w:t xml:space="preserve"> </w:t>
+            </w:r>
+            <w:r>
+              <w:rPr>
+                <w:i/>
+                <w:iCs/>
+              </w:rPr>
+              <w:t xml:space="preserve">Inc.,</w:t>
+            </w:r>
+            <w:r>
+              <w:rPr>
+                <w:i/>
+                <w:iCs/>
+              </w:rPr>
+              <w:t xml:space="preserve"> </w:t>
+            </w:r>
+            <w:r>
+              <w:rPr>
+                <w:i/>
+                <w:iCs/>
+              </w:rPr>
+              <w:t xml:space="preserve">Belfair</w:t>
+            </w:r>
+            <w:r>
+              <w:rPr>
+                <w:i/>
+                <w:iCs/>
+              </w:rPr>
+              <w:t xml:space="preserve"> </w:t>
+            </w:r>
+            <w:r>
+              <w:rPr>
+                <w:i/>
+                <w:iCs/>
+              </w:rPr>
+              <w:t xml:space="preserve">Apartments,</w:t>
+            </w:r>
+            <w:r>
+              <w:rPr>
+                <w:i/>
+                <w:iCs/>
+              </w:rPr>
+              <w:t xml:space="preserve"> </w:t>
+            </w:r>
+            <w:r>
+              <w:rPr>
+                <w:i/>
+                <w:iCs/>
+              </w:rPr>
+              <w:t xml:space="preserve">LLC</w:t>
+            </w:r>
+            <w:r>
+              <w:rPr>
+                <w:i/>
+                <w:iCs/>
+              </w:rPr>
+              <w:t xml:space="preserve"> </w:t>
+            </w:r>
+            <w:r>
+              <w:rPr>
+                <w:i/>
+                <w:iCs/>
+              </w:rPr>
+              <w:t xml:space="preserve">and</w:t>
+            </w:r>
+            <w:r>
+              <w:rPr>
+                <w:i/>
+                <w:iCs/>
+              </w:rPr>
+              <w:t xml:space="preserve"> </w:t>
+            </w:r>
+            <w:r>
+              <w:rPr>
+                <w:i/>
+                <w:iCs/>
+              </w:rPr>
+              <w:t xml:space="preserve">Pacific</w:t>
+            </w:r>
+            <w:r>
+              <w:rPr>
+                <w:i/>
+                <w:iCs/>
+              </w:rPr>
+              <w:t xml:space="preserve"> </w:t>
+            </w:r>
+            <w:r>
+              <w:rPr>
+                <w:i/>
+                <w:iCs/>
+              </w:rPr>
+              <w:t xml:space="preserve">Ridge</w:t>
+            </w:r>
+            <w:r>
+              <w:rPr>
+                <w:i/>
+                <w:iCs/>
+              </w:rPr>
+              <w:t xml:space="preserve"> </w:t>
+            </w:r>
+            <w:r>
+              <w:rPr>
+                <w:i/>
+                <w:iCs/>
+              </w:rPr>
+              <w:t xml:space="preserve">CMS,</w:t>
+            </w:r>
+            <w:r>
+              <w:rPr>
+                <w:i/>
+                <w:iCs/>
+              </w:rPr>
+              <w:t xml:space="preserve"> </w:t>
+            </w:r>
+            <w:r>
+              <w:rPr>
+                <w:i/>
+                <w:iCs/>
+              </w:rPr>
+              <w:t xml:space="preserve">LLC</w:t>
             </w:r>
           </w:p>
         </w:tc>
         <w:tc>
           <w:tcPr>
-            <w:tcW w:w="3384" w:type="dxa"/>
+            <w:tcW w:w="3744" w:type="dxa"/>
           </w:tcPr>
           <w:p>
             <w:pPr>
-              <w:pStyle w:val="PleadingRight"/>
+              <w:spacing w:before="192" w:after="0" w:line="240" w:lineRule="exact"/>
+              <w:ind w:left="0" w:firstLine="0"/>
+              <w:jc w:val="right"/>
             </w:pPr>
             <w:r>
-              <w:t xml:space="preserve">The Honorable Mary Jo Heston</w:t>
+              <w:t xml:space="preserve">The</w:t>
+            </w:r>
+            <w:r>
+              <w:t xml:space="preserve"> </w:t>
+            </w:r>
+            <w:r>
+              <w:t xml:space="preserve">Honorable</w:t>
+            </w:r>
+            <w:r>
+              <w:t xml:space="preserve"> </w:t>
+            </w:r>
+            <w:r>
+              <w:t xml:space="preserve">Mary</w:t>
+            </w:r>
+            <w:r>
+              <w:t xml:space="preserve"> </w:t>
+            </w:r>
+            <w:r>
+              <w:t xml:space="preserve">Jo</w:t>
+            </w:r>
+            <w:r>
+              <w:t xml:space="preserve"> </w:t>
+            </w:r>
+            <w:r>
+              <w:t xml:space="preserve">Heston</w:t>
             </w:r>
           </w:p>
           <w:p>
             <w:pPr>
-              <w:pStyle w:val="PleadingRight"/>
+              <w:spacing w:before="0" w:after="0" w:line="240" w:lineRule="exact"/>
+              <w:ind w:left="0" w:firstLine="0"/>
+              <w:jc w:val="right"/>
             </w:pPr>
             <w:r>
-              <w:t xml:space="preserve">Chapter 11</w:t>
+              <w:t xml:space="preserve">Chapter</w:t>
+            </w:r>
+            <w:r>
+              <w:t xml:space="preserve"> </w:t>
+            </w:r>
+            <w:r>
+              <w:t xml:space="preserve">11</w:t>
             </w:r>
           </w:p>
         </w:tc>
@@ -171,12 +693,9 @@
     </w:tbl>
     <w:p>
       <w:pPr>
-        <w:spacing w:before="0" w:after="0" w:line="480" w:lineRule="exact"/>
-      </w:pPr>
-    </w:p>
-    <w:p>
-      <w:pPr>
-        <w:pStyle w:val="PleadingCentered"/>
+        <w:spacing w:before="528" w:after="0" w:line="480" w:lineRule="exact"/>
+        <w:ind w:left="0" w:firstLine="0"/>
+        <w:jc w:val="center"/>
       </w:pPr>
       <w:r>
         <w:rPr>
@@ -188,7 +707,9 @@
     </w:p>
     <w:p>
       <w:pPr>
-        <w:pStyle w:val="PleadingCentered"/>
+        <w:spacing w:before="0" w:after="0" w:line="480" w:lineRule="exact"/>
+        <w:ind w:left="0" w:firstLine="0"/>
+        <w:jc w:val="center"/>
       </w:pPr>
       <w:r>
         <w:rPr>
@@ -200,7 +721,9 @@
     </w:p>
     <w:p>
       <w:pPr>
-        <w:pStyle w:val="PleadingCentered"/>
+        <w:spacing w:before="0" w:after="0" w:line="480" w:lineRule="exact"/>
+        <w:ind w:left="0" w:firstLine="0"/>
+        <w:jc w:val="center"/>
       </w:pPr>
       <w:r>
         <w:rPr>
@@ -217,18 +740,20 @@
     </w:p>
     <w:tbl>
       <w:tblPr>
-        <w:tblW w:w="9000" w:type="dxa"/>
+        <w:tblW w:w="8640" w:type="dxa"/>
         <w:tblLayout w:type="fixed"/>
         <w:tblCellMar>
+          <w:top w:w="0" w:type="dxa"/>
           <w:left w:w="0" w:type="dxa"/>
+          <w:bottom w:w="0" w:type="dxa"/>
           <w:right w:w="0" w:type="dxa"/>
         </w:tblCellMar>
-        <w:tblLook w:val="0000" w:firstRow="0" w:lastRow="0" w:firstColumn="0" w:lastColumn="0" w:noHBand="1" w:noVBand="1"/>
+        <w:tblLook w:val="0000" w:firstRow="0" w:lastRow="0" w:firstColumn="0" w:lastColumn="0" w:noHBand="0" w:noVBand="0"/>
       </w:tblPr>
       <w:tblGrid>
-        <w:gridCol w:w="4608"/>
+        <w:gridCol w:w="4320"/>
         <w:gridCol w:w="288"/>
-        <w:gridCol w:w="4104"/>
+        <w:gridCol w:w="4032"/>
       </w:tblGrid>
       <w:tr>
         <w:trPr>
@@ -236,127 +761,408 @@
         </w:trPr>
         <w:tc>
           <w:tcPr>
-            <w:tcW w:w="4608" w:type="dxa"/>
+            <w:tcW w:w="4320" w:type="dxa"/>
             <w:tcBorders>
+              <w:bottom w:val="single" w:sz="6" w:space="0" w:color="000000"/>
               <w:right w:val="single" w:sz="6" w:space="0" w:color="000000"/>
-              <w:bottom w:val="single" w:sz="6" w:space="0" w:color="000000"/>
             </w:tcBorders>
             <w:tcMar>
+              <w:bottom w:w="225" w:type="dxa"/>
               <w:right w:w="200" w:type="dxa"/>
             </w:tcMar>
           </w:tcPr>
           <w:p>
             <w:pPr>
-              <w:pStyle w:val="PleadingSingle"/>
+              <w:spacing w:before="192" w:after="0" w:line="240" w:lineRule="exact"/>
+              <w:ind w:left="0" w:firstLine="0"/>
+              <w:jc w:val="left"/>
             </w:pPr>
             <w:r>
-              <w:t xml:space="preserve">In re:</w:t>
+              <w:t xml:space="preserve">In</w:t>
+            </w:r>
+            <w:r>
+              <w:t xml:space="preserve"> </w:t>
+            </w:r>
+            <w:r>
+              <w:t xml:space="preserve">re:</w:t>
             </w:r>
           </w:p>
           <w:p>
             <w:pPr>
-              <w:pStyle w:val="PleadingSingle"/>
+              <w:spacing w:before="0" w:after="0" w:line="240" w:lineRule="exact"/>
+              <w:ind w:left="0" w:firstLine="0"/>
+              <w:jc w:val="left"/>
             </w:pPr>
             <w:r>
-              <w:t xml:space="preserve">HARBOR CUSTOM DEVELOPMENT, INC., et al.,</w:t>
+              <w:t xml:space="preserve">HARBOR</w:t>
+            </w:r>
+            <w:r>
+              <w:t xml:space="preserve"> </w:t>
+            </w:r>
+            <w:r>
+              <w:t xml:space="preserve">CUSTOM</w:t>
+            </w:r>
+            <w:r>
+              <w:t xml:space="preserve"> </w:t>
+            </w:r>
+            <w:r>
+              <w:t xml:space="preserve">DEVELOPMENT,</w:t>
+            </w:r>
+            <w:r>
+              <w:t xml:space="preserve"> </w:t>
+            </w:r>
+            <w:r>
+              <w:t xml:space="preserve">INC.,</w:t>
+            </w:r>
+            <w:r>
+              <w:t xml:space="preserve"> </w:t>
+            </w:r>
+            <w:r>
+              <w:rPr>
+                <w:i/>
+                <w:iCs/>
+              </w:rPr>
+              <w:t xml:space="preserve">et</w:t>
+            </w:r>
+            <w:r>
+              <w:rPr>
+                <w:i/>
+                <w:iCs/>
+              </w:rPr>
+              <w:t xml:space="preserve"> </w:t>
+            </w:r>
+            <w:r>
+              <w:rPr>
+                <w:i/>
+                <w:iCs/>
+              </w:rPr>
+              <w:t xml:space="preserve">al.</w:t>
+            </w:r>
+            <w:r>
+              <w:t xml:space="preserve">,</w:t>
             </w:r>
           </w:p>
           <w:p>
             <w:pPr>
-              <w:pStyle w:val="PleadingSingle"/>
+              <w:spacing w:before="0" w:after="0" w:line="240" w:lineRule="exact"/>
+              <w:ind w:left="0" w:firstLine="0"/>
+              <w:jc w:val="left"/>
             </w:pPr>
             <w:r>
-              <w:t xml:space="preserve">Case No. 23-42180-MJH</w:t>
+              <w:t xml:space="preserve">Case</w:t>
+            </w:r>
+            <w:r>
+              <w:t xml:space="preserve"> </w:t>
+            </w:r>
+            <w:r>
+              <w:t xml:space="preserve">No.</w:t>
+            </w:r>
+            <w:r>
+              <w:t xml:space="preserve"> </w:t>
+            </w:r>
+            <w:r>
+              <w:t xml:space="preserve">23</w:t>
+              <w:noBreakHyphen/>
+              <w:t xml:space="preserve">42180-MJH</w:t>
             </w:r>
           </w:p>
           <w:p>
             <w:pPr>
-              <w:pStyle w:val="PleadingSingle"/>
+              <w:spacing w:before="0" w:after="0" w:line="240" w:lineRule="exact"/>
+              <w:ind w:left="0" w:firstLine="0"/>
+              <w:jc w:val="left"/>
             </w:pPr>
             <w:r>
-              <w:t xml:space="preserve">(Jointly Administered)</w:t>
+              <w:t xml:space="preserve">(Jointly</w:t>
+            </w:r>
+            <w:r>
+              <w:t xml:space="preserve"> </w:t>
+            </w:r>
+            <w:r>
+              <w:t xml:space="preserve">Administered)</w:t>
             </w:r>
           </w:p>
           <w:p>
             <w:pPr>
-              <w:pStyle w:val="PleadingSingle"/>
+              <w:spacing w:before="240" w:after="0" w:line="240" w:lineRule="exact"/>
+              <w:ind w:left="0" w:firstLine="0"/>
+              <w:jc w:val="left"/>
             </w:pPr>
+            <w:r>
+              <w:t xml:space="preserve">HARBOR</w:t>
+            </w:r>
+            <w:r>
+              <w:t xml:space="preserve"> </w:t>
+            </w:r>
+            <w:r>
+              <w:t xml:space="preserve">CUSTOM</w:t>
+            </w:r>
+            <w:r>
+              <w:t xml:space="preserve"> </w:t>
+            </w:r>
+            <w:r>
+              <w:t xml:space="preserve">DEVELOPMENT,</w:t>
+            </w:r>
+            <w:r>
+              <w:t xml:space="preserve"> </w:t>
+            </w:r>
+            <w:r>
+              <w:t xml:space="preserve">INC.;</w:t>
+            </w:r>
           </w:p>
           <w:p>
             <w:pPr>
-              <w:pStyle w:val="PleadingSingle"/>
+              <w:spacing w:before="0" w:after="0" w:line="240" w:lineRule="exact"/>
+              <w:ind w:left="0" w:firstLine="0"/>
+              <w:jc w:val="left"/>
             </w:pPr>
             <w:r>
-              <w:t xml:space="preserve">HARBOR CUSTOM DEVELOPMENT, INC.;</w:t>
+              <w:t xml:space="preserve">BELFAIR</w:t>
+            </w:r>
+            <w:r>
+              <w:t xml:space="preserve"> </w:t>
+            </w:r>
+            <w:r>
+              <w:t xml:space="preserve">APARTMENTS,</w:t>
+            </w:r>
+            <w:r>
+              <w:t xml:space="preserve"> </w:t>
+            </w:r>
+            <w:r>
+              <w:t xml:space="preserve">LLC;</w:t>
+            </w:r>
+            <w:r>
+              <w:t xml:space="preserve"> </w:t>
+            </w:r>
+            <w:r>
+              <w:t xml:space="preserve">and</w:t>
+            </w:r>
+            <w:r>
+              <w:t xml:space="preserve"> </w:t>
+            </w:r>
+            <w:r>
+              <w:t xml:space="preserve">PACIFIC</w:t>
             </w:r>
           </w:p>
           <w:p>
             <w:pPr>
-              <w:pStyle w:val="PleadingSingle"/>
+              <w:spacing w:before="0" w:after="0" w:line="240" w:lineRule="exact"/>
+              <w:ind w:left="0" w:firstLine="0"/>
+              <w:jc w:val="left"/>
             </w:pPr>
             <w:r>
-              <w:t xml:space="preserve">BELFAIR APARTMENTS, LLC; and PACIFIC</w:t>
+              <w:t xml:space="preserve">RIDGE</w:t>
+            </w:r>
+            <w:r>
+              <w:t xml:space="preserve"> </w:t>
+            </w:r>
+            <w:r>
+              <w:t xml:space="preserve">CMS,</w:t>
+            </w:r>
+            <w:r>
+              <w:t xml:space="preserve"> </w:t>
+            </w:r>
+            <w:r>
+              <w:t xml:space="preserve">LLC,</w:t>
             </w:r>
           </w:p>
           <w:p>
             <w:pPr>
-              <w:pStyle w:val="PleadingSingle"/>
+              <w:spacing w:before="0" w:after="0" w:line="240" w:lineRule="exact"/>
+              <w:ind w:left="0" w:firstLine="0"/>
+              <w:jc w:val="left"/>
             </w:pPr>
             <w:r>
-              <w:t xml:space="preserve">RIDGE CMS, LLC,</w:t>
+              <w:t xml:space="preserve">Plaintiffs,</w:t>
             </w:r>
           </w:p>
           <w:p>
             <w:pPr>
-              <w:pStyle w:val="PleadingSingle"/>
+              <w:spacing w:before="0" w:after="0" w:line="240" w:lineRule="exact"/>
+              <w:ind w:left="0" w:firstLine="0"/>
+              <w:jc w:val="left"/>
             </w:pPr>
             <w:r>
-              <w:t xml:space="preserve">Plaintiffs,</w:t>
+              <w:t xml:space="preserve">v.</w:t>
             </w:r>
           </w:p>
           <w:p>
             <w:pPr>
-              <w:pStyle w:val="PleadingSingle"/>
+              <w:spacing w:before="0" w:after="0" w:line="240" w:lineRule="exact"/>
+              <w:ind w:left="0" w:firstLine="0"/>
+              <w:jc w:val="left"/>
             </w:pPr>
             <w:r>
-              <w:t xml:space="preserve">v.</w:t>
+              <w:t xml:space="preserve">SOUND</w:t>
+            </w:r>
+            <w:r>
+              <w:t xml:space="preserve"> </w:t>
+            </w:r>
+            <w:r>
+              <w:t xml:space="preserve">CAPITAL</w:t>
+            </w:r>
+            <w:r>
+              <w:t xml:space="preserve"> </w:t>
+            </w:r>
+            <w:r>
+              <w:t xml:space="preserve">CONSTRUCTION</w:t>
+            </w:r>
+            <w:r>
+              <w:t xml:space="preserve"> </w:t>
+            </w:r>
+            <w:r>
+              <w:t xml:space="preserve">FUND,</w:t>
+            </w:r>
+            <w:r>
+              <w:t xml:space="preserve"> </w:t>
+            </w:r>
+            <w:r>
+              <w:t xml:space="preserve">LLC;</w:t>
             </w:r>
           </w:p>
           <w:p>
             <w:pPr>
-              <w:pStyle w:val="PleadingSingle"/>
+              <w:spacing w:before="0" w:after="0" w:line="240" w:lineRule="exact"/>
+              <w:ind w:left="0" w:firstLine="0"/>
+              <w:jc w:val="left"/>
             </w:pPr>
             <w:r>
-              <w:t xml:space="preserve">SOUND CAPITAL CONSTRUCTION FUND, LLC;</w:t>
+              <w:t xml:space="preserve">SOUND</w:t>
+            </w:r>
+            <w:r>
+              <w:t xml:space="preserve"> </w:t>
+            </w:r>
+            <w:r>
+              <w:t xml:space="preserve">EQUITY</w:t>
+            </w:r>
+            <w:r>
+              <w:t xml:space="preserve"> </w:t>
+            </w:r>
+            <w:r>
+              <w:t xml:space="preserve">HIGH</w:t>
+            </w:r>
+            <w:r>
+              <w:t xml:space="preserve"> </w:t>
+            </w:r>
+            <w:r>
+              <w:t xml:space="preserve">INCOME</w:t>
+            </w:r>
+            <w:r>
+              <w:t xml:space="preserve"> </w:t>
+            </w:r>
+            <w:r>
+              <w:t xml:space="preserve">DEBT</w:t>
+            </w:r>
+            <w:r>
+              <w:t xml:space="preserve"> </w:t>
+            </w:r>
+            <w:r>
+              <w:t xml:space="preserve">FUND,</w:t>
+            </w:r>
+            <w:r>
+              <w:t xml:space="preserve"> </w:t>
+            </w:r>
+            <w:r>
+              <w:t xml:space="preserve">LLC;</w:t>
             </w:r>
           </w:p>
           <w:p>
             <w:pPr>
-              <w:pStyle w:val="PleadingSingle"/>
+              <w:spacing w:before="0" w:after="0" w:line="240" w:lineRule="exact"/>
+              <w:ind w:left="0" w:firstLine="0"/>
+              <w:jc w:val="left"/>
             </w:pPr>
             <w:r>
-              <w:t xml:space="preserve">SOUND EQUITY HIGH INCOME DEBT FUND, LLC;</w:t>
+              <w:t xml:space="preserve">SOUND</w:t>
+            </w:r>
+            <w:r>
+              <w:t xml:space="preserve"> </w:t>
+            </w:r>
+            <w:r>
+              <w:t xml:space="preserve">CAPITAL</w:t>
+            </w:r>
+            <w:r>
+              <w:t xml:space="preserve"> </w:t>
+            </w:r>
+            <w:r>
+              <w:t xml:space="preserve">LOANS,</w:t>
+            </w:r>
+            <w:r>
+              <w:t xml:space="preserve"> </w:t>
+            </w:r>
+            <w:r>
+              <w:t xml:space="preserve">LLC;</w:t>
+            </w:r>
+            <w:r>
+              <w:t xml:space="preserve"> </w:t>
+            </w:r>
+            <w:r>
+              <w:t xml:space="preserve">ATHENE</w:t>
+            </w:r>
+            <w:r>
+              <w:t xml:space="preserve"> </w:t>
+            </w:r>
+            <w:r>
+              <w:t xml:space="preserve">ANNUITY</w:t>
             </w:r>
           </w:p>
           <w:p>
             <w:pPr>
-              <w:pStyle w:val="PleadingSingle"/>
+              <w:spacing w:before="0" w:after="0" w:line="240" w:lineRule="exact"/>
+              <w:ind w:left="0" w:firstLine="0"/>
+              <w:jc w:val="left"/>
             </w:pPr>
             <w:r>
-              <w:t xml:space="preserve">SOUND CAPITAL LOANS, LLC; ATHENE ANNUITY</w:t>
+              <w:t xml:space="preserve">AND</w:t>
+            </w:r>
+            <w:r>
+              <w:t xml:space="preserve"> </w:t>
+            </w:r>
+            <w:r>
+              <w:t xml:space="preserve">LIFE</w:t>
+            </w:r>
+            <w:r>
+              <w:t xml:space="preserve"> </w:t>
+            </w:r>
+            <w:r>
+              <w:t xml:space="preserve">COMPANY;</w:t>
+            </w:r>
+            <w:r>
+              <w:t xml:space="preserve"> </w:t>
+            </w:r>
+            <w:r>
+              <w:t xml:space="preserve">and</w:t>
+            </w:r>
+            <w:r>
+              <w:t xml:space="preserve"> </w:t>
+            </w:r>
+            <w:r>
+              <w:t xml:space="preserve">DOES</w:t>
+            </w:r>
+            <w:r>
+              <w:t xml:space="preserve"> </w:t>
+            </w:r>
+            <w:r>
+              <w:t xml:space="preserve">I</w:t>
+            </w:r>
+            <w:r>
+              <w:t xml:space="preserve"> </w:t>
+            </w:r>
+            <w:r>
+              <w:t xml:space="preserve">THROUGH</w:t>
+            </w:r>
+            <w:r>
+              <w:t xml:space="preserve"> </w:t>
+            </w:r>
+            <w:r>
+              <w:t xml:space="preserve">X,</w:t>
             </w:r>
           </w:p>
           <w:p>
             <w:pPr>
-              <w:pStyle w:val="PleadingSingle"/>
-            </w:pPr>
-            <w:r>
-              <w:t xml:space="preserve">AND LIFE COMPANY; and DOES I THROUGH X,</w:t>
-            </w:r>
-          </w:p>
-          <w:p>
-            <w:pPr>
-              <w:pStyle w:val="PleadingSingle"/>
+              <w:spacing w:before="0" w:after="0" w:line="240" w:lineRule="exact"/>
+              <w:ind w:left="0" w:firstLine="0"/>
+              <w:jc w:val="left"/>
             </w:pPr>
             <w:r>
               <w:t xml:space="preserve">Defendants.</w:t>
@@ -367,38 +1173,536 @@
           <w:tcPr>
             <w:tcW w:w="288" w:type="dxa"/>
           </w:tcPr>
-          <w:p/>
+          <w:p>
+            <w:pPr>
+              <w:spacing w:before="0" w:after="0" w:line="240" w:lineRule="exact"/>
+              <w:ind w:left="0" w:firstLine="0"/>
+              <w:jc w:val="left"/>
+            </w:pPr>
+          </w:p>
         </w:tc>
         <w:tc>
           <w:tcPr>
-            <w:tcW w:w="4104" w:type="dxa"/>
+            <w:tcW w:w="4032" w:type="dxa"/>
             <w:tcMar>
               <w:left w:w="144" w:type="dxa"/>
+              <w:bottom w:w="225" w:type="dxa"/>
             </w:tcMar>
           </w:tcPr>
           <w:p>
             <w:pPr>
-              <w:pStyle w:val="PleadingSingle"/>
+              <w:spacing w:before="192" w:after="0" w:line="240" w:lineRule="exact"/>
+              <w:ind w:left="0" w:firstLine="0"/>
+              <w:jc w:val="left"/>
             </w:pPr>
             <w:r>
-              <w:t xml:space="preserve">Adversary No. 24-04037-MJH</w:t>
+              <w:t xml:space="preserve">Adversary No. 24</w:t>
+              <w:noBreakHyphen/>
+              <w:t xml:space="preserve">04037-MJH</w:t>
             </w:r>
           </w:p>
           <w:p>
             <w:pPr>
-              <w:spacing w:before="0" w:after="0" w:line="240" w:lineRule="exact"/>
-            </w:pPr>
-          </w:p>
-          <w:p>
-            <w:pPr>
-              <w:pStyle w:val="PleadingSingle"/>
+              <w:spacing w:before="240" w:after="0" w:line="240" w:lineRule="exact"/>
+              <w:ind w:left="0" w:firstLine="0"/>
+              <w:jc w:val="left"/>
             </w:pPr>
             <w:r>
               <w:rPr>
                 <w:b/>
                 <w:bCs/>
               </w:rPr>
-              <w:t xml:space="preserve">COMPLAINT (I) TO DETERMINE EXTENT AND VALIDITY OF LIENS, (II) OBJECTION TO CLAIMS, (III) EQUITABLE SUBORDINATION OF CLAIMS, (IV) SURCHARGE OF PROPERTY SECURING ALLOWED CLAIMS, (V) RECOVERY OF PAYMENTS MADE POSTPETITION, AND FOR (VI) DECLARATORY JUDGMENT</w:t>
+              <w:t xml:space="preserve">COMPLAINT</w:t>
+            </w:r>
+            <w:r>
+              <w:rPr>
+                <w:b/>
+                <w:bCs/>
+              </w:rPr>
+              <w:t xml:space="preserve"> </w:t>
+            </w:r>
+            <w:r>
+              <w:rPr>
+                <w:b/>
+                <w:bCs/>
+              </w:rPr>
+              <w:t xml:space="preserve">(I)</w:t>
+            </w:r>
+            <w:r>
+              <w:rPr>
+                <w:b/>
+                <w:bCs/>
+              </w:rPr>
+              <w:t xml:space="preserve"> </w:t>
+            </w:r>
+            <w:r>
+              <w:rPr>
+                <w:b/>
+                <w:bCs/>
+              </w:rPr>
+              <w:t xml:space="preserve">TO</w:t>
+            </w:r>
+            <w:r>
+              <w:rPr>
+                <w:b/>
+                <w:bCs/>
+              </w:rPr>
+              <w:t xml:space="preserve"> </w:t>
+            </w:r>
+            <w:r>
+              <w:rPr>
+                <w:b/>
+                <w:bCs/>
+              </w:rPr>
+              <w:t xml:space="preserve">DETERMINE</w:t>
+            </w:r>
+            <w:r>
+              <w:rPr>
+                <w:b/>
+                <w:bCs/>
+              </w:rPr>
+              <w:t xml:space="preserve"> </w:t>
+            </w:r>
+            <w:r>
+              <w:rPr>
+                <w:b/>
+                <w:bCs/>
+              </w:rPr>
+              <w:t xml:space="preserve">EXTENT</w:t>
+            </w:r>
+            <w:r>
+              <w:rPr>
+                <w:b/>
+                <w:bCs/>
+              </w:rPr>
+              <w:t xml:space="preserve"> </w:t>
+            </w:r>
+            <w:r>
+              <w:rPr>
+                <w:b/>
+                <w:bCs/>
+              </w:rPr>
+              <w:t xml:space="preserve">AND</w:t>
+            </w:r>
+            <w:r>
+              <w:rPr>
+                <w:b/>
+                <w:bCs/>
+              </w:rPr>
+              <w:t xml:space="preserve"> </w:t>
+            </w:r>
+            <w:r>
+              <w:rPr>
+                <w:b/>
+                <w:bCs/>
+              </w:rPr>
+              <w:t xml:space="preserve">VALIDITY</w:t>
+            </w:r>
+            <w:r>
+              <w:rPr>
+                <w:b/>
+                <w:bCs/>
+              </w:rPr>
+              <w:t xml:space="preserve"> </w:t>
+            </w:r>
+            <w:r>
+              <w:rPr>
+                <w:b/>
+                <w:bCs/>
+              </w:rPr>
+              <w:t xml:space="preserve">OF</w:t>
+            </w:r>
+            <w:r>
+              <w:rPr>
+                <w:b/>
+                <w:bCs/>
+              </w:rPr>
+              <w:t xml:space="preserve"> </w:t>
+            </w:r>
+            <w:r>
+              <w:rPr>
+                <w:b/>
+                <w:bCs/>
+              </w:rPr>
+              <w:t xml:space="preserve">LIENS,</w:t>
+            </w:r>
+            <w:r>
+              <w:rPr>
+                <w:b/>
+                <w:bCs/>
+              </w:rPr>
+              <w:t xml:space="preserve"> </w:t>
+            </w:r>
+            <w:r>
+              <w:rPr>
+                <w:b/>
+                <w:bCs/>
+              </w:rPr>
+              <w:t xml:space="preserve">(II)</w:t>
+            </w:r>
+            <w:r>
+              <w:rPr>
+                <w:b/>
+                <w:bCs/>
+              </w:rPr>
+              <w:t xml:space="preserve"> </w:t>
+            </w:r>
+            <w:r>
+              <w:rPr>
+                <w:b/>
+                <w:bCs/>
+              </w:rPr>
+              <w:t xml:space="preserve">OBJECTION</w:t>
+            </w:r>
+            <w:r>
+              <w:rPr>
+                <w:b/>
+                <w:bCs/>
+              </w:rPr>
+              <w:t xml:space="preserve"> </w:t>
+            </w:r>
+            <w:r>
+              <w:rPr>
+                <w:b/>
+                <w:bCs/>
+              </w:rPr>
+              <w:t xml:space="preserve">TO</w:t>
+            </w:r>
+            <w:r>
+              <w:rPr>
+                <w:b/>
+                <w:bCs/>
+              </w:rPr>
+              <w:t xml:space="preserve"> </w:t>
+            </w:r>
+            <w:r>
+              <w:rPr>
+                <w:b/>
+                <w:bCs/>
+              </w:rPr>
+              <w:t xml:space="preserve">CLAIMS,</w:t>
+            </w:r>
+            <w:r>
+              <w:rPr>
+                <w:b/>
+                <w:bCs/>
+              </w:rPr>
+              <w:t xml:space="preserve"> </w:t>
+            </w:r>
+            <w:r>
+              <w:rPr>
+                <w:b/>
+                <w:bCs/>
+              </w:rPr>
+              <w:t xml:space="preserve">(III)</w:t>
+            </w:r>
+            <w:r>
+              <w:rPr>
+                <w:b/>
+                <w:bCs/>
+              </w:rPr>
+              <w:t xml:space="preserve"> </w:t>
+            </w:r>
+            <w:r>
+              <w:rPr>
+                <w:b/>
+                <w:bCs/>
+              </w:rPr>
+              <w:t xml:space="preserve">EQUITABLE</w:t>
+            </w:r>
+            <w:r>
+              <w:rPr>
+                <w:b/>
+                <w:bCs/>
+              </w:rPr>
+              <w:t xml:space="preserve"> </w:t>
+            </w:r>
+            <w:r>
+              <w:rPr>
+                <w:b/>
+                <w:bCs/>
+              </w:rPr>
+              <w:t xml:space="preserve">SUBORDINATION</w:t>
+            </w:r>
+            <w:r>
+              <w:rPr>
+                <w:b/>
+                <w:bCs/>
+              </w:rPr>
+              <w:t xml:space="preserve"> </w:t>
+            </w:r>
+            <w:r>
+              <w:rPr>
+                <w:b/>
+                <w:bCs/>
+              </w:rPr>
+              <w:t xml:space="preserve">OF</w:t>
+            </w:r>
+            <w:r>
+              <w:rPr>
+                <w:b/>
+                <w:bCs/>
+              </w:rPr>
+              <w:t xml:space="preserve"> </w:t>
+            </w:r>
+            <w:r>
+              <w:rPr>
+                <w:b/>
+                <w:bCs/>
+              </w:rPr>
+              <w:t xml:space="preserve">CLAIMS,</w:t>
+            </w:r>
+            <w:r>
+              <w:rPr>
+                <w:b/>
+                <w:bCs/>
+              </w:rPr>
+              <w:t xml:space="preserve"> </w:t>
+            </w:r>
+            <w:r>
+              <w:rPr>
+                <w:b/>
+                <w:bCs/>
+              </w:rPr>
+              <w:t xml:space="preserve">(IV)</w:t>
+            </w:r>
+            <w:r>
+              <w:rPr>
+                <w:b/>
+                <w:bCs/>
+              </w:rPr>
+              <w:t xml:space="preserve"> </w:t>
+            </w:r>
+            <w:r>
+              <w:rPr>
+                <w:b/>
+                <w:bCs/>
+              </w:rPr>
+              <w:t xml:space="preserve">SURCHARGE</w:t>
+            </w:r>
+            <w:r>
+              <w:rPr>
+                <w:b/>
+                <w:bCs/>
+              </w:rPr>
+              <w:t xml:space="preserve"> </w:t>
+            </w:r>
+            <w:r>
+              <w:rPr>
+                <w:b/>
+                <w:bCs/>
+              </w:rPr>
+              <w:t xml:space="preserve">OF</w:t>
+            </w:r>
+            <w:r>
+              <w:rPr>
+                <w:b/>
+                <w:bCs/>
+              </w:rPr>
+              <w:t xml:space="preserve"> </w:t>
+            </w:r>
+            <w:r>
+              <w:rPr>
+                <w:b/>
+                <w:bCs/>
+              </w:rPr>
+              <w:t xml:space="preserve">PROPERTY</w:t>
+            </w:r>
+            <w:r>
+              <w:rPr>
+                <w:b/>
+                <w:bCs/>
+              </w:rPr>
+              <w:t xml:space="preserve"> </w:t>
+            </w:r>
+            <w:r>
+              <w:rPr>
+                <w:b/>
+                <w:bCs/>
+              </w:rPr>
+              <w:t xml:space="preserve">SECURING</w:t>
+            </w:r>
+            <w:r>
+              <w:rPr>
+                <w:b/>
+                <w:bCs/>
+              </w:rPr>
+              <w:t xml:space="preserve"> </w:t>
+            </w:r>
+            <w:r>
+              <w:rPr>
+                <w:b/>
+                <w:bCs/>
+              </w:rPr>
+              <w:t xml:space="preserve">ALLOWED</w:t>
+            </w:r>
+            <w:r>
+              <w:rPr>
+                <w:b/>
+                <w:bCs/>
+              </w:rPr>
+              <w:t xml:space="preserve"> </w:t>
+            </w:r>
+            <w:r>
+              <w:rPr>
+                <w:b/>
+                <w:bCs/>
+              </w:rPr>
+              <w:t xml:space="preserve">CLAIMS,</w:t>
+            </w:r>
+            <w:r>
+              <w:rPr>
+                <w:b/>
+                <w:bCs/>
+              </w:rPr>
+              <w:t xml:space="preserve"> </w:t>
+            </w:r>
+            <w:r>
+              <w:rPr>
+                <w:b/>
+                <w:bCs/>
+              </w:rPr>
+              <w:t xml:space="preserve">(V)</w:t>
+            </w:r>
+            <w:r>
+              <w:rPr>
+                <w:b/>
+                <w:bCs/>
+              </w:rPr>
+              <w:t xml:space="preserve"> </w:t>
+            </w:r>
+            <w:r>
+              <w:rPr>
+                <w:b/>
+                <w:bCs/>
+              </w:rPr>
+              <w:t xml:space="preserve">RECOVERY</w:t>
+            </w:r>
+            <w:r>
+              <w:rPr>
+                <w:b/>
+                <w:bCs/>
+              </w:rPr>
+              <w:t xml:space="preserve"> </w:t>
+            </w:r>
+            <w:r>
+              <w:rPr>
+                <w:b/>
+                <w:bCs/>
+              </w:rPr>
+              <w:t xml:space="preserve">OF</w:t>
+            </w:r>
+            <w:r>
+              <w:rPr>
+                <w:b/>
+                <w:bCs/>
+              </w:rPr>
+              <w:t xml:space="preserve"> </w:t>
+            </w:r>
+            <w:r>
+              <w:rPr>
+                <w:b/>
+                <w:bCs/>
+              </w:rPr>
+              <w:t xml:space="preserve">PAYMENTS</w:t>
+            </w:r>
+            <w:r>
+              <w:rPr>
+                <w:b/>
+                <w:bCs/>
+              </w:rPr>
+              <w:t xml:space="preserve"> </w:t>
+            </w:r>
+            <w:r>
+              <w:rPr>
+                <w:b/>
+                <w:bCs/>
+              </w:rPr>
+              <w:t xml:space="preserve">MADE</w:t>
+            </w:r>
+            <w:r>
+              <w:rPr>
+                <w:b/>
+                <w:bCs/>
+              </w:rPr>
+              <w:t xml:space="preserve"> </w:t>
+            </w:r>
+            <w:r>
+              <w:rPr>
+                <w:b/>
+                <w:bCs/>
+              </w:rPr>
+              <w:t xml:space="preserve">POSTPETITION,</w:t>
+            </w:r>
+            <w:r>
+              <w:rPr>
+                <w:b/>
+                <w:bCs/>
+              </w:rPr>
+              <w:t xml:space="preserve"> </w:t>
+            </w:r>
+            <w:r>
+              <w:rPr>
+                <w:b/>
+                <w:bCs/>
+              </w:rPr>
+              <w:t xml:space="preserve">AND</w:t>
+            </w:r>
+            <w:r>
+              <w:rPr>
+                <w:b/>
+                <w:bCs/>
+              </w:rPr>
+              <w:t xml:space="preserve"> </w:t>
+            </w:r>
+            <w:r>
+              <w:rPr>
+                <w:b/>
+                <w:bCs/>
+              </w:rPr>
+              <w:t xml:space="preserve">FOR</w:t>
+            </w:r>
+            <w:r>
+              <w:rPr>
+                <w:b/>
+                <w:bCs/>
+              </w:rPr>
+              <w:t xml:space="preserve"> </w:t>
+            </w:r>
+            <w:r>
+              <w:rPr>
+                <w:b/>
+                <w:bCs/>
+              </w:rPr>
+              <w:t xml:space="preserve">(VI)</w:t>
+            </w:r>
+            <w:r>
+              <w:rPr>
+                <w:b/>
+                <w:bCs/>
+              </w:rPr>
+              <w:t xml:space="preserve"> </w:t>
+            </w:r>
+            <w:r>
+              <w:rPr>
+                <w:b/>
+                <w:bCs/>
+              </w:rPr>
+              <w:t xml:space="preserve">DECLARATORY</w:t>
+            </w:r>
+            <w:r>
+              <w:rPr>
+                <w:b/>
+                <w:bCs/>
+              </w:rPr>
+              <w:t xml:space="preserve"> </w:t>
+            </w:r>
+            <w:r>
+              <w:rPr>
+                <w:b/>
+                <w:bCs/>
+              </w:rPr>
+              <w:t xml:space="preserve">JUDGMENT</w:t>
             </w:r>
           </w:p>
         </w:tc>
@@ -406,16 +1710,262 @@
     </w:tbl>
     <w:p>
       <w:pPr>
-        <w:pStyle w:val="PleadingBody"/>
-        <w:pageBreakBefore/>
+        <w:spacing w:before="768" w:after="0" w:line="480" w:lineRule="exact"/>
+        <w:ind w:left="0" w:firstLine="720"/>
+        <w:jc w:val="left"/>
       </w:pPr>
       <w:r>
-        <w:t xml:space="preserve">Harbor Custom Development, Inc. (“HCDI”), Belfair Apartments, LLC (“Belfair Apartments”), and Pacific Ridge CMS, LLC (“Pacific Ridge,” and collectively with HCDI and Belfair Apartments, “Plaintiffs”), seek a declaratory judgment, and the other relief set forth below, and hereby allege as follows:</w:t>
+        <w:t xml:space="preserve">Harbor</w:t>
+      </w:r>
+      <w:r>
+        <w:t xml:space="preserve"> </w:t>
+      </w:r>
+      <w:r>
+        <w:t xml:space="preserve">Custom</w:t>
+      </w:r>
+      <w:r>
+        <w:t xml:space="preserve"> </w:t>
+      </w:r>
+      <w:r>
+        <w:t xml:space="preserve">Development,</w:t>
+      </w:r>
+      <w:r>
+        <w:t xml:space="preserve"> </w:t>
+      </w:r>
+      <w:r>
+        <w:t xml:space="preserve">Inc.</w:t>
+      </w:r>
+      <w:r>
+        <w:t xml:space="preserve"> </w:t>
+      </w:r>
+      <w:r>
+        <w:t xml:space="preserve">(“HCDI”),</w:t>
+      </w:r>
+      <w:r>
+        <w:t xml:space="preserve"> </w:t>
+      </w:r>
+      <w:r>
+        <w:t xml:space="preserve">Belfair</w:t>
+      </w:r>
+      <w:r>
+        <w:t xml:space="preserve"> </w:t>
+      </w:r>
+      <w:r>
+        <w:t xml:space="preserve">Apartments,</w:t>
+      </w:r>
+      <w:r>
+        <w:t xml:space="preserve"> </w:t>
+      </w:r>
+      <w:r>
+        <w:t xml:space="preserve">LLC</w:t>
+      </w:r>
+      <w:r>
+        <w:t xml:space="preserve"> </w:t>
+      </w:r>
+      <w:r>
+        <w:t xml:space="preserve">(“Belfair</w:t>
+      </w:r>
+      <w:r>
+        <w:t xml:space="preserve"> </w:t>
+      </w:r>
+      <w:r>
+        <w:t xml:space="preserve">Apartments”),</w:t>
+      </w:r>
+      <w:r>
+        <w:t xml:space="preserve"> </w:t>
+      </w:r>
+      <w:r>
+        <w:t xml:space="preserve">and</w:t>
+      </w:r>
+      <w:r>
+        <w:t xml:space="preserve"> </w:t>
+      </w:r>
+      <w:r>
+        <w:t xml:space="preserve">Pacific</w:t>
+      </w:r>
+      <w:r>
+        <w:t xml:space="preserve"> </w:t>
+      </w:r>
+      <w:r>
+        <w:t xml:space="preserve">Ridge</w:t>
+      </w:r>
+      <w:r>
+        <w:t xml:space="preserve"> </w:t>
+      </w:r>
+      <w:r>
+        <w:t xml:space="preserve">CMS,</w:t>
+      </w:r>
+      <w:r>
+        <w:t xml:space="preserve"> </w:t>
+      </w:r>
+      <w:r>
+        <w:t xml:space="preserve">LLC</w:t>
+      </w:r>
+      <w:r>
+        <w:t xml:space="preserve"> </w:t>
+      </w:r>
+      <w:r>
+        <w:t xml:space="preserve">(“Pacific</w:t>
+      </w:r>
+      <w:r>
+        <w:t xml:space="preserve"> </w:t>
+      </w:r>
+      <w:r>
+        <w:t xml:space="preserve">Ridge,”</w:t>
+      </w:r>
+      <w:r>
+        <w:t xml:space="preserve"> </w:t>
+      </w:r>
+      <w:r>
+        <w:t xml:space="preserve">and</w:t>
+      </w:r>
+      <w:r>
+        <w:t xml:space="preserve"> </w:t>
+      </w:r>
+      <w:r>
+        <w:t xml:space="preserve">collectively</w:t>
+      </w:r>
+      <w:r>
+        <w:t xml:space="preserve"> </w:t>
+      </w:r>
+      <w:r>
+        <w:t xml:space="preserve">with</w:t>
+      </w:r>
+      <w:r>
+        <w:t xml:space="preserve"> </w:t>
+      </w:r>
+      <w:r>
+        <w:t xml:space="preserve">HCDI</w:t>
+      </w:r>
+      <w:r>
+        <w:t xml:space="preserve"> </w:t>
+      </w:r>
+      <w:r>
+        <w:t xml:space="preserve">and</w:t>
+      </w:r>
+      <w:r>
+        <w:t xml:space="preserve"> </w:t>
+      </w:r>
+      <w:r>
+        <w:t xml:space="preserve">Belfair</w:t>
+      </w:r>
+      <w:r>
+        <w:t xml:space="preserve"> </w:t>
+      </w:r>
+      <w:r>
+        <w:t xml:space="preserve">Apartments,</w:t>
+      </w:r>
+      <w:r>
+        <w:t xml:space="preserve"> </w:t>
+      </w:r>
+      <w:r>
+        <w:t xml:space="preserve">“Plaintiffs”),</w:t>
+      </w:r>
+      <w:r>
+        <w:t xml:space="preserve"> </w:t>
+      </w:r>
+      <w:r>
+        <w:t xml:space="preserve">seek</w:t>
+      </w:r>
+      <w:r>
+        <w:t xml:space="preserve"> </w:t>
+      </w:r>
+      <w:r>
+        <w:t xml:space="preserve">a</w:t>
+      </w:r>
+      <w:r>
+        <w:t xml:space="preserve"> </w:t>
+      </w:r>
+      <w:r>
+        <w:t xml:space="preserve">declaratory</w:t>
+      </w:r>
+      <w:r>
+        <w:t xml:space="preserve"> </w:t>
+      </w:r>
+      <w:r>
+        <w:t xml:space="preserve">judgment,</w:t>
+      </w:r>
+      <w:r>
+        <w:t xml:space="preserve"> </w:t>
+      </w:r>
+      <w:r>
+        <w:t xml:space="preserve">and</w:t>
+      </w:r>
+      <w:r>
+        <w:t xml:space="preserve"> </w:t>
+      </w:r>
+      <w:r>
+        <w:t xml:space="preserve">the</w:t>
+      </w:r>
+      <w:r>
+        <w:t xml:space="preserve"> </w:t>
+      </w:r>
+      <w:r>
+        <w:t xml:space="preserve">other</w:t>
+      </w:r>
+      <w:r>
+        <w:t xml:space="preserve"> </w:t>
+      </w:r>
+      <w:r>
+        <w:t xml:space="preserve">relief</w:t>
+      </w:r>
+      <w:r>
+        <w:t xml:space="preserve"> </w:t>
+      </w:r>
+      <w:r>
+        <w:t xml:space="preserve">set</w:t>
+      </w:r>
+      <w:r>
+        <w:t xml:space="preserve"> </w:t>
+      </w:r>
+      <w:r>
+        <w:t xml:space="preserve">forth</w:t>
+      </w:r>
+      <w:r>
+        <w:t xml:space="preserve"> </w:t>
+      </w:r>
+      <w:r>
+        <w:t xml:space="preserve">below,</w:t>
+      </w:r>
+      <w:r>
+        <w:t xml:space="preserve"> </w:t>
+      </w:r>
+      <w:r>
+        <w:t xml:space="preserve">and</w:t>
+      </w:r>
+      <w:r>
+        <w:t xml:space="preserve"> </w:t>
+      </w:r>
+      <w:r>
+        <w:t xml:space="preserve">hereby</w:t>
+      </w:r>
+      <w:r>
+        <w:t xml:space="preserve"> </w:t>
+      </w:r>
+      <w:r>
+        <w:t xml:space="preserve">allege</w:t>
+      </w:r>
+      <w:r>
+        <w:t xml:space="preserve"> </w:t>
+      </w:r>
+      <w:r>
+        <w:t xml:space="preserve">as</w:t>
+      </w:r>
+      <w:r>
+        <w:t xml:space="preserve"> </w:t>
+      </w:r>
+      <w:r>
+        <w:t xml:space="preserve">follows:</w:t>
       </w:r>
     </w:p>
     <w:p>
       <w:pPr>
-        <w:pStyle w:val="Heading1"/>
+        <w:keepNext/>
+        <w:keepLines/>
+        <w:spacing w:before="0" w:after="0" w:line="480" w:lineRule="exact"/>
+        <w:ind w:left="0" w:firstLine="0"/>
+        <w:jc w:val="center"/>
+        <w:outlineLvl w:val="0"/>
       </w:pPr>
       <w:r>
         <w:rPr>
@@ -427,10 +1977,12 @@
     </w:p>
     <w:p>
       <w:pPr>
-        <w:pStyle w:val="PleadingBody"/>
         <w:tabs>
           <w:tab w:val="left" w:pos="1440"/>
         </w:tabs>
+        <w:spacing w:before="0" w:after="0" w:line="480" w:lineRule="exact"/>
+        <w:ind w:left="0" w:firstLine="720"/>
+        <w:jc w:val="left"/>
       </w:pPr>
       <w:r>
         <w:t xml:space="preserve">1.</w:t>
@@ -667,13 +2219,17 @@
         <w:t xml:space="preserve"> </w:t>
       </w:r>
       <w:r>
-        <w:t xml:space="preserve">23-42180-MJH,</w:t>
-      </w:r>
-      <w:r>
-        <w:t xml:space="preserve"> </w:t>
-      </w:r>
-      <w:r>
-        <w:t xml:space="preserve">23-42181-MJH,</w:t>
+        <w:t xml:space="preserve">23</w:t>
+        <w:noBreakHyphen/>
+        <w:t xml:space="preserve">42180-MJH,</w:t>
+      </w:r>
+      <w:r>
+        <w:t xml:space="preserve"> </w:t>
+      </w:r>
+      <w:r>
+        <w:t xml:space="preserve">23</w:t>
+        <w:noBreakHyphen/>
+        <w:t xml:space="preserve">42181-MJH,</w:t>
       </w:r>
       <w:r>
         <w:t xml:space="preserve"> </w:t>
@@ -685,7 +2241,9 @@
         <w:t xml:space="preserve"> </w:t>
       </w:r>
       <w:r>
-        <w:t xml:space="preserve">23-42189-MJH.</w:t>
+        <w:t xml:space="preserve">23</w:t>
+        <w:noBreakHyphen/>
+        <w:t xml:space="preserve">42189-MJH.</w:t>
       </w:r>
       <w:r>
         <w:t xml:space="preserve"> </w:t>
@@ -774,10 +2332,12 @@
     </w:p>
     <w:p>
       <w:pPr>
-        <w:pStyle w:val="PleadingBody"/>
         <w:tabs>
           <w:tab w:val="left" w:pos="1440"/>
         </w:tabs>
+        <w:spacing w:before="0" w:after="0" w:line="480" w:lineRule="exact"/>
+        <w:ind w:left="0" w:firstLine="720"/>
+        <w:jc w:val="left"/>
       </w:pPr>
       <w:r>
         <w:t xml:space="preserve">2.</w:t>
@@ -855,7 +2415,7 @@
         <w:t xml:space="preserve">§</w:t>
       </w:r>
       <w:r>
-        <w:t xml:space="preserve"> </w:t>
+        <w:t xml:space="preserve"> </w:t>
       </w:r>
       <w:r>
         <w:t xml:space="preserve">1334,</w:t>
@@ -879,10 +2439,10 @@
         <w:t xml:space="preserve">§</w:t>
       </w:r>
       <w:r>
-        <w:t xml:space="preserve"> </w:t>
-      </w:r>
-      <w:r>
-        <w:t xml:space="preserve">157(b)(2)(A),</w:t>
+        <w:t xml:space="preserve"> </w:t>
+      </w:r>
+      <w:r>
+        <w:t xml:space="preserve">157(b)⁠(2)⁠(A),</w:t>
       </w:r>
       <w:r>
         <w:t xml:space="preserve"> </w:t>
@@ -1007,7 +2567,12 @@
     </w:p>
     <w:p>
       <w:pPr>
-        <w:pStyle w:val="Heading1"/>
+        <w:keepNext/>
+        <w:keepLines/>
+        <w:spacing w:before="0" w:after="0" w:line="480" w:lineRule="exact"/>
+        <w:ind w:left="0" w:firstLine="0"/>
+        <w:jc w:val="center"/>
+        <w:outlineLvl w:val="0"/>
       </w:pPr>
       <w:r>
         <w:rPr>
@@ -1019,10 +2584,12 @@
     </w:p>
     <w:p>
       <w:pPr>
-        <w:pStyle w:val="PleadingBody"/>
         <w:tabs>
           <w:tab w:val="left" w:pos="1440"/>
         </w:tabs>
+        <w:spacing w:before="0" w:after="0" w:line="480" w:lineRule="exact"/>
+        <w:ind w:left="0" w:firstLine="720"/>
+        <w:jc w:val="left"/>
       </w:pPr>
       <w:r>
         <w:t xml:space="preserve">3.</w:t>
@@ -1060,10 +2627,12 @@
     </w:p>
     <w:p>
       <w:pPr>
-        <w:pStyle w:val="PleadingBody"/>
         <w:tabs>
           <w:tab w:val="left" w:pos="1440"/>
         </w:tabs>
+        <w:spacing w:before="0" w:after="0" w:line="480" w:lineRule="exact"/>
+        <w:ind w:left="0" w:firstLine="720"/>
+        <w:jc w:val="left"/>
       </w:pPr>
       <w:r>
         <w:t xml:space="preserve">4.</w:t>
@@ -1119,10 +2688,12 @@
     </w:p>
     <w:p>
       <w:pPr>
-        <w:pStyle w:val="PleadingBody"/>
         <w:tabs>
           <w:tab w:val="left" w:pos="1440"/>
         </w:tabs>
+        <w:spacing w:before="0" w:after="0" w:line="480" w:lineRule="exact"/>
+        <w:ind w:left="0" w:firstLine="720"/>
+        <w:jc w:val="left"/>
       </w:pPr>
       <w:r>
         <w:t xml:space="preserve">5.</w:t>
@@ -1178,10 +2749,12 @@
     </w:p>
     <w:p>
       <w:pPr>
-        <w:pStyle w:val="PleadingBody"/>
         <w:tabs>
           <w:tab w:val="left" w:pos="1440"/>
         </w:tabs>
+        <w:spacing w:before="0" w:after="0" w:line="480" w:lineRule="exact"/>
+        <w:ind w:left="0" w:firstLine="720"/>
+        <w:jc w:val="left"/>
       </w:pPr>
       <w:r>
         <w:t xml:space="preserve">6.</w:t>
@@ -1309,10 +2882,12 @@
     </w:p>
     <w:p>
       <w:pPr>
-        <w:pStyle w:val="PleadingBody"/>
         <w:tabs>
           <w:tab w:val="left" w:pos="1440"/>
         </w:tabs>
+        <w:spacing w:before="0" w:after="0" w:line="480" w:lineRule="exact"/>
+        <w:ind w:left="0" w:firstLine="720"/>
+        <w:jc w:val="left"/>
       </w:pPr>
       <w:r>
         <w:t xml:space="preserve">7.</w:t>
@@ -1458,10 +3033,12 @@
     </w:p>
     <w:p>
       <w:pPr>
-        <w:pStyle w:val="PleadingBody"/>
         <w:tabs>
           <w:tab w:val="left" w:pos="1440"/>
         </w:tabs>
+        <w:spacing w:before="0" w:after="0" w:line="480" w:lineRule="exact"/>
+        <w:ind w:left="0" w:firstLine="720"/>
+        <w:jc w:val="left"/>
       </w:pPr>
       <w:r>
         <w:t xml:space="preserve">8.</w:t>
@@ -1691,10 +3268,12 @@
     </w:p>
     <w:p>
       <w:pPr>
-        <w:pStyle w:val="PleadingBody"/>
         <w:tabs>
           <w:tab w:val="left" w:pos="1440"/>
         </w:tabs>
+        <w:spacing w:before="0" w:after="0" w:line="480" w:lineRule="exact"/>
+        <w:ind w:left="0" w:firstLine="720"/>
+        <w:jc w:val="left"/>
       </w:pPr>
       <w:r>
         <w:t xml:space="preserve">9.</w:t>
@@ -1804,10 +3383,12 @@
     </w:p>
     <w:p>
       <w:pPr>
-        <w:pStyle w:val="PleadingBody"/>
         <w:tabs>
           <w:tab w:val="left" w:pos="1440"/>
         </w:tabs>
+        <w:spacing w:before="0" w:after="0" w:line="480" w:lineRule="exact"/>
+        <w:ind w:left="0" w:firstLine="720"/>
+        <w:jc w:val="left"/>
       </w:pPr>
       <w:r>
         <w:t xml:space="preserve">10.</w:t>
@@ -2067,10 +3648,12 @@
     </w:p>
     <w:p>
       <w:pPr>
-        <w:pStyle w:val="PleadingBody"/>
         <w:tabs>
           <w:tab w:val="left" w:pos="1440"/>
         </w:tabs>
+        <w:spacing w:before="0" w:after="0" w:line="480" w:lineRule="exact"/>
+        <w:ind w:left="0" w:firstLine="720"/>
+        <w:jc w:val="left"/>
       </w:pPr>
       <w:r>
         <w:t xml:space="preserve">11.</w:t>
@@ -2204,10 +3787,12 @@
     </w:p>
     <w:p>
       <w:pPr>
-        <w:pStyle w:val="PleadingBody"/>
         <w:tabs>
           <w:tab w:val="left" w:pos="1440"/>
         </w:tabs>
+        <w:spacing w:before="0" w:after="0" w:line="480" w:lineRule="exact"/>
+        <w:ind w:left="0" w:firstLine="720"/>
+        <w:jc w:val="left"/>
       </w:pPr>
       <w:r>
         <w:t xml:space="preserve">12.</w:t>
@@ -2293,7 +3878,12 @@
     </w:p>
     <w:p>
       <w:pPr>
-        <w:pStyle w:val="Heading1"/>
+        <w:keepNext/>
+        <w:keepLines/>
+        <w:spacing w:before="0" w:after="0" w:line="480" w:lineRule="exact"/>
+        <w:ind w:left="0" w:firstLine="0"/>
+        <w:jc w:val="center"/>
+        <w:outlineLvl w:val="0"/>
       </w:pPr>
       <w:r>
         <w:rPr>
@@ -2319,18 +3909,29 @@
     </w:p>
     <w:p>
       <w:pPr>
-        <w:pStyle w:val="Heading2"/>
+        <w:keepNext/>
+        <w:keepLines/>
+        <w:spacing w:before="0" w:after="0" w:line="480" w:lineRule="exact"/>
+        <w:ind w:left="0" w:firstLine="0"/>
+        <w:jc w:val="center"/>
+        <w:outlineLvl w:val="1"/>
       </w:pPr>
       <w:r>
+        <w:rPr>
+          <w:b/>
+          <w:bCs/>
+        </w:rPr>
         <w:t xml:space="preserve">Debtors</w:t>
       </w:r>
     </w:p>
     <w:p>
       <w:pPr>
-        <w:pStyle w:val="PleadingBody"/>
         <w:tabs>
           <w:tab w:val="left" w:pos="1440"/>
         </w:tabs>
+        <w:spacing w:before="0" w:after="0" w:line="480" w:lineRule="exact"/>
+        <w:ind w:left="0" w:firstLine="720"/>
+        <w:jc w:val="left"/>
       </w:pPr>
       <w:r>
         <w:t xml:space="preserve">13.</w:t>
@@ -2638,10 +4239,12 @@
     </w:p>
     <w:p>
       <w:pPr>
-        <w:pStyle w:val="PleadingBody"/>
         <w:tabs>
           <w:tab w:val="left" w:pos="1440"/>
         </w:tabs>
+        <w:spacing w:before="0" w:after="0" w:line="480" w:lineRule="exact"/>
+        <w:ind w:left="0" w:firstLine="720"/>
+        <w:jc w:val="left"/>
       </w:pPr>
       <w:r>
         <w:t xml:space="preserve">14.</w:t>
@@ -2901,10 +4504,12 @@
     </w:p>
     <w:p>
       <w:pPr>
-        <w:pStyle w:val="PleadingBody"/>
         <w:tabs>
           <w:tab w:val="left" w:pos="1440"/>
         </w:tabs>
+        <w:spacing w:before="0" w:after="0" w:line="480" w:lineRule="exact"/>
+        <w:ind w:left="0" w:firstLine="720"/>
+        <w:jc w:val="left"/>
       </w:pPr>
       <w:r>
         <w:t xml:space="preserve">15.</w:t>
@@ -3560,10 +5165,12 @@
     </w:p>
     <w:p>
       <w:pPr>
-        <w:pStyle w:val="PleadingBody"/>
         <w:tabs>
           <w:tab w:val="left" w:pos="1440"/>
         </w:tabs>
+        <w:spacing w:before="0" w:after="0" w:line="480" w:lineRule="exact"/>
+        <w:ind w:left="0" w:firstLine="720"/>
+        <w:jc w:val="left"/>
       </w:pPr>
       <w:r>
         <w:t xml:space="preserve">16.</w:t>
@@ -3637,10 +5244,12 @@
     </w:p>
     <w:p>
       <w:pPr>
-        <w:pStyle w:val="PleadingBody"/>
         <w:tabs>
           <w:tab w:val="left" w:pos="1440"/>
         </w:tabs>
+        <w:spacing w:before="0" w:after="0" w:line="480" w:lineRule="exact"/>
+        <w:ind w:left="0" w:firstLine="720"/>
+        <w:jc w:val="left"/>
       </w:pPr>
       <w:r>
         <w:t xml:space="preserve">17.</w:t>
@@ -3948,10 +5557,12 @@
     </w:p>
     <w:p>
       <w:pPr>
-        <w:pStyle w:val="PleadingBody"/>
         <w:tabs>
           <w:tab w:val="left" w:pos="1440"/>
         </w:tabs>
+        <w:spacing w:before="0" w:after="0" w:line="480" w:lineRule="exact"/>
+        <w:ind w:left="0" w:firstLine="720"/>
+        <w:jc w:val="left"/>
       </w:pPr>
       <w:r>
         <w:t xml:space="preserve">18.</w:t>
@@ -4055,10 +5666,12 @@
     </w:p>
     <w:p>
       <w:pPr>
-        <w:pStyle w:val="PleadingBody"/>
         <w:tabs>
           <w:tab w:val="left" w:pos="1440"/>
         </w:tabs>
+        <w:spacing w:before="0" w:after="0" w:line="480" w:lineRule="exact"/>
+        <w:ind w:left="0" w:firstLine="720"/>
+        <w:jc w:val="left"/>
       </w:pPr>
       <w:r>
         <w:t xml:space="preserve">19.</w:t>
@@ -4150,10 +5763,12 @@
     </w:p>
     <w:p>
       <w:pPr>
-        <w:pStyle w:val="PleadingBody"/>
         <w:tabs>
           <w:tab w:val="left" w:pos="1440"/>
         </w:tabs>
+        <w:spacing w:before="0" w:after="0" w:line="480" w:lineRule="exact"/>
+        <w:ind w:left="0" w:firstLine="720"/>
+        <w:jc w:val="left"/>
       </w:pPr>
       <w:r>
         <w:t xml:space="preserve">20.</w:t>
@@ -4311,68 +5926,162 @@
     </w:p>
     <w:p>
       <w:pPr>
-        <w:pStyle w:val="Heading2"/>
+        <w:keepNext/>
+        <w:keepLines/>
+        <w:spacing w:before="0" w:after="0" w:line="480" w:lineRule="exact"/>
+        <w:ind w:left="0" w:firstLine="0"/>
+        <w:jc w:val="center"/>
+        <w:outlineLvl w:val="1"/>
       </w:pPr>
       <w:r>
+        <w:rPr>
+          <w:b/>
+          <w:bCs/>
+        </w:rPr>
         <w:t xml:space="preserve">Loans</w:t>
       </w:r>
       <w:r>
-        <w:t xml:space="preserve"> </w:t>
-      </w:r>
-      <w:r>
+        <w:rPr>
+          <w:b/>
+          <w:bCs/>
+        </w:rPr>
+        <w:t xml:space="preserve"> </w:t>
+      </w:r>
+      <w:r>
+        <w:rPr>
+          <w:b/>
+          <w:bCs/>
+        </w:rPr>
         <w:t xml:space="preserve">by</w:t>
       </w:r>
       <w:r>
-        <w:t xml:space="preserve"> </w:t>
-      </w:r>
-      <w:r>
+        <w:rPr>
+          <w:b/>
+          <w:bCs/>
+        </w:rPr>
+        <w:t xml:space="preserve"> </w:t>
+      </w:r>
+      <w:r>
+        <w:rPr>
+          <w:b/>
+          <w:bCs/>
+        </w:rPr>
         <w:t xml:space="preserve">Sound</w:t>
       </w:r>
       <w:r>
-        <w:t xml:space="preserve"> </w:t>
-      </w:r>
-      <w:r>
+        <w:rPr>
+          <w:b/>
+          <w:bCs/>
+        </w:rPr>
+        <w:t xml:space="preserve"> </w:t>
+      </w:r>
+      <w:r>
+        <w:rPr>
+          <w:b/>
+          <w:bCs/>
+        </w:rPr>
         <w:t xml:space="preserve">Equity</w:t>
       </w:r>
     </w:p>
     <w:p>
       <w:pPr>
-        <w:pStyle w:val="Heading3"/>
+        <w:keepNext/>
+        <w:keepLines/>
+        <w:spacing w:before="0" w:after="0" w:line="480" w:lineRule="exact"/>
+        <w:ind w:left="0" w:firstLine="0"/>
+        <w:jc w:val="center"/>
+        <w:outlineLvl w:val="2"/>
       </w:pPr>
       <w:r>
+        <w:rPr>
+          <w:b/>
+          <w:bCs/>
+          <w:i/>
+          <w:iCs/>
+        </w:rPr>
         <w:t xml:space="preserve">Sound</w:t>
       </w:r>
       <w:r>
-        <w:t xml:space="preserve"> </w:t>
-      </w:r>
-      <w:r>
+        <w:rPr>
+          <w:b/>
+          <w:bCs/>
+          <w:i/>
+          <w:iCs/>
+        </w:rPr>
+        <w:t xml:space="preserve"> </w:t>
+      </w:r>
+      <w:r>
+        <w:rPr>
+          <w:b/>
+          <w:bCs/>
+          <w:i/>
+          <w:iCs/>
+        </w:rPr>
         <w:t xml:space="preserve">Equity</w:t>
       </w:r>
       <w:r>
-        <w:t xml:space="preserve"> </w:t>
-      </w:r>
-      <w:r>
+        <w:rPr>
+          <w:b/>
+          <w:bCs/>
+          <w:i/>
+          <w:iCs/>
+        </w:rPr>
+        <w:t xml:space="preserve"> </w:t>
+      </w:r>
+      <w:r>
+        <w:rPr>
+          <w:b/>
+          <w:bCs/>
+          <w:i/>
+          <w:iCs/>
+        </w:rPr>
         <w:t xml:space="preserve">–</w:t>
       </w:r>
       <w:r>
-        <w:t xml:space="preserve"> </w:t>
-      </w:r>
-      <w:r>
+        <w:rPr>
+          <w:b/>
+          <w:bCs/>
+          <w:i/>
+          <w:iCs/>
+        </w:rPr>
+        <w:t xml:space="preserve"> </w:t>
+      </w:r>
+      <w:r>
+        <w:rPr>
+          <w:b/>
+          <w:bCs/>
+          <w:i/>
+          <w:iCs/>
+        </w:rPr>
         <w:t xml:space="preserve">Belfair,</w:t>
       </w:r>
       <w:r>
-        <w:t xml:space="preserve"> </w:t>
-      </w:r>
-      <w:r>
+        <w:rPr>
+          <w:b/>
+          <w:bCs/>
+          <w:i/>
+          <w:iCs/>
+        </w:rPr>
+        <w:t xml:space="preserve"> </w:t>
+      </w:r>
+      <w:r>
+        <w:rPr>
+          <w:b/>
+          <w:bCs/>
+          <w:i/>
+          <w:iCs/>
+        </w:rPr>
         <w:t xml:space="preserve">Washington</w:t>
       </w:r>
     </w:p>
     <w:p>
       <w:pPr>
-        <w:pStyle w:val="PleadingBody"/>
         <w:tabs>
           <w:tab w:val="left" w:pos="1440"/>
         </w:tabs>
+        <w:spacing w:before="0" w:after="0" w:line="480" w:lineRule="exact"/>
+        <w:ind w:left="0" w:firstLine="720"/>
+        <w:jc w:val="left"/>
       </w:pPr>
       <w:r>
         <w:t xml:space="preserve">21.</w:t>
@@ -4662,10 +6371,12 @@
     </w:p>
     <w:p>
       <w:pPr>
-        <w:pStyle w:val="PleadingBody"/>
         <w:tabs>
           <w:tab w:val="left" w:pos="1440"/>
         </w:tabs>
+        <w:spacing w:before="0" w:after="0" w:line="480" w:lineRule="exact"/>
+        <w:ind w:left="0" w:firstLine="720"/>
+        <w:jc w:val="left"/>
       </w:pPr>
       <w:r>
         <w:t xml:space="preserve">22.</w:t>
@@ -4770,15 +6481,23 @@
         <w:t xml:space="preserve"> </w:t>
       </w:r>
       <w:r>
-        <w:t xml:space="preserve">No. 2199011.</w:t>
+        <w:t xml:space="preserve">No.</w:t>
+      </w:r>
+      <w:r>
+        <w:t xml:space="preserve"> </w:t>
+      </w:r>
+      <w:r>
+        <w:t xml:space="preserve">2199011.</w:t>
       </w:r>
     </w:p>
     <w:p>
       <w:pPr>
-        <w:pStyle w:val="PleadingBody"/>
         <w:tabs>
           <w:tab w:val="left" w:pos="1440"/>
         </w:tabs>
+        <w:spacing w:before="0" w:after="0" w:line="480" w:lineRule="exact"/>
+        <w:ind w:left="0" w:firstLine="720"/>
+        <w:jc w:val="left"/>
       </w:pPr>
       <w:r>
         <w:t xml:space="preserve">23.</w:t>
@@ -5135,15 +6854,23 @@
         <w:t xml:space="preserve"> </w:t>
       </w:r>
       <w:r>
-        <w:t xml:space="preserve">No. 2199021.</w:t>
+        <w:t xml:space="preserve">No.</w:t>
+      </w:r>
+      <w:r>
+        <w:t xml:space="preserve"> </w:t>
+      </w:r>
+      <w:r>
+        <w:t xml:space="preserve">2199021.</w:t>
       </w:r>
     </w:p>
     <w:p>
       <w:pPr>
-        <w:pStyle w:val="PleadingBody"/>
         <w:tabs>
           <w:tab w:val="left" w:pos="1440"/>
         </w:tabs>
+        <w:spacing w:before="0" w:after="0" w:line="480" w:lineRule="exact"/>
+        <w:ind w:left="0" w:firstLine="720"/>
+        <w:jc w:val="left"/>
       </w:pPr>
       <w:r>
         <w:t xml:space="preserve">24.</w:t>
@@ -5548,7 +7275,13 @@
         <w:t xml:space="preserve"> </w:t>
       </w:r>
       <w:r>
-        <w:t xml:space="preserve">No. 2199038.</w:t>
+        <w:t xml:space="preserve">No.</w:t>
+      </w:r>
+      <w:r>
+        <w:t xml:space="preserve"> </w:t>
+      </w:r>
+      <w:r>
+        <w:t xml:space="preserve">2199038.</w:t>
       </w:r>
       <w:r>
         <w:t xml:space="preserve"> </w:t>
@@ -5769,54 +7502,113 @@
     </w:p>
     <w:p>
       <w:pPr>
-        <w:pStyle w:val="Heading2"/>
+        <w:keepNext/>
+        <w:keepLines/>
+        <w:spacing w:before="0" w:after="0" w:line="480" w:lineRule="exact"/>
+        <w:ind w:left="0" w:firstLine="0"/>
+        <w:jc w:val="center"/>
+        <w:outlineLvl w:val="1"/>
       </w:pPr>
       <w:r>
+        <w:rPr>
+          <w:b/>
+          <w:bCs/>
+        </w:rPr>
         <w:t xml:space="preserve">Sound</w:t>
       </w:r>
       <w:r>
-        <w:t xml:space="preserve"> </w:t>
-      </w:r>
-      <w:r>
+        <w:rPr>
+          <w:b/>
+          <w:bCs/>
+        </w:rPr>
+        <w:t xml:space="preserve"> </w:t>
+      </w:r>
+      <w:r>
+        <w:rPr>
+          <w:b/>
+          <w:bCs/>
+        </w:rPr>
         <w:t xml:space="preserve">Equity</w:t>
       </w:r>
       <w:r>
-        <w:t xml:space="preserve"> </w:t>
-      </w:r>
-      <w:r>
+        <w:rPr>
+          <w:b/>
+          <w:bCs/>
+        </w:rPr>
+        <w:t xml:space="preserve"> </w:t>
+      </w:r>
+      <w:r>
+        <w:rPr>
+          <w:b/>
+          <w:bCs/>
+        </w:rPr>
         <w:t xml:space="preserve">Loans</w:t>
       </w:r>
       <w:r>
-        <w:t xml:space="preserve"> </w:t>
-      </w:r>
-      <w:r>
+        <w:rPr>
+          <w:b/>
+          <w:bCs/>
+        </w:rPr>
+        <w:t xml:space="preserve"> </w:t>
+      </w:r>
+      <w:r>
+        <w:rPr>
+          <w:b/>
+          <w:bCs/>
+        </w:rPr>
         <w:t xml:space="preserve">to</w:t>
       </w:r>
       <w:r>
-        <w:t xml:space="preserve"> </w:t>
-      </w:r>
-      <w:r>
+        <w:rPr>
+          <w:b/>
+          <w:bCs/>
+        </w:rPr>
+        <w:t xml:space="preserve"> </w:t>
+      </w:r>
+      <w:r>
+        <w:rPr>
+          <w:b/>
+          <w:bCs/>
+        </w:rPr>
         <w:t xml:space="preserve">HCDI</w:t>
       </w:r>
       <w:r>
-        <w:t xml:space="preserve"> </w:t>
-      </w:r>
-      <w:r>
+        <w:rPr>
+          <w:b/>
+          <w:bCs/>
+        </w:rPr>
+        <w:t xml:space="preserve"> </w:t>
+      </w:r>
+      <w:r>
+        <w:rPr>
+          <w:b/>
+          <w:bCs/>
+        </w:rPr>
         <w:t xml:space="preserve">in</w:t>
       </w:r>
       <w:r>
-        <w:t xml:space="preserve"> </w:t>
-      </w:r>
-      <w:r>
+        <w:rPr>
+          <w:b/>
+          <w:bCs/>
+        </w:rPr>
+        <w:t xml:space="preserve"> </w:t>
+      </w:r>
+      <w:r>
+        <w:rPr>
+          <w:b/>
+          <w:bCs/>
+        </w:rPr>
         <w:t xml:space="preserve">Texas</w:t>
       </w:r>
     </w:p>
     <w:p>
       <w:pPr>
-        <w:pStyle w:val="PleadingBody"/>
         <w:tabs>
           <w:tab w:val="left" w:pos="1440"/>
         </w:tabs>
+        <w:spacing w:before="0" w:after="0" w:line="480" w:lineRule="exact"/>
+        <w:ind w:left="0" w:firstLine="720"/>
+        <w:jc w:val="left"/>
       </w:pPr>
       <w:r>
         <w:t xml:space="preserve">25.</w:t>
@@ -6311,7 +8103,13 @@
         <w:t xml:space="preserve"> </w:t>
       </w:r>
       <w:r>
-        <w:t xml:space="preserve">No. 22</w:t>
+        <w:t xml:space="preserve">No.</w:t>
+      </w:r>
+      <w:r>
+        <w:t xml:space="preserve"> </w:t>
+      </w:r>
+      <w:r>
+        <w:t xml:space="preserve">22</w:t>
       </w:r>
       <w:r>
         <w:t xml:space="preserve"> </w:t>
@@ -6322,10 +8120,12 @@
     </w:p>
     <w:p>
       <w:pPr>
-        <w:pStyle w:val="PleadingBody"/>
         <w:tabs>
           <w:tab w:val="left" w:pos="1440"/>
         </w:tabs>
+        <w:spacing w:before="0" w:after="0" w:line="480" w:lineRule="exact"/>
+        <w:ind w:left="0" w:firstLine="720"/>
+        <w:jc w:val="left"/>
       </w:pPr>
       <w:r>
         <w:t xml:space="preserve">26.</w:t>
@@ -6483,10 +8283,12 @@
     </w:p>
     <w:p>
       <w:pPr>
-        <w:pStyle w:val="PleadingBody"/>
         <w:tabs>
           <w:tab w:val="left" w:pos="1440"/>
         </w:tabs>
+        <w:spacing w:before="0" w:after="0" w:line="480" w:lineRule="exact"/>
+        <w:ind w:left="0" w:firstLine="720"/>
+        <w:jc w:val="left"/>
       </w:pPr>
       <w:r>
         <w:t xml:space="preserve">27.</w:t>
@@ -6794,10 +8596,12 @@
     </w:p>
     <w:p>
       <w:pPr>
-        <w:pStyle w:val="PleadingBody"/>
         <w:tabs>
           <w:tab w:val="left" w:pos="1440"/>
         </w:tabs>
+        <w:spacing w:before="0" w:after="0" w:line="480" w:lineRule="exact"/>
+        <w:ind w:left="0" w:firstLine="720"/>
+        <w:jc w:val="left"/>
       </w:pPr>
       <w:r>
         <w:t xml:space="preserve">28.</w:t>
@@ -7298,7 +9102,13 @@
         <w:t xml:space="preserve"> </w:t>
       </w:r>
       <w:r>
-        <w:t xml:space="preserve">No. 22</w:t>
+        <w:t xml:space="preserve">No.</w:t>
+      </w:r>
+      <w:r>
+        <w:t xml:space="preserve"> </w:t>
+      </w:r>
+      <w:r>
+        <w:t xml:space="preserve">22</w:t>
       </w:r>
       <w:r>
         <w:t xml:space="preserve"> </w:t>
@@ -7309,10 +9119,12 @@
     </w:p>
     <w:p>
       <w:pPr>
-        <w:pStyle w:val="PleadingBody"/>
         <w:tabs>
           <w:tab w:val="left" w:pos="1440"/>
         </w:tabs>
+        <w:spacing w:before="0" w:after="0" w:line="480" w:lineRule="exact"/>
+        <w:ind w:left="0" w:firstLine="720"/>
+        <w:jc w:val="left"/>
       </w:pPr>
       <w:r>
         <w:t xml:space="preserve">29.</w:t>
@@ -7464,10 +9276,12 @@
     </w:p>
     <w:p>
       <w:pPr>
-        <w:pStyle w:val="PleadingBody"/>
         <w:tabs>
           <w:tab w:val="left" w:pos="1440"/>
         </w:tabs>
+        <w:spacing w:before="0" w:after="0" w:line="480" w:lineRule="exact"/>
+        <w:ind w:left="0" w:firstLine="720"/>
+        <w:jc w:val="left"/>
       </w:pPr>
       <w:r>
         <w:t xml:space="preserve">30.</w:t>
@@ -7559,7 +9373,12 @@
     </w:p>
     <w:p>
       <w:pPr>
-        <w:pStyle w:val="Heading1"/>
+        <w:keepNext/>
+        <w:keepLines/>
+        <w:spacing w:before="0" w:after="0" w:line="480" w:lineRule="exact"/>
+        <w:ind w:left="0" w:firstLine="0"/>
+        <w:jc w:val="center"/>
+        <w:outlineLvl w:val="0"/>
       </w:pPr>
       <w:r>
         <w:rPr>
@@ -7599,74 +9418,176 @@
     </w:p>
     <w:p>
       <w:pPr>
-        <w:pStyle w:val="Heading2"/>
+        <w:keepNext/>
+        <w:keepLines/>
+        <w:spacing w:before="0" w:after="0" w:line="480" w:lineRule="exact"/>
+        <w:ind w:left="0" w:firstLine="0"/>
+        <w:jc w:val="center"/>
+        <w:outlineLvl w:val="1"/>
       </w:pPr>
       <w:r>
+        <w:rPr>
+          <w:b/>
+          <w:bCs/>
+        </w:rPr>
         <w:t xml:space="preserve">COUNT</w:t>
       </w:r>
       <w:r>
-        <w:t xml:space="preserve"> </w:t>
-      </w:r>
-      <w:r>
+        <w:rPr>
+          <w:b/>
+          <w:bCs/>
+        </w:rPr>
+        <w:t xml:space="preserve"> </w:t>
+      </w:r>
+      <w:r>
+        <w:rPr>
+          <w:b/>
+          <w:bCs/>
+        </w:rPr>
         <w:t xml:space="preserve">I:</w:t>
       </w:r>
       <w:r>
-        <w:t xml:space="preserve"> </w:t>
-      </w:r>
-      <w:r>
+        <w:rPr>
+          <w:b/>
+          <w:bCs/>
+        </w:rPr>
+        <w:t xml:space="preserve"> </w:t>
+      </w:r>
+      <w:r>
+        <w:rPr>
+          <w:b/>
+          <w:bCs/>
+        </w:rPr>
         <w:t xml:space="preserve">OBJECTIONS</w:t>
       </w:r>
       <w:r>
-        <w:t xml:space="preserve"> </w:t>
-      </w:r>
-      <w:r>
+        <w:rPr>
+          <w:b/>
+          <w:bCs/>
+        </w:rPr>
+        <w:t xml:space="preserve"> </w:t>
+      </w:r>
+      <w:r>
+        <w:rPr>
+          <w:b/>
+          <w:bCs/>
+        </w:rPr>
         <w:t xml:space="preserve">TO</w:t>
       </w:r>
       <w:r>
-        <w:t xml:space="preserve"> </w:t>
-      </w:r>
-      <w:r>
+        <w:rPr>
+          <w:b/>
+          <w:bCs/>
+        </w:rPr>
+        <w:t xml:space="preserve"> </w:t>
+      </w:r>
+      <w:r>
+        <w:rPr>
+          <w:b/>
+          <w:bCs/>
+        </w:rPr>
         <w:t xml:space="preserve">CLAIMS</w:t>
       </w:r>
     </w:p>
     <w:p>
       <w:pPr>
-        <w:pStyle w:val="Heading3"/>
+        <w:keepNext/>
+        <w:keepLines/>
+        <w:spacing w:before="0" w:after="0" w:line="480" w:lineRule="exact"/>
+        <w:ind w:left="0" w:firstLine="0"/>
+        <w:jc w:val="center"/>
+        <w:outlineLvl w:val="2"/>
       </w:pPr>
       <w:r>
+        <w:rPr>
+          <w:b/>
+          <w:bCs/>
+          <w:i/>
+          <w:iCs/>
+        </w:rPr>
         <w:t xml:space="preserve">(11</w:t>
       </w:r>
       <w:r>
-        <w:t xml:space="preserve"> </w:t>
-      </w:r>
-      <w:r>
+        <w:rPr>
+          <w:b/>
+          <w:bCs/>
+          <w:i/>
+          <w:iCs/>
+        </w:rPr>
+        <w:t xml:space="preserve"> </w:t>
+      </w:r>
+      <w:r>
+        <w:rPr>
+          <w:b/>
+          <w:bCs/>
+          <w:i/>
+          <w:iCs/>
+        </w:rPr>
         <w:t xml:space="preserve">U.S.C.</w:t>
       </w:r>
       <w:r>
-        <w:t xml:space="preserve"> </w:t>
-      </w:r>
-      <w:r>
+        <w:rPr>
+          <w:b/>
+          <w:bCs/>
+          <w:i/>
+          <w:iCs/>
+        </w:rPr>
+        <w:t xml:space="preserve"> </w:t>
+      </w:r>
+      <w:r>
+        <w:rPr>
+          <w:b/>
+          <w:bCs/>
+          <w:i/>
+          <w:iCs/>
+        </w:rPr>
         <w:t xml:space="preserve">§§</w:t>
       </w:r>
       <w:r>
-        <w:t xml:space="preserve"> </w:t>
-      </w:r>
-      <w:r>
+        <w:rPr>
+          <w:b/>
+          <w:bCs/>
+          <w:i/>
+          <w:iCs/>
+        </w:rPr>
+        <w:t xml:space="preserve"> </w:t>
+      </w:r>
+      <w:r>
+        <w:rPr>
+          <w:b/>
+          <w:bCs/>
+          <w:i/>
+          <w:iCs/>
+        </w:rPr>
         <w:t xml:space="preserve">502,</w:t>
       </w:r>
       <w:r>
-        <w:t xml:space="preserve"> </w:t>
-      </w:r>
-      <w:r>
+        <w:rPr>
+          <w:b/>
+          <w:bCs/>
+          <w:i/>
+          <w:iCs/>
+        </w:rPr>
+        <w:t xml:space="preserve"> </w:t>
+      </w:r>
+      <w:r>
+        <w:rPr>
+          <w:b/>
+          <w:bCs/>
+          <w:i/>
+          <w:iCs/>
+        </w:rPr>
         <w:t xml:space="preserve">506)</w:t>
       </w:r>
     </w:p>
     <w:p>
       <w:pPr>
-        <w:pStyle w:val="PleadingBody"/>
         <w:tabs>
           <w:tab w:val="left" w:pos="1440"/>
         </w:tabs>
+        <w:spacing w:before="0" w:after="0" w:line="480" w:lineRule="exact"/>
+        <w:ind w:left="0" w:firstLine="720"/>
+        <w:jc w:val="left"/>
       </w:pPr>
       <w:r>
         <w:t xml:space="preserve">31.</w:t>
@@ -7776,10 +9697,12 @@
     </w:p>
     <w:p>
       <w:pPr>
-        <w:pStyle w:val="PleadingBody"/>
         <w:tabs>
           <w:tab w:val="left" w:pos="1440"/>
         </w:tabs>
+        <w:spacing w:before="0" w:after="0" w:line="480" w:lineRule="exact"/>
+        <w:ind w:left="0" w:firstLine="720"/>
+        <w:jc w:val="left"/>
       </w:pPr>
       <w:r>
         <w:t xml:space="preserve">32.</w:t>
@@ -7955,10 +9878,12 @@
     </w:p>
     <w:p>
       <w:pPr>
-        <w:pStyle w:val="PleadingBody"/>
         <w:tabs>
           <w:tab w:val="left" w:pos="1440"/>
         </w:tabs>
+        <w:spacing w:before="0" w:after="0" w:line="480" w:lineRule="exact"/>
+        <w:ind w:left="0" w:firstLine="720"/>
+        <w:jc w:val="left"/>
       </w:pPr>
       <w:r>
         <w:t xml:space="preserve">33.</w:t>
@@ -8206,146 +10131,360 @@
     </w:p>
     <w:p>
       <w:pPr>
-        <w:pStyle w:val="Heading2"/>
+        <w:keepNext/>
+        <w:keepLines/>
+        <w:spacing w:before="0" w:after="0" w:line="480" w:lineRule="exact"/>
+        <w:ind w:left="0" w:firstLine="0"/>
+        <w:jc w:val="center"/>
+        <w:outlineLvl w:val="1"/>
       </w:pPr>
       <w:r>
+        <w:rPr>
+          <w:b/>
+          <w:bCs/>
+        </w:rPr>
         <w:t xml:space="preserve">COUNT</w:t>
       </w:r>
       <w:r>
-        <w:t xml:space="preserve"> </w:t>
-      </w:r>
-      <w:r>
+        <w:rPr>
+          <w:b/>
+          <w:bCs/>
+        </w:rPr>
+        <w:t xml:space="preserve"> </w:t>
+      </w:r>
+      <w:r>
+        <w:rPr>
+          <w:b/>
+          <w:bCs/>
+        </w:rPr>
         <w:t xml:space="preserve">II:</w:t>
       </w:r>
       <w:r>
-        <w:t xml:space="preserve"> </w:t>
-      </w:r>
-      <w:r>
+        <w:rPr>
+          <w:b/>
+          <w:bCs/>
+        </w:rPr>
+        <w:t xml:space="preserve"> </w:t>
+      </w:r>
+      <w:r>
+        <w:rPr>
+          <w:b/>
+          <w:bCs/>
+        </w:rPr>
         <w:t xml:space="preserve">RECOVERY</w:t>
       </w:r>
       <w:r>
-        <w:t xml:space="preserve"> </w:t>
-      </w:r>
-      <w:r>
+        <w:rPr>
+          <w:b/>
+          <w:bCs/>
+        </w:rPr>
+        <w:t xml:space="preserve"> </w:t>
+      </w:r>
+      <w:r>
+        <w:rPr>
+          <w:b/>
+          <w:bCs/>
+        </w:rPr>
         <w:t xml:space="preserve">OF</w:t>
       </w:r>
       <w:r>
-        <w:t xml:space="preserve"> </w:t>
-      </w:r>
-      <w:r>
+        <w:rPr>
+          <w:b/>
+          <w:bCs/>
+        </w:rPr>
+        <w:t xml:space="preserve"> </w:t>
+      </w:r>
+      <w:r>
+        <w:rPr>
+          <w:b/>
+          <w:bCs/>
+        </w:rPr>
         <w:t xml:space="preserve">PAYMENTS</w:t>
       </w:r>
       <w:r>
-        <w:t xml:space="preserve"> </w:t>
-      </w:r>
-      <w:r>
+        <w:rPr>
+          <w:b/>
+          <w:bCs/>
+        </w:rPr>
+        <w:t xml:space="preserve"> </w:t>
+      </w:r>
+      <w:r>
+        <w:rPr>
+          <w:b/>
+          <w:bCs/>
+        </w:rPr>
         <w:t xml:space="preserve">TO</w:t>
       </w:r>
       <w:r>
-        <w:t xml:space="preserve"> </w:t>
-      </w:r>
-      <w:r>
+        <w:rPr>
+          <w:b/>
+          <w:bCs/>
+        </w:rPr>
+        <w:t xml:space="preserve"> </w:t>
+      </w:r>
+      <w:r>
+        <w:rPr>
+          <w:b/>
+          <w:bCs/>
+        </w:rPr>
         <w:t xml:space="preserve">THE</w:t>
       </w:r>
       <w:r>
-        <w:t xml:space="preserve"> </w:t>
-      </w:r>
-      <w:r>
+        <w:rPr>
+          <w:b/>
+          <w:bCs/>
+        </w:rPr>
+        <w:t xml:space="preserve"> </w:t>
+      </w:r>
+      <w:r>
+        <w:rPr>
+          <w:b/>
+          <w:bCs/>
+        </w:rPr>
         <w:t xml:space="preserve">SOUND</w:t>
       </w:r>
       <w:r>
-        <w:t xml:space="preserve"> </w:t>
-      </w:r>
-      <w:r>
+        <w:rPr>
+          <w:b/>
+          <w:bCs/>
+        </w:rPr>
+        <w:t xml:space="preserve"> </w:t>
+      </w:r>
+      <w:r>
+        <w:rPr>
+          <w:b/>
+          <w:bCs/>
+        </w:rPr>
         <w:t xml:space="preserve">ENTITIES</w:t>
       </w:r>
       <w:r>
-        <w:t xml:space="preserve"> </w:t>
-      </w:r>
-      <w:r>
+        <w:rPr>
+          <w:b/>
+          <w:bCs/>
+        </w:rPr>
+        <w:t xml:space="preserve"> </w:t>
+      </w:r>
+      <w:r>
+        <w:rPr>
+          <w:b/>
+          <w:bCs/>
+        </w:rPr>
         <w:t xml:space="preserve">ON</w:t>
       </w:r>
       <w:r>
-        <w:t xml:space="preserve"> </w:t>
-      </w:r>
-      <w:r>
+        <w:rPr>
+          <w:b/>
+          <w:bCs/>
+        </w:rPr>
+        <w:t xml:space="preserve"> </w:t>
+      </w:r>
+      <w:r>
+        <w:rPr>
+          <w:b/>
+          <w:bCs/>
+        </w:rPr>
         <w:t xml:space="preserve">THE</w:t>
       </w:r>
       <w:r>
-        <w:t xml:space="preserve"> </w:t>
-      </w:r>
-      <w:r>
+        <w:rPr>
+          <w:b/>
+          <w:bCs/>
+        </w:rPr>
+        <w:t xml:space="preserve"> </w:t>
+      </w:r>
+      <w:r>
+        <w:rPr>
+          <w:b/>
+          <w:bCs/>
+        </w:rPr>
         <w:t xml:space="preserve">ATHENE</w:t>
       </w:r>
       <w:r>
-        <w:t xml:space="preserve"> </w:t>
-      </w:r>
-      <w:r>
+        <w:rPr>
+          <w:b/>
+          <w:bCs/>
+        </w:rPr>
+        <w:t xml:space="preserve"> </w:t>
+      </w:r>
+      <w:r>
+        <w:rPr>
+          <w:b/>
+          <w:bCs/>
+        </w:rPr>
         <w:t xml:space="preserve">PROPERTIES</w:t>
       </w:r>
     </w:p>
     <w:p>
       <w:pPr>
-        <w:pStyle w:val="Heading3"/>
+        <w:keepNext/>
+        <w:keepLines/>
+        <w:spacing w:before="0" w:after="0" w:line="480" w:lineRule="exact"/>
+        <w:ind w:left="0" w:firstLine="0"/>
+        <w:jc w:val="center"/>
+        <w:outlineLvl w:val="2"/>
       </w:pPr>
       <w:r>
+        <w:rPr>
+          <w:b/>
+          <w:bCs/>
+          <w:i/>
+          <w:iCs/>
+        </w:rPr>
         <w:t xml:space="preserve">(11</w:t>
       </w:r>
       <w:r>
-        <w:t xml:space="preserve"> </w:t>
-      </w:r>
-      <w:r>
+        <w:rPr>
+          <w:b/>
+          <w:bCs/>
+          <w:i/>
+          <w:iCs/>
+        </w:rPr>
+        <w:t xml:space="preserve"> </w:t>
+      </w:r>
+      <w:r>
+        <w:rPr>
+          <w:b/>
+          <w:bCs/>
+          <w:i/>
+          <w:iCs/>
+        </w:rPr>
         <w:t xml:space="preserve">U.S.C.</w:t>
       </w:r>
       <w:r>
-        <w:t xml:space="preserve"> </w:t>
-      </w:r>
-      <w:r>
+        <w:rPr>
+          <w:b/>
+          <w:bCs/>
+          <w:i/>
+          <w:iCs/>
+        </w:rPr>
+        <w:t xml:space="preserve"> </w:t>
+      </w:r>
+      <w:r>
+        <w:rPr>
+          <w:b/>
+          <w:bCs/>
+          <w:i/>
+          <w:iCs/>
+        </w:rPr>
         <w:t xml:space="preserve">§§</w:t>
       </w:r>
       <w:r>
-        <w:t xml:space="preserve"> </w:t>
-      </w:r>
-      <w:r>
+        <w:rPr>
+          <w:b/>
+          <w:bCs/>
+          <w:i/>
+          <w:iCs/>
+        </w:rPr>
+        <w:t xml:space="preserve"> </w:t>
+      </w:r>
+      <w:r>
+        <w:rPr>
+          <w:b/>
+          <w:bCs/>
+          <w:i/>
+          <w:iCs/>
+        </w:rPr>
         <w:t xml:space="preserve">105,</w:t>
       </w:r>
       <w:r>
-        <w:t xml:space="preserve"> </w:t>
-      </w:r>
-      <w:r>
+        <w:rPr>
+          <w:b/>
+          <w:bCs/>
+          <w:i/>
+          <w:iCs/>
+        </w:rPr>
+        <w:t xml:space="preserve"> </w:t>
+      </w:r>
+      <w:r>
+        <w:rPr>
+          <w:b/>
+          <w:bCs/>
+          <w:i/>
+          <w:iCs/>
+        </w:rPr>
         <w:t xml:space="preserve">542,</w:t>
       </w:r>
       <w:r>
-        <w:t xml:space="preserve"> </w:t>
-      </w:r>
-      <w:r>
+        <w:rPr>
+          <w:b/>
+          <w:bCs/>
+          <w:i/>
+          <w:iCs/>
+        </w:rPr>
+        <w:t xml:space="preserve"> </w:t>
+      </w:r>
+      <w:r>
+        <w:rPr>
+          <w:b/>
+          <w:bCs/>
+          <w:i/>
+          <w:iCs/>
+        </w:rPr>
         <w:t xml:space="preserve">544,</w:t>
       </w:r>
       <w:r>
-        <w:t xml:space="preserve"> </w:t>
-      </w:r>
-      <w:r>
+        <w:rPr>
+          <w:b/>
+          <w:bCs/>
+          <w:i/>
+          <w:iCs/>
+        </w:rPr>
+        <w:t xml:space="preserve"> </w:t>
+      </w:r>
+      <w:r>
+        <w:rPr>
+          <w:b/>
+          <w:bCs/>
+          <w:i/>
+          <w:iCs/>
+        </w:rPr>
         <w:t xml:space="preserve">549,</w:t>
       </w:r>
       <w:r>
-        <w:t xml:space="preserve"> </w:t>
-      </w:r>
-      <w:r>
+        <w:rPr>
+          <w:b/>
+          <w:bCs/>
+          <w:i/>
+          <w:iCs/>
+        </w:rPr>
+        <w:t xml:space="preserve"> </w:t>
+      </w:r>
+      <w:r>
+        <w:rPr>
+          <w:b/>
+          <w:bCs/>
+          <w:i/>
+          <w:iCs/>
+        </w:rPr>
         <w:t xml:space="preserve">550,</w:t>
       </w:r>
       <w:r>
-        <w:t xml:space="preserve"> </w:t>
-      </w:r>
-      <w:r>
+        <w:rPr>
+          <w:b/>
+          <w:bCs/>
+          <w:i/>
+          <w:iCs/>
+        </w:rPr>
+        <w:t xml:space="preserve"> </w:t>
+      </w:r>
+      <w:r>
+        <w:rPr>
+          <w:b/>
+          <w:bCs/>
+          <w:i/>
+          <w:iCs/>
+        </w:rPr>
         <w:t xml:space="preserve">551)</w:t>
       </w:r>
     </w:p>
     <w:p>
       <w:pPr>
-        <w:pStyle w:val="PleadingBody"/>
         <w:tabs>
           <w:tab w:val="left" w:pos="1440"/>
         </w:tabs>
+        <w:spacing w:before="0" w:after="0" w:line="480" w:lineRule="exact"/>
+        <w:ind w:left="0" w:firstLine="720"/>
+        <w:jc w:val="left"/>
       </w:pPr>
       <w:r>
         <w:t xml:space="preserve">34.</w:t>
@@ -8455,10 +10594,12 @@
     </w:p>
     <w:p>
       <w:pPr>
-        <w:pStyle w:val="PleadingBody"/>
         <w:tabs>
           <w:tab w:val="left" w:pos="1440"/>
         </w:tabs>
+        <w:spacing w:before="0" w:after="0" w:line="480" w:lineRule="exact"/>
+        <w:ind w:left="0" w:firstLine="720"/>
+        <w:jc w:val="left"/>
       </w:pPr>
       <w:r>
         <w:t xml:space="preserve">35.</w:t>
@@ -8520,10 +10661,12 @@
     </w:p>
     <w:p>
       <w:pPr>
-        <w:pStyle w:val="PleadingBody"/>
         <w:tabs>
           <w:tab w:val="left" w:pos="1440"/>
         </w:tabs>
+        <w:spacing w:before="0" w:after="0" w:line="480" w:lineRule="exact"/>
+        <w:ind w:left="0" w:firstLine="720"/>
+        <w:jc w:val="left"/>
       </w:pPr>
       <w:r>
         <w:t xml:space="preserve">36.</w:t>
@@ -8645,10 +10788,12 @@
     </w:p>
     <w:p>
       <w:pPr>
-        <w:pStyle w:val="PleadingBody"/>
         <w:tabs>
           <w:tab w:val="left" w:pos="1440"/>
         </w:tabs>
+        <w:spacing w:before="0" w:after="0" w:line="480" w:lineRule="exact"/>
+        <w:ind w:left="0" w:firstLine="720"/>
+        <w:jc w:val="left"/>
       </w:pPr>
       <w:r>
         <w:t xml:space="preserve">37.</w:t>
@@ -8974,10 +11119,12 @@
     </w:p>
     <w:p>
       <w:pPr>
-        <w:pStyle w:val="PleadingBody"/>
         <w:tabs>
           <w:tab w:val="left" w:pos="1440"/>
         </w:tabs>
+        <w:spacing w:before="0" w:after="0" w:line="480" w:lineRule="exact"/>
+        <w:ind w:left="0" w:firstLine="720"/>
+        <w:jc w:val="left"/>
       </w:pPr>
       <w:r>
         <w:t xml:space="preserve">38.</w:t>
@@ -9115,7 +11262,7 @@
         <w:t xml:space="preserve">§§</w:t>
       </w:r>
       <w:r>
-        <w:t xml:space="preserve"> </w:t>
+        <w:t xml:space="preserve"> </w:t>
       </w:r>
       <w:r>
         <w:t xml:space="preserve">105,</w:t>
@@ -9159,56 +11306,130 @@
     </w:p>
     <w:p>
       <w:pPr>
-        <w:pStyle w:val="Heading2"/>
+        <w:keepNext/>
+        <w:keepLines/>
+        <w:spacing w:before="0" w:after="0" w:line="480" w:lineRule="exact"/>
+        <w:ind w:left="0" w:firstLine="0"/>
+        <w:jc w:val="center"/>
+        <w:outlineLvl w:val="1"/>
       </w:pPr>
       <w:r>
+        <w:rPr>
+          <w:b/>
+          <w:bCs/>
+        </w:rPr>
         <w:t xml:space="preserve">COUNT</w:t>
       </w:r>
       <w:r>
-        <w:t xml:space="preserve"> </w:t>
-      </w:r>
-      <w:r>
+        <w:rPr>
+          <w:b/>
+          <w:bCs/>
+        </w:rPr>
+        <w:t xml:space="preserve"> </w:t>
+      </w:r>
+      <w:r>
+        <w:rPr>
+          <w:b/>
+          <w:bCs/>
+        </w:rPr>
         <w:t xml:space="preserve">III:</w:t>
       </w:r>
       <w:r>
-        <w:t xml:space="preserve"> </w:t>
-      </w:r>
-      <w:r>
+        <w:rPr>
+          <w:b/>
+          <w:bCs/>
+        </w:rPr>
+        <w:t xml:space="preserve"> </w:t>
+      </w:r>
+      <w:r>
+        <w:rPr>
+          <w:b/>
+          <w:bCs/>
+        </w:rPr>
         <w:t xml:space="preserve">SURCHARGE</w:t>
       </w:r>
     </w:p>
     <w:p>
       <w:pPr>
-        <w:pStyle w:val="Heading3"/>
+        <w:keepNext/>
+        <w:keepLines/>
+        <w:spacing w:before="0" w:after="0" w:line="480" w:lineRule="exact"/>
+        <w:ind w:left="0" w:firstLine="0"/>
+        <w:jc w:val="center"/>
+        <w:outlineLvl w:val="2"/>
       </w:pPr>
       <w:r>
+        <w:rPr>
+          <w:b/>
+          <w:bCs/>
+          <w:i/>
+          <w:iCs/>
+        </w:rPr>
         <w:t xml:space="preserve">(11</w:t>
       </w:r>
       <w:r>
-        <w:t xml:space="preserve"> </w:t>
-      </w:r>
-      <w:r>
+        <w:rPr>
+          <w:b/>
+          <w:bCs/>
+          <w:i/>
+          <w:iCs/>
+        </w:rPr>
+        <w:t xml:space="preserve"> </w:t>
+      </w:r>
+      <w:r>
+        <w:rPr>
+          <w:b/>
+          <w:bCs/>
+          <w:i/>
+          <w:iCs/>
+        </w:rPr>
         <w:t xml:space="preserve">U.S.C.</w:t>
       </w:r>
       <w:r>
-        <w:t xml:space="preserve"> </w:t>
-      </w:r>
-      <w:r>
+        <w:rPr>
+          <w:b/>
+          <w:bCs/>
+          <w:i/>
+          <w:iCs/>
+        </w:rPr>
+        <w:t xml:space="preserve"> </w:t>
+      </w:r>
+      <w:r>
+        <w:rPr>
+          <w:b/>
+          <w:bCs/>
+          <w:i/>
+          <w:iCs/>
+        </w:rPr>
         <w:t xml:space="preserve">§</w:t>
       </w:r>
       <w:r>
-        <w:t xml:space="preserve"> </w:t>
-      </w:r>
-      <w:r>
+        <w:rPr>
+          <w:b/>
+          <w:bCs/>
+          <w:i/>
+          <w:iCs/>
+        </w:rPr>
+        <w:t xml:space="preserve"> </w:t>
+      </w:r>
+      <w:r>
+        <w:rPr>
+          <w:b/>
+          <w:bCs/>
+          <w:i/>
+          <w:iCs/>
+        </w:rPr>
         <w:t xml:space="preserve">506(c))</w:t>
       </w:r>
     </w:p>
     <w:p>
       <w:pPr>
-        <w:pStyle w:val="PleadingBody"/>
         <w:tabs>
           <w:tab w:val="left" w:pos="1440"/>
         </w:tabs>
+        <w:spacing w:before="0" w:after="0" w:line="480" w:lineRule="exact"/>
+        <w:ind w:left="0" w:firstLine="720"/>
+        <w:jc w:val="left"/>
       </w:pPr>
       <w:r>
         <w:t xml:space="preserve">39.</w:t>
@@ -9318,10 +11539,12 @@
     </w:p>
     <w:p>
       <w:pPr>
-        <w:pStyle w:val="PleadingBody"/>
         <w:tabs>
           <w:tab w:val="left" w:pos="1440"/>
         </w:tabs>
+        <w:spacing w:before="0" w:after="0" w:line="480" w:lineRule="exact"/>
+        <w:ind w:left="0" w:firstLine="720"/>
+        <w:jc w:val="left"/>
       </w:pPr>
       <w:r>
         <w:t xml:space="preserve">40.</w:t>
@@ -9389,10 +11612,12 @@
     </w:p>
     <w:p>
       <w:pPr>
-        <w:pStyle w:val="PleadingBody"/>
         <w:tabs>
           <w:tab w:val="left" w:pos="1440"/>
         </w:tabs>
+        <w:spacing w:before="0" w:after="0" w:line="480" w:lineRule="exact"/>
+        <w:ind w:left="0" w:firstLine="720"/>
+        <w:jc w:val="left"/>
       </w:pPr>
       <w:r>
         <w:t xml:space="preserve">41.</w:t>
@@ -9602,7 +11827,7 @@
         <w:t xml:space="preserve">§</w:t>
       </w:r>
       <w:r>
-        <w:t xml:space="preserve"> </w:t>
+        <w:t xml:space="preserve"> </w:t>
       </w:r>
       <w:r>
         <w:t xml:space="preserve">506(c).</w:t>
@@ -9610,62 +11835,144 @@
     </w:p>
     <w:p>
       <w:pPr>
-        <w:pStyle w:val="Heading2"/>
+        <w:keepNext/>
+        <w:keepLines/>
+        <w:spacing w:before="0" w:after="0" w:line="480" w:lineRule="exact"/>
+        <w:ind w:left="0" w:firstLine="0"/>
+        <w:jc w:val="center"/>
+        <w:outlineLvl w:val="1"/>
       </w:pPr>
       <w:r>
+        <w:rPr>
+          <w:b/>
+          <w:bCs/>
+        </w:rPr>
         <w:t xml:space="preserve">COUNT</w:t>
       </w:r>
       <w:r>
-        <w:t xml:space="preserve"> </w:t>
-      </w:r>
-      <w:r>
+        <w:rPr>
+          <w:b/>
+          <w:bCs/>
+        </w:rPr>
+        <w:t xml:space="preserve"> </w:t>
+      </w:r>
+      <w:r>
+        <w:rPr>
+          <w:b/>
+          <w:bCs/>
+        </w:rPr>
         <w:t xml:space="preserve">IV:</w:t>
       </w:r>
       <w:r>
-        <w:t xml:space="preserve"> </w:t>
-      </w:r>
-      <w:r>
+        <w:rPr>
+          <w:b/>
+          <w:bCs/>
+        </w:rPr>
+        <w:t xml:space="preserve"> </w:t>
+      </w:r>
+      <w:r>
+        <w:rPr>
+          <w:b/>
+          <w:bCs/>
+        </w:rPr>
         <w:t xml:space="preserve">EQUITABLE</w:t>
       </w:r>
       <w:r>
-        <w:t xml:space="preserve"> </w:t>
-      </w:r>
-      <w:r>
+        <w:rPr>
+          <w:b/>
+          <w:bCs/>
+        </w:rPr>
+        <w:t xml:space="preserve"> </w:t>
+      </w:r>
+      <w:r>
+        <w:rPr>
+          <w:b/>
+          <w:bCs/>
+        </w:rPr>
         <w:t xml:space="preserve">SUBORDINATION</w:t>
       </w:r>
     </w:p>
     <w:p>
       <w:pPr>
-        <w:pStyle w:val="Heading3"/>
+        <w:keepNext/>
+        <w:keepLines/>
+        <w:spacing w:before="0" w:after="0" w:line="480" w:lineRule="exact"/>
+        <w:ind w:left="0" w:firstLine="0"/>
+        <w:jc w:val="center"/>
+        <w:outlineLvl w:val="2"/>
       </w:pPr>
       <w:r>
+        <w:rPr>
+          <w:b/>
+          <w:bCs/>
+          <w:i/>
+          <w:iCs/>
+        </w:rPr>
         <w:t xml:space="preserve">(11</w:t>
       </w:r>
       <w:r>
-        <w:t xml:space="preserve"> </w:t>
-      </w:r>
-      <w:r>
+        <w:rPr>
+          <w:b/>
+          <w:bCs/>
+          <w:i/>
+          <w:iCs/>
+        </w:rPr>
+        <w:t xml:space="preserve"> </w:t>
+      </w:r>
+      <w:r>
+        <w:rPr>
+          <w:b/>
+          <w:bCs/>
+          <w:i/>
+          <w:iCs/>
+        </w:rPr>
         <w:t xml:space="preserve">U.S.C.</w:t>
       </w:r>
       <w:r>
-        <w:t xml:space="preserve"> </w:t>
-      </w:r>
-      <w:r>
+        <w:rPr>
+          <w:b/>
+          <w:bCs/>
+          <w:i/>
+          <w:iCs/>
+        </w:rPr>
+        <w:t xml:space="preserve"> </w:t>
+      </w:r>
+      <w:r>
+        <w:rPr>
+          <w:b/>
+          <w:bCs/>
+          <w:i/>
+          <w:iCs/>
+        </w:rPr>
         <w:t xml:space="preserve">§</w:t>
       </w:r>
       <w:r>
-        <w:t xml:space="preserve"> </w:t>
-      </w:r>
-      <w:r>
+        <w:rPr>
+          <w:b/>
+          <w:bCs/>
+          <w:i/>
+          <w:iCs/>
+        </w:rPr>
+        <w:t xml:space="preserve"> </w:t>
+      </w:r>
+      <w:r>
+        <w:rPr>
+          <w:b/>
+          <w:bCs/>
+          <w:i/>
+          <w:iCs/>
+        </w:rPr>
         <w:t xml:space="preserve">510(c))</w:t>
       </w:r>
     </w:p>
     <w:p>
       <w:pPr>
-        <w:pStyle w:val="PleadingBody"/>
         <w:tabs>
           <w:tab w:val="left" w:pos="1440"/>
         </w:tabs>
+        <w:spacing w:before="0" w:after="0" w:line="480" w:lineRule="exact"/>
+        <w:ind w:left="0" w:firstLine="720"/>
+        <w:jc w:val="left"/>
       </w:pPr>
       <w:r>
         <w:t xml:space="preserve">42.</w:t>
@@ -9775,10 +12082,12 @@
     </w:p>
     <w:p>
       <w:pPr>
-        <w:pStyle w:val="PleadingBody"/>
         <w:tabs>
           <w:tab w:val="left" w:pos="1440"/>
         </w:tabs>
+        <w:spacing w:before="0" w:after="0" w:line="480" w:lineRule="exact"/>
+        <w:ind w:left="0" w:firstLine="720"/>
+        <w:jc w:val="left"/>
       </w:pPr>
       <w:r>
         <w:t xml:space="preserve">43.</w:t>
@@ -9960,10 +12269,12 @@
     </w:p>
     <w:p>
       <w:pPr>
-        <w:pStyle w:val="PleadingBody"/>
         <w:tabs>
           <w:tab w:val="left" w:pos="1440"/>
         </w:tabs>
+        <w:spacing w:before="0" w:after="0" w:line="480" w:lineRule="exact"/>
+        <w:ind w:left="0" w:firstLine="720"/>
+        <w:jc w:val="left"/>
       </w:pPr>
       <w:r>
         <w:t xml:space="preserve">44.</w:t>
@@ -10026,7 +12337,7 @@
         <w:t xml:space="preserve"> </w:t>
       </w:r>
       <w:r>
-        <w:t xml:space="preserve">and/or</w:t>
+        <w:t xml:space="preserve">and/​or</w:t>
       </w:r>
       <w:r>
         <w:t xml:space="preserve"> </w:t>
@@ -10191,7 +12502,7 @@
         <w:t xml:space="preserve">§</w:t>
       </w:r>
       <w:r>
-        <w:t xml:space="preserve"> </w:t>
+        <w:t xml:space="preserve"> </w:t>
       </w:r>
       <w:r>
         <w:t xml:space="preserve">506(c)</w:t>
@@ -10217,60 +12528,127 @@
     </w:p>
     <w:p>
       <w:pPr>
-        <w:pStyle w:val="Heading2"/>
+        <w:keepNext/>
+        <w:keepLines/>
+        <w:spacing w:before="0" w:after="0" w:line="480" w:lineRule="exact"/>
+        <w:ind w:left="0" w:firstLine="0"/>
+        <w:jc w:val="center"/>
+        <w:outlineLvl w:val="1"/>
       </w:pPr>
       <w:r>
+        <w:rPr>
+          <w:b/>
+          <w:bCs/>
+        </w:rPr>
         <w:t xml:space="preserve">COUNT</w:t>
       </w:r>
       <w:r>
-        <w:t xml:space="preserve"> </w:t>
-      </w:r>
-      <w:r>
+        <w:rPr>
+          <w:b/>
+          <w:bCs/>
+        </w:rPr>
+        <w:t xml:space="preserve"> </w:t>
+      </w:r>
+      <w:r>
+        <w:rPr>
+          <w:b/>
+          <w:bCs/>
+        </w:rPr>
         <w:t xml:space="preserve">V:</w:t>
       </w:r>
       <w:r>
-        <w:t xml:space="preserve"> </w:t>
-      </w:r>
-      <w:r>
+        <w:rPr>
+          <w:b/>
+          <w:bCs/>
+        </w:rPr>
+        <w:t xml:space="preserve"> </w:t>
+      </w:r>
+      <w:r>
+        <w:rPr>
+          <w:b/>
+          <w:bCs/>
+        </w:rPr>
         <w:t xml:space="preserve">DECLARATORY</w:t>
       </w:r>
       <w:r>
-        <w:t xml:space="preserve"> </w:t>
-      </w:r>
-      <w:r>
+        <w:rPr>
+          <w:b/>
+          <w:bCs/>
+        </w:rPr>
+        <w:t xml:space="preserve"> </w:t>
+      </w:r>
+      <w:r>
+        <w:rPr>
+          <w:b/>
+          <w:bCs/>
+        </w:rPr>
         <w:t xml:space="preserve">JUDGMENT</w:t>
       </w:r>
       <w:r>
-        <w:t xml:space="preserve"> </w:t>
-      </w:r>
-      <w:r>
+        <w:rPr>
+          <w:b/>
+          <w:bCs/>
+        </w:rPr>
+        <w:t xml:space="preserve"> </w:t>
+      </w:r>
+      <w:r>
+        <w:rPr>
+          <w:b/>
+          <w:bCs/>
+        </w:rPr>
         <w:t xml:space="preserve">AGAINST</w:t>
       </w:r>
       <w:r>
-        <w:t xml:space="preserve"> </w:t>
-      </w:r>
-      <w:r>
+        <w:rPr>
+          <w:b/>
+          <w:bCs/>
+        </w:rPr>
+        <w:t xml:space="preserve"> </w:t>
+      </w:r>
+      <w:r>
+        <w:rPr>
+          <w:b/>
+          <w:bCs/>
+        </w:rPr>
         <w:t xml:space="preserve">THE</w:t>
       </w:r>
       <w:r>
-        <w:t xml:space="preserve"> </w:t>
-      </w:r>
-      <w:r>
+        <w:rPr>
+          <w:b/>
+          <w:bCs/>
+        </w:rPr>
+        <w:t xml:space="preserve"> </w:t>
+      </w:r>
+      <w:r>
+        <w:rPr>
+          <w:b/>
+          <w:bCs/>
+        </w:rPr>
         <w:t xml:space="preserve">SOUND</w:t>
       </w:r>
       <w:r>
-        <w:t xml:space="preserve"> </w:t>
-      </w:r>
-      <w:r>
+        <w:rPr>
+          <w:b/>
+          <w:bCs/>
+        </w:rPr>
+        <w:t xml:space="preserve"> </w:t>
+      </w:r>
+      <w:r>
+        <w:rPr>
+          <w:b/>
+          <w:bCs/>
+        </w:rPr>
         <w:t xml:space="preserve">ENTITIES</w:t>
       </w:r>
     </w:p>
     <w:p>
       <w:pPr>
-        <w:pStyle w:val="PleadingBody"/>
         <w:tabs>
           <w:tab w:val="left" w:pos="1440"/>
         </w:tabs>
+        <w:spacing w:before="0" w:after="0" w:line="480" w:lineRule="exact"/>
+        <w:ind w:left="0" w:firstLine="720"/>
+        <w:jc w:val="left"/>
       </w:pPr>
       <w:r>
         <w:t xml:space="preserve">45.</w:t>
@@ -10380,10 +12758,12 @@
     </w:p>
     <w:p>
       <w:pPr>
-        <w:pStyle w:val="PleadingBody"/>
         <w:tabs>
           <w:tab w:val="left" w:pos="1440"/>
         </w:tabs>
+        <w:spacing w:before="0" w:after="0" w:line="480" w:lineRule="exact"/>
+        <w:ind w:left="0" w:firstLine="720"/>
+        <w:jc w:val="left"/>
       </w:pPr>
       <w:r>
         <w:t xml:space="preserve">46.</w:t>
@@ -10607,10 +12987,12 @@
     </w:p>
     <w:p>
       <w:pPr>
-        <w:pStyle w:val="PleadingBody"/>
         <w:tabs>
           <w:tab w:val="left" w:pos="1440"/>
         </w:tabs>
+        <w:spacing w:before="0" w:after="0" w:line="480" w:lineRule="exact"/>
+        <w:ind w:left="0" w:firstLine="720"/>
+        <w:jc w:val="left"/>
       </w:pPr>
       <w:r>
         <w:t xml:space="preserve">47.</w:t>
@@ -10834,10 +13216,12 @@
     </w:p>
     <w:p>
       <w:pPr>
-        <w:pStyle w:val="PleadingBody"/>
         <w:tabs>
           <w:tab w:val="left" w:pos="1440"/>
         </w:tabs>
+        <w:spacing w:before="0" w:after="0" w:line="480" w:lineRule="exact"/>
+        <w:ind w:left="0" w:firstLine="720"/>
+        <w:jc w:val="left"/>
       </w:pPr>
       <w:r>
         <w:t xml:space="preserve">48.</w:t>
@@ -11049,10 +13433,12 @@
     </w:p>
     <w:p>
       <w:pPr>
-        <w:pStyle w:val="PleadingBody"/>
         <w:tabs>
           <w:tab w:val="left" w:pos="1440"/>
         </w:tabs>
+        <w:spacing w:before="0" w:after="0" w:line="480" w:lineRule="exact"/>
+        <w:ind w:left="0" w:firstLine="720"/>
+        <w:jc w:val="left"/>
       </w:pPr>
       <w:r>
         <w:t xml:space="preserve">49.</w:t>
@@ -11318,7 +13704,12 @@
     </w:p>
     <w:p>
       <w:pPr>
-        <w:pStyle w:val="Heading1"/>
+        <w:keepNext/>
+        <w:keepLines/>
+        <w:spacing w:before="0" w:after="0" w:line="480" w:lineRule="exact"/>
+        <w:ind w:left="0" w:firstLine="0"/>
+        <w:jc w:val="center"/>
+        <w:outlineLvl w:val="0"/>
       </w:pPr>
       <w:r>
         <w:rPr>
@@ -11358,10 +13749,12 @@
     </w:p>
     <w:p>
       <w:pPr>
-        <w:pStyle w:val="PleadingBody"/>
         <w:tabs>
           <w:tab w:val="left" w:pos="1440"/>
         </w:tabs>
+        <w:spacing w:before="0" w:after="0" w:line="480" w:lineRule="exact"/>
+        <w:ind w:left="0" w:firstLine="720"/>
+        <w:jc w:val="left"/>
       </w:pPr>
       <w:r>
         <w:t xml:space="preserve">50.</w:t>
@@ -11475,1581 +13868,1303 @@
         <w:t xml:space="preserve">follows:</w:t>
       </w:r>
     </w:p>
-    <w:tbl>
-      <w:tblPr>
-        <w:tblW w:w="8280" w:type="dxa"/>
-        <w:tblInd w:w="720" w:type="dxa"/>
-        <w:tblLayout w:type="fixed"/>
-        <w:tblCellMar>
-          <w:left w:w="0" w:type="dxa"/>
-          <w:right w:w="0" w:type="dxa"/>
-        </w:tblCellMar>
-        <w:tblLook w:val="0000" w:firstRow="0" w:lastRow="0" w:firstColumn="0" w:lastColumn="0" w:noHBand="1" w:noVBand="1"/>
-      </w:tblPr>
-      <w:tblGrid>
-        <w:gridCol w:w="576"/>
-        <w:gridCol w:w="7704"/>
-      </w:tblGrid>
-      <w:tr>
-        <w:trPr>
-          <w:cantSplit/>
-        </w:trPr>
-        <w:tc>
-          <w:tcPr>
-            <w:tcW w:w="576" w:type="dxa"/>
-          </w:tcPr>
-          <w:p>
-            <w:pPr>
-              <w:pStyle w:val="PleadingFlush"/>
-            </w:pPr>
-            <w:r>
-              <w:t xml:space="preserve">A.</w:t>
-            </w:r>
-          </w:p>
-        </w:tc>
-        <w:tc>
-          <w:tcPr>
-            <w:tcW w:w="7704" w:type="dxa"/>
-          </w:tcPr>
-          <w:p>
-            <w:pPr>
-              <w:pStyle w:val="PleadingFlush"/>
-            </w:pPr>
-            <w:r>
-              <w:t xml:space="preserve">The</w:t>
-            </w:r>
-            <w:r>
-              <w:t xml:space="preserve"> </w:t>
-            </w:r>
-            <w:r>
-              <w:t xml:space="preserve">Court</w:t>
-            </w:r>
-            <w:r>
-              <w:t xml:space="preserve"> </w:t>
-            </w:r>
-            <w:r>
-              <w:t xml:space="preserve">should</w:t>
-            </w:r>
-            <w:r>
-              <w:t xml:space="preserve"> </w:t>
-            </w:r>
-            <w:r>
-              <w:t xml:space="preserve">enter</w:t>
-            </w:r>
-            <w:r>
-              <w:t xml:space="preserve"> </w:t>
-            </w:r>
-            <w:r>
-              <w:t xml:space="preserve">judgment</w:t>
-            </w:r>
-            <w:r>
-              <w:t xml:space="preserve"> </w:t>
-            </w:r>
-            <w:r>
-              <w:t xml:space="preserve">in</w:t>
-            </w:r>
-            <w:r>
-              <w:t xml:space="preserve"> </w:t>
-            </w:r>
-            <w:r>
-              <w:t xml:space="preserve">favor</w:t>
-            </w:r>
-            <w:r>
-              <w:t xml:space="preserve"> </w:t>
-            </w:r>
-            <w:r>
-              <w:t xml:space="preserve">of</w:t>
-            </w:r>
-            <w:r>
-              <w:t xml:space="preserve"> </w:t>
-            </w:r>
-            <w:r>
-              <w:t xml:space="preserve">Plaintiffs</w:t>
-            </w:r>
-            <w:r>
-              <w:t xml:space="preserve"> </w:t>
-            </w:r>
-            <w:r>
-              <w:t xml:space="preserve">determining</w:t>
-            </w:r>
-            <w:r>
-              <w:t xml:space="preserve"> </w:t>
-            </w:r>
-            <w:r>
-              <w:t xml:space="preserve">that</w:t>
-            </w:r>
-            <w:r>
-              <w:t xml:space="preserve"> </w:t>
-            </w:r>
-            <w:r>
-              <w:t xml:space="preserve">none</w:t>
-            </w:r>
-            <w:r>
-              <w:t xml:space="preserve"> </w:t>
-            </w:r>
-            <w:r>
-              <w:t xml:space="preserve">of</w:t>
-            </w:r>
-            <w:r>
-              <w:t xml:space="preserve"> </w:t>
-            </w:r>
-            <w:r>
-              <w:t xml:space="preserve">Sound</w:t>
-            </w:r>
-            <w:r>
-              <w:t xml:space="preserve"> </w:t>
-            </w:r>
-            <w:r>
-              <w:t xml:space="preserve">Equity,</w:t>
-            </w:r>
-            <w:r>
-              <w:t xml:space="preserve"> </w:t>
-            </w:r>
-            <w:r>
-              <w:t xml:space="preserve">Sound</w:t>
-            </w:r>
-            <w:r>
-              <w:t xml:space="preserve"> </w:t>
-            </w:r>
-            <w:r>
-              <w:t xml:space="preserve">Construction,</w:t>
-            </w:r>
-            <w:r>
-              <w:t xml:space="preserve"> </w:t>
-            </w:r>
-            <w:r>
-              <w:t xml:space="preserve">and</w:t>
-            </w:r>
-            <w:r>
-              <w:t xml:space="preserve"> </w:t>
-            </w:r>
-            <w:r>
-              <w:t xml:space="preserve">Sound</w:t>
-            </w:r>
-            <w:r>
-              <w:t xml:space="preserve"> </w:t>
-            </w:r>
-            <w:r>
-              <w:t xml:space="preserve">Capital</w:t>
-            </w:r>
-            <w:r>
-              <w:t xml:space="preserve"> </w:t>
-            </w:r>
-            <w:r>
-              <w:t xml:space="preserve">loans</w:t>
-            </w:r>
-            <w:r>
-              <w:t xml:space="preserve"> </w:t>
-            </w:r>
-            <w:r>
-              <w:t xml:space="preserve">are</w:t>
-            </w:r>
-            <w:r>
-              <w:t xml:space="preserve"> </w:t>
-            </w:r>
-            <w:r>
-              <w:t xml:space="preserve">cross-collateralized.</w:t>
-            </w:r>
-          </w:p>
-        </w:tc>
-      </w:tr>
-    </w:tbl>
-    <w:tbl>
-      <w:tblPr>
-        <w:tblW w:w="8280" w:type="dxa"/>
-        <w:tblInd w:w="720" w:type="dxa"/>
-        <w:tblLayout w:type="fixed"/>
-        <w:tblCellMar>
-          <w:left w:w="0" w:type="dxa"/>
-          <w:right w:w="0" w:type="dxa"/>
-        </w:tblCellMar>
-        <w:tblLook w:val="0000" w:firstRow="0" w:lastRow="0" w:firstColumn="0" w:lastColumn="0" w:noHBand="1" w:noVBand="1"/>
-      </w:tblPr>
-      <w:tblGrid>
-        <w:gridCol w:w="576"/>
-        <w:gridCol w:w="7704"/>
-      </w:tblGrid>
-      <w:tr>
-        <w:trPr>
-          <w:cantSplit/>
-        </w:trPr>
-        <w:tc>
-          <w:tcPr>
-            <w:tcW w:w="576" w:type="dxa"/>
-          </w:tcPr>
-          <w:p>
-            <w:pPr>
-              <w:pStyle w:val="PleadingFlush"/>
-            </w:pPr>
-            <w:r>
-              <w:t xml:space="preserve">B.</w:t>
-            </w:r>
-          </w:p>
-        </w:tc>
-        <w:tc>
-          <w:tcPr>
-            <w:tcW w:w="7704" w:type="dxa"/>
-          </w:tcPr>
-          <w:p>
-            <w:pPr>
-              <w:pStyle w:val="PleadingFlush"/>
-            </w:pPr>
-            <w:r>
-              <w:t xml:space="preserve">The</w:t>
-            </w:r>
-            <w:r>
-              <w:t xml:space="preserve"> </w:t>
-            </w:r>
-            <w:r>
-              <w:t xml:space="preserve">Court</w:t>
-            </w:r>
-            <w:r>
-              <w:t xml:space="preserve"> </w:t>
-            </w:r>
-            <w:r>
-              <w:t xml:space="preserve">should</w:t>
-            </w:r>
-            <w:r>
-              <w:t xml:space="preserve"> </w:t>
-            </w:r>
-            <w:r>
-              <w:t xml:space="preserve">disallow</w:t>
-            </w:r>
-            <w:r>
-              <w:t xml:space="preserve"> </w:t>
-            </w:r>
-            <w:r>
-              <w:t xml:space="preserve">the</w:t>
-            </w:r>
-            <w:r>
-              <w:t xml:space="preserve"> </w:t>
-            </w:r>
-            <w:r>
-              <w:t xml:space="preserve">Sound</w:t>
-            </w:r>
-            <w:r>
-              <w:t xml:space="preserve"> </w:t>
-            </w:r>
-            <w:r>
-              <w:t xml:space="preserve">Construction</w:t>
-            </w:r>
-            <w:r>
-              <w:t xml:space="preserve"> </w:t>
-            </w:r>
-            <w:r>
-              <w:t xml:space="preserve">proof</w:t>
-            </w:r>
-            <w:r>
-              <w:t xml:space="preserve"> </w:t>
-            </w:r>
-            <w:r>
-              <w:t xml:space="preserve">of</w:t>
-            </w:r>
-            <w:r>
-              <w:t xml:space="preserve"> </w:t>
-            </w:r>
-            <w:r>
-              <w:t xml:space="preserve">claim.</w:t>
-            </w:r>
-          </w:p>
-        </w:tc>
-      </w:tr>
-    </w:tbl>
-    <w:tbl>
-      <w:tblPr>
-        <w:tblW w:w="8280" w:type="dxa"/>
-        <w:tblInd w:w="720" w:type="dxa"/>
-        <w:tblLayout w:type="fixed"/>
-        <w:tblCellMar>
-          <w:left w:w="0" w:type="dxa"/>
-          <w:right w:w="0" w:type="dxa"/>
-        </w:tblCellMar>
-        <w:tblLook w:val="0000" w:firstRow="0" w:lastRow="0" w:firstColumn="0" w:lastColumn="0" w:noHBand="1" w:noVBand="1"/>
-      </w:tblPr>
-      <w:tblGrid>
-        <w:gridCol w:w="576"/>
-        <w:gridCol w:w="7704"/>
-      </w:tblGrid>
-      <w:tr>
-        <w:trPr>
-          <w:cantSplit/>
-        </w:trPr>
-        <w:tc>
-          <w:tcPr>
-            <w:tcW w:w="576" w:type="dxa"/>
-          </w:tcPr>
-          <w:p>
-            <w:pPr>
-              <w:pStyle w:val="PleadingFlush"/>
-            </w:pPr>
-            <w:r>
-              <w:t xml:space="preserve">C.</w:t>
-            </w:r>
-          </w:p>
-        </w:tc>
-        <w:tc>
-          <w:tcPr>
-            <w:tcW w:w="7704" w:type="dxa"/>
-          </w:tcPr>
-          <w:p>
-            <w:pPr>
-              <w:pStyle w:val="PleadingFlush"/>
-            </w:pPr>
-            <w:r>
-              <w:t xml:space="preserve">The</w:t>
-            </w:r>
-            <w:r>
-              <w:t xml:space="preserve"> </w:t>
-            </w:r>
-            <w:r>
-              <w:t xml:space="preserve">Court</w:t>
-            </w:r>
-            <w:r>
-              <w:t xml:space="preserve"> </w:t>
-            </w:r>
-            <w:r>
-              <w:t xml:space="preserve">should</w:t>
-            </w:r>
-            <w:r>
-              <w:t xml:space="preserve"> </w:t>
-            </w:r>
-            <w:r>
-              <w:t xml:space="preserve">disallow</w:t>
-            </w:r>
-            <w:r>
-              <w:t xml:space="preserve"> </w:t>
-            </w:r>
-            <w:r>
-              <w:t xml:space="preserve">the</w:t>
-            </w:r>
-            <w:r>
-              <w:t xml:space="preserve"> </w:t>
-            </w:r>
-            <w:r>
-              <w:t xml:space="preserve">Sound</w:t>
-            </w:r>
-            <w:r>
-              <w:t xml:space="preserve"> </w:t>
-            </w:r>
-            <w:r>
-              <w:t xml:space="preserve">Equity</w:t>
-            </w:r>
-            <w:r>
-              <w:t xml:space="preserve"> </w:t>
-            </w:r>
-            <w:r>
-              <w:t xml:space="preserve">proof</w:t>
-            </w:r>
-            <w:r>
-              <w:t xml:space="preserve"> </w:t>
-            </w:r>
-            <w:r>
-              <w:t xml:space="preserve">of</w:t>
-            </w:r>
-            <w:r>
-              <w:t xml:space="preserve"> </w:t>
-            </w:r>
-            <w:r>
-              <w:t xml:space="preserve">claim.</w:t>
-            </w:r>
-          </w:p>
-        </w:tc>
-      </w:tr>
-    </w:tbl>
-    <w:tbl>
-      <w:tblPr>
-        <w:tblW w:w="8280" w:type="dxa"/>
-        <w:tblInd w:w="720" w:type="dxa"/>
-        <w:tblLayout w:type="fixed"/>
-        <w:tblCellMar>
-          <w:left w:w="0" w:type="dxa"/>
-          <w:right w:w="0" w:type="dxa"/>
-        </w:tblCellMar>
-        <w:tblLook w:val="0000" w:firstRow="0" w:lastRow="0" w:firstColumn="0" w:lastColumn="0" w:noHBand="1" w:noVBand="1"/>
-      </w:tblPr>
-      <w:tblGrid>
-        <w:gridCol w:w="576"/>
-        <w:gridCol w:w="7704"/>
-      </w:tblGrid>
-      <w:tr>
-        <w:trPr>
-          <w:cantSplit/>
-        </w:trPr>
-        <w:tc>
-          <w:tcPr>
-            <w:tcW w:w="576" w:type="dxa"/>
-          </w:tcPr>
-          <w:p>
-            <w:pPr>
-              <w:pStyle w:val="PleadingFlush"/>
-            </w:pPr>
-            <w:r>
-              <w:t xml:space="preserve">D.</w:t>
-            </w:r>
-          </w:p>
-        </w:tc>
-        <w:tc>
-          <w:tcPr>
-            <w:tcW w:w="7704" w:type="dxa"/>
-          </w:tcPr>
-          <w:p>
-            <w:pPr>
-              <w:pStyle w:val="PleadingFlush"/>
-            </w:pPr>
-            <w:r>
-              <w:t xml:space="preserve">The</w:t>
-            </w:r>
-            <w:r>
-              <w:t xml:space="preserve"> </w:t>
-            </w:r>
-            <w:r>
-              <w:t xml:space="preserve">Court</w:t>
-            </w:r>
-            <w:r>
-              <w:t xml:space="preserve"> </w:t>
-            </w:r>
-            <w:r>
-              <w:t xml:space="preserve">should</w:t>
-            </w:r>
-            <w:r>
-              <w:t xml:space="preserve"> </w:t>
-            </w:r>
-            <w:r>
-              <w:t xml:space="preserve">disallow</w:t>
-            </w:r>
-            <w:r>
-              <w:t xml:space="preserve"> </w:t>
-            </w:r>
-            <w:r>
-              <w:t xml:space="preserve">the</w:t>
-            </w:r>
-            <w:r>
-              <w:t xml:space="preserve"> </w:t>
-            </w:r>
-            <w:r>
-              <w:t xml:space="preserve">Sound</w:t>
-            </w:r>
-            <w:r>
-              <w:t xml:space="preserve"> </w:t>
-            </w:r>
-            <w:r>
-              <w:t xml:space="preserve">Capital</w:t>
-            </w:r>
-            <w:r>
-              <w:t xml:space="preserve"> </w:t>
-            </w:r>
-            <w:r>
-              <w:t xml:space="preserve">proof</w:t>
-            </w:r>
-            <w:r>
-              <w:t xml:space="preserve"> </w:t>
-            </w:r>
-            <w:r>
-              <w:t xml:space="preserve">of</w:t>
-            </w:r>
-            <w:r>
-              <w:t xml:space="preserve"> </w:t>
-            </w:r>
-            <w:r>
-              <w:t xml:space="preserve">claim.</w:t>
-            </w:r>
-          </w:p>
-        </w:tc>
-      </w:tr>
-    </w:tbl>
-    <w:tbl>
-      <w:tblPr>
-        <w:tblW w:w="8280" w:type="dxa"/>
-        <w:tblInd w:w="720" w:type="dxa"/>
-        <w:tblLayout w:type="fixed"/>
-        <w:tblCellMar>
-          <w:left w:w="0" w:type="dxa"/>
-          <w:right w:w="0" w:type="dxa"/>
-        </w:tblCellMar>
-        <w:tblLook w:val="0000" w:firstRow="0" w:lastRow="0" w:firstColumn="0" w:lastColumn="0" w:noHBand="1" w:noVBand="1"/>
-      </w:tblPr>
-      <w:tblGrid>
-        <w:gridCol w:w="576"/>
-        <w:gridCol w:w="7704"/>
-      </w:tblGrid>
-      <w:tr>
-        <w:trPr>
-          <w:cantSplit/>
-        </w:trPr>
-        <w:tc>
-          <w:tcPr>
-            <w:tcW w:w="576" w:type="dxa"/>
-          </w:tcPr>
-          <w:p>
-            <w:pPr>
-              <w:pStyle w:val="PleadingFlush"/>
-            </w:pPr>
-            <w:r>
-              <w:t xml:space="preserve">E.</w:t>
-            </w:r>
-          </w:p>
-        </w:tc>
-        <w:tc>
-          <w:tcPr>
-            <w:tcW w:w="7704" w:type="dxa"/>
-          </w:tcPr>
-          <w:p>
-            <w:pPr>
-              <w:pStyle w:val="PleadingFlush"/>
-            </w:pPr>
-            <w:r>
-              <w:t xml:space="preserve">The</w:t>
-            </w:r>
-            <w:r>
-              <w:t xml:space="preserve"> </w:t>
-            </w:r>
-            <w:r>
-              <w:t xml:space="preserve">Court</w:t>
-            </w:r>
-            <w:r>
-              <w:t xml:space="preserve"> </w:t>
-            </w:r>
-            <w:r>
-              <w:t xml:space="preserve">should</w:t>
-            </w:r>
-            <w:r>
-              <w:t xml:space="preserve"> </w:t>
-            </w:r>
-            <w:r>
-              <w:t xml:space="preserve">equitably</w:t>
-            </w:r>
-            <w:r>
-              <w:t xml:space="preserve"> </w:t>
-            </w:r>
-            <w:r>
-              <w:t xml:space="preserve">subordinate</w:t>
-            </w:r>
-            <w:r>
-              <w:t xml:space="preserve"> </w:t>
-            </w:r>
-            <w:r>
-              <w:t xml:space="preserve">any</w:t>
-            </w:r>
-            <w:r>
-              <w:t xml:space="preserve"> </w:t>
-            </w:r>
-            <w:r>
-              <w:t xml:space="preserve">allowed</w:t>
-            </w:r>
-            <w:r>
-              <w:t xml:space="preserve"> </w:t>
-            </w:r>
-            <w:r>
-              <w:t xml:space="preserve">claim</w:t>
-            </w:r>
-            <w:r>
-              <w:t xml:space="preserve"> </w:t>
-            </w:r>
-            <w:r>
-              <w:t xml:space="preserve">of</w:t>
-            </w:r>
-            <w:r>
-              <w:t xml:space="preserve"> </w:t>
-            </w:r>
-            <w:r>
-              <w:t xml:space="preserve">one</w:t>
-            </w:r>
-            <w:r>
-              <w:t xml:space="preserve"> </w:t>
-            </w:r>
-            <w:r>
-              <w:t xml:space="preserve">or</w:t>
-            </w:r>
-            <w:r>
-              <w:t xml:space="preserve"> </w:t>
-            </w:r>
-            <w:r>
-              <w:t xml:space="preserve">more</w:t>
-            </w:r>
-            <w:r>
-              <w:t xml:space="preserve"> </w:t>
-            </w:r>
-            <w:r>
-              <w:t xml:space="preserve">of</w:t>
-            </w:r>
-            <w:r>
-              <w:t xml:space="preserve"> </w:t>
-            </w:r>
-            <w:r>
-              <w:t xml:space="preserve">the</w:t>
-            </w:r>
-            <w:r>
-              <w:t xml:space="preserve"> </w:t>
-            </w:r>
-            <w:r>
-              <w:t xml:space="preserve">Sound</w:t>
-            </w:r>
-            <w:r>
-              <w:t xml:space="preserve"> </w:t>
-            </w:r>
-            <w:r>
-              <w:t xml:space="preserve">Entities.</w:t>
-            </w:r>
-          </w:p>
-        </w:tc>
-      </w:tr>
-    </w:tbl>
-    <w:tbl>
-      <w:tblPr>
-        <w:tblW w:w="8280" w:type="dxa"/>
-        <w:tblInd w:w="720" w:type="dxa"/>
-        <w:tblLayout w:type="fixed"/>
-        <w:tblCellMar>
-          <w:left w:w="0" w:type="dxa"/>
-          <w:right w:w="0" w:type="dxa"/>
-        </w:tblCellMar>
-        <w:tblLook w:val="0000" w:firstRow="0" w:lastRow="0" w:firstColumn="0" w:lastColumn="0" w:noHBand="1" w:noVBand="1"/>
-      </w:tblPr>
-      <w:tblGrid>
-        <w:gridCol w:w="576"/>
-        <w:gridCol w:w="7704"/>
-      </w:tblGrid>
-      <w:tr>
-        <w:trPr>
-          <w:cantSplit/>
-        </w:trPr>
-        <w:tc>
-          <w:tcPr>
-            <w:tcW w:w="576" w:type="dxa"/>
-          </w:tcPr>
-          <w:p>
-            <w:pPr>
-              <w:pStyle w:val="PleadingFlush"/>
-            </w:pPr>
-            <w:r>
-              <w:t xml:space="preserve">F.</w:t>
-            </w:r>
-          </w:p>
-        </w:tc>
-        <w:tc>
-          <w:tcPr>
-            <w:tcW w:w="7704" w:type="dxa"/>
-          </w:tcPr>
-          <w:p>
-            <w:pPr>
-              <w:pStyle w:val="PleadingFlush"/>
-            </w:pPr>
-            <w:r>
-              <w:t xml:space="preserve">The</w:t>
-            </w:r>
-            <w:r>
-              <w:t xml:space="preserve"> </w:t>
-            </w:r>
-            <w:r>
-              <w:t xml:space="preserve">Court</w:t>
-            </w:r>
-            <w:r>
-              <w:t xml:space="preserve"> </w:t>
-            </w:r>
-            <w:r>
-              <w:t xml:space="preserve">should</w:t>
-            </w:r>
-            <w:r>
-              <w:t xml:space="preserve"> </w:t>
-            </w:r>
-            <w:r>
-              <w:t xml:space="preserve">enter</w:t>
-            </w:r>
-            <w:r>
-              <w:t xml:space="preserve"> </w:t>
-            </w:r>
-            <w:r>
-              <w:t xml:space="preserve">judgment</w:t>
-            </w:r>
-            <w:r>
-              <w:t xml:space="preserve"> </w:t>
-            </w:r>
-            <w:r>
-              <w:t xml:space="preserve">authorizing</w:t>
-            </w:r>
-            <w:r>
-              <w:t xml:space="preserve"> </w:t>
-            </w:r>
-            <w:r>
-              <w:t xml:space="preserve">Plaintiffs</w:t>
-            </w:r>
-            <w:r>
-              <w:t xml:space="preserve"> </w:t>
-            </w:r>
-            <w:r>
-              <w:t xml:space="preserve">to</w:t>
-            </w:r>
-            <w:r>
-              <w:t xml:space="preserve"> </w:t>
-            </w:r>
-            <w:r>
-              <w:t xml:space="preserve">recover</w:t>
-            </w:r>
-            <w:r>
-              <w:t xml:space="preserve"> </w:t>
-            </w:r>
-            <w:r>
-              <w:t xml:space="preserve">the</w:t>
-            </w:r>
-            <w:r>
-              <w:t xml:space="preserve"> </w:t>
-            </w:r>
-            <w:r>
-              <w:t xml:space="preserve">Surcharge</w:t>
-            </w:r>
-            <w:r>
-              <w:t xml:space="preserve"> </w:t>
-            </w:r>
-            <w:r>
-              <w:t xml:space="preserve">Expenses</w:t>
-            </w:r>
-            <w:r>
-              <w:t xml:space="preserve"> </w:t>
-            </w:r>
-            <w:r>
-              <w:t xml:space="preserve">in</w:t>
-            </w:r>
-            <w:r>
-              <w:t xml:space="preserve"> </w:t>
-            </w:r>
-            <w:r>
-              <w:t xml:space="preserve">an</w:t>
-            </w:r>
-            <w:r>
-              <w:t xml:space="preserve"> </w:t>
-            </w:r>
-            <w:r>
-              <w:t xml:space="preserve">amount</w:t>
-            </w:r>
-            <w:r>
-              <w:t xml:space="preserve"> </w:t>
-            </w:r>
-            <w:r>
-              <w:t xml:space="preserve">to</w:t>
-            </w:r>
-            <w:r>
-              <w:t xml:space="preserve"> </w:t>
-            </w:r>
-            <w:r>
-              <w:t xml:space="preserve">be</w:t>
-            </w:r>
-            <w:r>
-              <w:t xml:space="preserve"> </w:t>
-            </w:r>
-            <w:r>
-              <w:t xml:space="preserve">determined.</w:t>
-            </w:r>
-          </w:p>
-        </w:tc>
-      </w:tr>
-    </w:tbl>
-    <w:tbl>
-      <w:tblPr>
-        <w:tblW w:w="8280" w:type="dxa"/>
-        <w:tblInd w:w="720" w:type="dxa"/>
-        <w:tblLayout w:type="fixed"/>
-        <w:tblCellMar>
-          <w:left w:w="0" w:type="dxa"/>
-          <w:right w:w="0" w:type="dxa"/>
-        </w:tblCellMar>
-        <w:tblLook w:val="0000" w:firstRow="0" w:lastRow="0" w:firstColumn="0" w:lastColumn="0" w:noHBand="1" w:noVBand="1"/>
-      </w:tblPr>
-      <w:tblGrid>
-        <w:gridCol w:w="576"/>
-        <w:gridCol w:w="7704"/>
-      </w:tblGrid>
-      <w:tr>
-        <w:trPr>
-          <w:cantSplit/>
-        </w:trPr>
-        <w:tc>
-          <w:tcPr>
-            <w:tcW w:w="576" w:type="dxa"/>
-          </w:tcPr>
-          <w:p>
-            <w:pPr>
-              <w:pStyle w:val="PleadingFlush"/>
-            </w:pPr>
-            <w:r>
-              <w:t xml:space="preserve">G.</w:t>
-            </w:r>
-          </w:p>
-        </w:tc>
-        <w:tc>
-          <w:tcPr>
-            <w:tcW w:w="7704" w:type="dxa"/>
-          </w:tcPr>
-          <w:p>
-            <w:pPr>
-              <w:pStyle w:val="PleadingFlush"/>
-            </w:pPr>
-            <w:r>
-              <w:t xml:space="preserve">The</w:t>
-            </w:r>
-            <w:r>
-              <w:t xml:space="preserve"> </w:t>
-            </w:r>
-            <w:r>
-              <w:t xml:space="preserve">Court</w:t>
-            </w:r>
-            <w:r>
-              <w:t xml:space="preserve"> </w:t>
-            </w:r>
-            <w:r>
-              <w:t xml:space="preserve">should</w:t>
-            </w:r>
-            <w:r>
-              <w:t xml:space="preserve"> </w:t>
-            </w:r>
-            <w:r>
-              <w:t xml:space="preserve">enter</w:t>
-            </w:r>
-            <w:r>
-              <w:t xml:space="preserve"> </w:t>
-            </w:r>
-            <w:r>
-              <w:t xml:space="preserve">judgment</w:t>
-            </w:r>
-            <w:r>
-              <w:t xml:space="preserve"> </w:t>
-            </w:r>
-            <w:r>
-              <w:t xml:space="preserve">authorizing</w:t>
-            </w:r>
-            <w:r>
-              <w:t xml:space="preserve"> </w:t>
-            </w:r>
-            <w:r>
-              <w:t xml:space="preserve">Plaintiffs</w:t>
-            </w:r>
-            <w:r>
-              <w:t xml:space="preserve"> </w:t>
-            </w:r>
-            <w:r>
-              <w:t xml:space="preserve">to</w:t>
-            </w:r>
-            <w:r>
-              <w:t xml:space="preserve"> </w:t>
-            </w:r>
-            <w:r>
-              <w:t xml:space="preserve">recover</w:t>
-            </w:r>
-            <w:r>
-              <w:t xml:space="preserve"> </w:t>
-            </w:r>
-            <w:r>
-              <w:t xml:space="preserve">the</w:t>
-            </w:r>
-            <w:r>
-              <w:t xml:space="preserve"> </w:t>
-            </w:r>
-            <w:r>
-              <w:t xml:space="preserve">payments</w:t>
-            </w:r>
-            <w:r>
-              <w:t xml:space="preserve"> </w:t>
-            </w:r>
-            <w:r>
-              <w:t xml:space="preserve">to</w:t>
-            </w:r>
-            <w:r>
-              <w:t xml:space="preserve"> </w:t>
-            </w:r>
-            <w:r>
-              <w:t xml:space="preserve">the</w:t>
-            </w:r>
-            <w:r>
-              <w:t xml:space="preserve"> </w:t>
-            </w:r>
-            <w:r>
-              <w:t xml:space="preserve">Sound</w:t>
-            </w:r>
-            <w:r>
-              <w:t xml:space="preserve"> </w:t>
-            </w:r>
-            <w:r>
-              <w:t xml:space="preserve">Entities</w:t>
-            </w:r>
-            <w:r>
-              <w:t xml:space="preserve"> </w:t>
-            </w:r>
-            <w:r>
-              <w:t xml:space="preserve">in</w:t>
-            </w:r>
-            <w:r>
-              <w:t xml:space="preserve"> </w:t>
-            </w:r>
-            <w:r>
-              <w:t xml:space="preserve">connection</w:t>
-            </w:r>
-            <w:r>
-              <w:t xml:space="preserve"> </w:t>
-            </w:r>
-            <w:r>
-              <w:t xml:space="preserve">with</w:t>
-            </w:r>
-            <w:r>
-              <w:t xml:space="preserve"> </w:t>
-            </w:r>
-            <w:r>
-              <w:t xml:space="preserve">the</w:t>
-            </w:r>
-            <w:r>
-              <w:t xml:space="preserve"> </w:t>
-            </w:r>
-            <w:r>
-              <w:t xml:space="preserve">Athene</w:t>
-            </w:r>
-            <w:r>
-              <w:t xml:space="preserve"> </w:t>
-            </w:r>
-            <w:r>
-              <w:t xml:space="preserve">Properties</w:t>
-            </w:r>
-            <w:r>
-              <w:t xml:space="preserve"> </w:t>
-            </w:r>
-            <w:r>
-              <w:t xml:space="preserve">pursuant</w:t>
-            </w:r>
-            <w:r>
-              <w:t xml:space="preserve"> </w:t>
-            </w:r>
-            <w:r>
-              <w:t xml:space="preserve">to</w:t>
-            </w:r>
-            <w:r>
-              <w:t xml:space="preserve"> </w:t>
-            </w:r>
-            <w:r>
-              <w:t xml:space="preserve">11</w:t>
-            </w:r>
-            <w:r>
-              <w:t xml:space="preserve"> </w:t>
-            </w:r>
-            <w:r>
-              <w:t xml:space="preserve">U.S.C.</w:t>
-            </w:r>
-            <w:r>
-              <w:t xml:space="preserve"> </w:t>
-            </w:r>
-            <w:r>
-              <w:t xml:space="preserve">§§</w:t>
-            </w:r>
-            <w:r>
-              <w:t xml:space="preserve"> </w:t>
-            </w:r>
-            <w:r>
-              <w:t xml:space="preserve">105,</w:t>
-            </w:r>
-            <w:r>
-              <w:t xml:space="preserve"> </w:t>
-            </w:r>
-            <w:r>
-              <w:t xml:space="preserve">544,</w:t>
-            </w:r>
-            <w:r>
-              <w:t xml:space="preserve"> </w:t>
-            </w:r>
-            <w:r>
-              <w:t xml:space="preserve">549,</w:t>
-            </w:r>
-            <w:r>
-              <w:t xml:space="preserve"> </w:t>
-            </w:r>
-            <w:r>
-              <w:t xml:space="preserve">550,</w:t>
-            </w:r>
-            <w:r>
-              <w:t xml:space="preserve"> </w:t>
-            </w:r>
-            <w:r>
-              <w:t xml:space="preserve">and</w:t>
-            </w:r>
-            <w:r>
-              <w:t xml:space="preserve"> </w:t>
-            </w:r>
-            <w:r>
-              <w:t xml:space="preserve">551.</w:t>
-            </w:r>
-          </w:p>
-        </w:tc>
-      </w:tr>
-    </w:tbl>
-    <w:tbl>
-      <w:tblPr>
-        <w:tblW w:w="8280" w:type="dxa"/>
-        <w:tblInd w:w="720" w:type="dxa"/>
-        <w:tblLayout w:type="fixed"/>
-        <w:tblCellMar>
-          <w:left w:w="0" w:type="dxa"/>
-          <w:right w:w="0" w:type="dxa"/>
-        </w:tblCellMar>
-        <w:tblLook w:val="0000" w:firstRow="0" w:lastRow="0" w:firstColumn="0" w:lastColumn="0" w:noHBand="1" w:noVBand="1"/>
-      </w:tblPr>
-      <w:tblGrid>
-        <w:gridCol w:w="576"/>
-        <w:gridCol w:w="7704"/>
-      </w:tblGrid>
-      <w:tr>
-        <w:trPr>
-          <w:cantSplit/>
-        </w:trPr>
-        <w:tc>
-          <w:tcPr>
-            <w:tcW w:w="576" w:type="dxa"/>
-          </w:tcPr>
-          <w:p>
-            <w:pPr>
-              <w:pStyle w:val="PleadingFlush"/>
-            </w:pPr>
-            <w:r>
-              <w:t xml:space="preserve">H.</w:t>
-            </w:r>
-          </w:p>
-        </w:tc>
-        <w:tc>
-          <w:tcPr>
-            <w:tcW w:w="7704" w:type="dxa"/>
-          </w:tcPr>
-          <w:p>
-            <w:pPr>
-              <w:pStyle w:val="PleadingFlush"/>
-            </w:pPr>
-            <w:r>
-              <w:t xml:space="preserve">The</w:t>
-            </w:r>
-            <w:r>
-              <w:t xml:space="preserve"> </w:t>
-            </w:r>
-            <w:r>
-              <w:t xml:space="preserve">Court</w:t>
-            </w:r>
-            <w:r>
-              <w:t xml:space="preserve"> </w:t>
-            </w:r>
-            <w:r>
-              <w:t xml:space="preserve">should</w:t>
-            </w:r>
-            <w:r>
-              <w:t xml:space="preserve"> </w:t>
-            </w:r>
-            <w:r>
-              <w:t xml:space="preserve">enter</w:t>
-            </w:r>
-            <w:r>
-              <w:t xml:space="preserve"> </w:t>
-            </w:r>
-            <w:r>
-              <w:t xml:space="preserve">judgment</w:t>
-            </w:r>
-            <w:r>
-              <w:t xml:space="preserve"> </w:t>
-            </w:r>
-            <w:r>
-              <w:t xml:space="preserve">in</w:t>
-            </w:r>
-            <w:r>
-              <w:t xml:space="preserve"> </w:t>
-            </w:r>
-            <w:r>
-              <w:t xml:space="preserve">favor</w:t>
-            </w:r>
-            <w:r>
-              <w:t xml:space="preserve"> </w:t>
-            </w:r>
-            <w:r>
-              <w:t xml:space="preserve">of</w:t>
-            </w:r>
-            <w:r>
-              <w:t xml:space="preserve"> </w:t>
-            </w:r>
-            <w:r>
-              <w:t xml:space="preserve">Plaintiffs</w:t>
-            </w:r>
-            <w:r>
-              <w:t xml:space="preserve"> </w:t>
-            </w:r>
-            <w:r>
-              <w:t xml:space="preserve">determining</w:t>
-            </w:r>
-            <w:r>
-              <w:t xml:space="preserve"> </w:t>
-            </w:r>
-            <w:r>
-              <w:t xml:space="preserve">the</w:t>
-            </w:r>
-            <w:r>
-              <w:t xml:space="preserve"> </w:t>
-            </w:r>
-            <w:r>
-              <w:t xml:space="preserve">scope</w:t>
-            </w:r>
-            <w:r>
-              <w:t xml:space="preserve"> </w:t>
-            </w:r>
-            <w:r>
-              <w:t xml:space="preserve">of</w:t>
-            </w:r>
-            <w:r>
-              <w:t xml:space="preserve"> </w:t>
-            </w:r>
-            <w:r>
-              <w:t xml:space="preserve">the</w:t>
-            </w:r>
-            <w:r>
-              <w:t xml:space="preserve"> </w:t>
-            </w:r>
-            <w:r>
-              <w:t xml:space="preserve">Sound</w:t>
-            </w:r>
-            <w:r>
-              <w:t xml:space="preserve"> </w:t>
-            </w:r>
-            <w:r>
-              <w:t xml:space="preserve">Entities’</w:t>
-            </w:r>
-            <w:r>
-              <w:t xml:space="preserve"> </w:t>
-            </w:r>
-            <w:r>
-              <w:t xml:space="preserve">interest</w:t>
-            </w:r>
-            <w:r>
-              <w:t xml:space="preserve"> </w:t>
-            </w:r>
-            <w:r>
-              <w:t xml:space="preserve">in</w:t>
-            </w:r>
-            <w:r>
-              <w:t xml:space="preserve"> </w:t>
-            </w:r>
-            <w:r>
-              <w:t xml:space="preserve">property</w:t>
-            </w:r>
-            <w:r>
-              <w:t xml:space="preserve"> </w:t>
-            </w:r>
-            <w:r>
-              <w:t xml:space="preserve">of</w:t>
-            </w:r>
-            <w:r>
-              <w:t xml:space="preserve"> </w:t>
-            </w:r>
-            <w:r>
-              <w:t xml:space="preserve">HCDI</w:t>
-            </w:r>
-            <w:r>
-              <w:t xml:space="preserve"> </w:t>
-            </w:r>
-            <w:r>
-              <w:t xml:space="preserve">and</w:t>
-            </w:r>
-            <w:r>
-              <w:t xml:space="preserve"> </w:t>
-            </w:r>
-            <w:r>
-              <w:t xml:space="preserve">its</w:t>
-            </w:r>
-            <w:r>
-              <w:t xml:space="preserve"> </w:t>
-            </w:r>
-            <w:r>
-              <w:t xml:space="preserve">subsidiaries.</w:t>
-            </w:r>
-          </w:p>
-        </w:tc>
-      </w:tr>
-    </w:tbl>
-    <w:tbl>
-      <w:tblPr>
-        <w:tblW w:w="8280" w:type="dxa"/>
-        <w:tblInd w:w="720" w:type="dxa"/>
-        <w:tblLayout w:type="fixed"/>
-        <w:tblCellMar>
-          <w:left w:w="0" w:type="dxa"/>
-          <w:right w:w="0" w:type="dxa"/>
-        </w:tblCellMar>
-        <w:tblLook w:val="0000" w:firstRow="0" w:lastRow="0" w:firstColumn="0" w:lastColumn="0" w:noHBand="1" w:noVBand="1"/>
-      </w:tblPr>
-      <w:tblGrid>
-        <w:gridCol w:w="576"/>
-        <w:gridCol w:w="7704"/>
-      </w:tblGrid>
-      <w:tr>
-        <w:trPr>
-          <w:cantSplit/>
-        </w:trPr>
-        <w:tc>
-          <w:tcPr>
-            <w:tcW w:w="576" w:type="dxa"/>
-          </w:tcPr>
-          <w:p>
-            <w:pPr>
-              <w:pStyle w:val="PleadingFlush"/>
-            </w:pPr>
-            <w:r>
-              <w:t xml:space="preserve">I.</w:t>
-            </w:r>
-          </w:p>
-        </w:tc>
-        <w:tc>
-          <w:tcPr>
-            <w:tcW w:w="7704" w:type="dxa"/>
-          </w:tcPr>
-          <w:p>
-            <w:pPr>
-              <w:pStyle w:val="PleadingFlush"/>
-            </w:pPr>
-            <w:r>
-              <w:t xml:space="preserve">The</w:t>
-            </w:r>
-            <w:r>
-              <w:t xml:space="preserve"> </w:t>
-            </w:r>
-            <w:r>
-              <w:t xml:space="preserve">Court</w:t>
-            </w:r>
-            <w:r>
-              <w:t xml:space="preserve"> </w:t>
-            </w:r>
-            <w:r>
-              <w:t xml:space="preserve">should</w:t>
-            </w:r>
-            <w:r>
-              <w:t xml:space="preserve"> </w:t>
-            </w:r>
-            <w:r>
-              <w:t xml:space="preserve">award</w:t>
-            </w:r>
-            <w:r>
-              <w:t xml:space="preserve"> </w:t>
-            </w:r>
-            <w:r>
-              <w:t xml:space="preserve">the</w:t>
-            </w:r>
-            <w:r>
-              <w:t xml:space="preserve"> </w:t>
-            </w:r>
-            <w:r>
-              <w:t xml:space="preserve">Debtors</w:t>
-            </w:r>
-            <w:r>
-              <w:t xml:space="preserve"> </w:t>
-            </w:r>
-            <w:r>
-              <w:t xml:space="preserve">their</w:t>
-            </w:r>
-            <w:r>
-              <w:t xml:space="preserve"> </w:t>
-            </w:r>
-            <w:r>
-              <w:t xml:space="preserve">attorneys’</w:t>
-            </w:r>
-            <w:r>
-              <w:t xml:space="preserve"> </w:t>
-            </w:r>
-            <w:r>
-              <w:t xml:space="preserve">fees</w:t>
-            </w:r>
-            <w:r>
-              <w:t xml:space="preserve"> </w:t>
-            </w:r>
-            <w:r>
-              <w:t xml:space="preserve">and</w:t>
-            </w:r>
-            <w:r>
-              <w:t xml:space="preserve"> </w:t>
-            </w:r>
-            <w:r>
-              <w:t xml:space="preserve">other</w:t>
-            </w:r>
-            <w:r>
-              <w:t xml:space="preserve"> </w:t>
-            </w:r>
-            <w:r>
-              <w:t xml:space="preserve">costs</w:t>
-            </w:r>
-            <w:r>
-              <w:t xml:space="preserve"> </w:t>
-            </w:r>
-            <w:r>
-              <w:t xml:space="preserve">pursuant</w:t>
-            </w:r>
-            <w:r>
-              <w:t xml:space="preserve"> </w:t>
-            </w:r>
-            <w:r>
-              <w:t xml:space="preserve">to</w:t>
-            </w:r>
-            <w:r>
-              <w:t xml:space="preserve"> </w:t>
-            </w:r>
-            <w:r>
-              <w:t xml:space="preserve">the</w:t>
-            </w:r>
-            <w:r>
-              <w:t xml:space="preserve"> </w:t>
-            </w:r>
-            <w:r>
-              <w:t xml:space="preserve">Loan</w:t>
-            </w:r>
-            <w:r>
-              <w:t xml:space="preserve"> </w:t>
-            </w:r>
-            <w:r>
-              <w:t xml:space="preserve">Documents</w:t>
-            </w:r>
-            <w:r>
-              <w:t xml:space="preserve"> </w:t>
-            </w:r>
-            <w:r>
-              <w:t xml:space="preserve">and</w:t>
-            </w:r>
-            <w:r>
-              <w:t xml:space="preserve"> </w:t>
-            </w:r>
-            <w:r>
-              <w:t xml:space="preserve">applicable</w:t>
-            </w:r>
-            <w:r>
-              <w:t xml:space="preserve"> </w:t>
-            </w:r>
-            <w:r>
-              <w:t xml:space="preserve">law,</w:t>
-            </w:r>
-            <w:r>
-              <w:t xml:space="preserve"> </w:t>
-            </w:r>
-            <w:r>
-              <w:t xml:space="preserve">including</w:t>
-            </w:r>
-            <w:r>
-              <w:t xml:space="preserve"> </w:t>
-            </w:r>
-            <w:r>
-              <w:t xml:space="preserve">all</w:t>
-            </w:r>
-            <w:r>
-              <w:t xml:space="preserve"> </w:t>
-            </w:r>
-            <w:r>
-              <w:t xml:space="preserve">fees</w:t>
-            </w:r>
-            <w:r>
-              <w:t xml:space="preserve"> </w:t>
-            </w:r>
-            <w:r>
-              <w:t xml:space="preserve">and</w:t>
-            </w:r>
-            <w:r>
-              <w:t xml:space="preserve"> </w:t>
-            </w:r>
-            <w:r>
-              <w:t xml:space="preserve">costs</w:t>
-            </w:r>
-            <w:r>
-              <w:t xml:space="preserve"> </w:t>
-            </w:r>
-            <w:r>
-              <w:t xml:space="preserve">incurred</w:t>
-            </w:r>
-            <w:r>
-              <w:t xml:space="preserve"> </w:t>
-            </w:r>
-            <w:r>
-              <w:t xml:space="preserve">in</w:t>
-            </w:r>
-            <w:r>
-              <w:t xml:space="preserve"> </w:t>
-            </w:r>
-            <w:r>
-              <w:t xml:space="preserve">connection</w:t>
-            </w:r>
-            <w:r>
-              <w:t xml:space="preserve"> </w:t>
-            </w:r>
-            <w:r>
-              <w:t xml:space="preserve">with</w:t>
-            </w:r>
-            <w:r>
-              <w:t xml:space="preserve"> </w:t>
-            </w:r>
-            <w:r>
-              <w:t xml:space="preserve">this</w:t>
-            </w:r>
-            <w:r>
-              <w:t xml:space="preserve"> </w:t>
-            </w:r>
-            <w:r>
-              <w:t xml:space="preserve">adversary</w:t>
-            </w:r>
-            <w:r>
-              <w:t xml:space="preserve"> </w:t>
-            </w:r>
-            <w:r>
-              <w:t xml:space="preserve">proceeding.</w:t>
-            </w:r>
-          </w:p>
-        </w:tc>
-      </w:tr>
-    </w:tbl>
-    <w:tbl>
-      <w:tblPr>
-        <w:tblW w:w="8280" w:type="dxa"/>
-        <w:tblInd w:w="720" w:type="dxa"/>
-        <w:tblLayout w:type="fixed"/>
-        <w:tblCellMar>
-          <w:left w:w="0" w:type="dxa"/>
-          <w:right w:w="0" w:type="dxa"/>
-        </w:tblCellMar>
-        <w:tblLook w:val="0000" w:firstRow="0" w:lastRow="0" w:firstColumn="0" w:lastColumn="0" w:noHBand="1" w:noVBand="1"/>
-      </w:tblPr>
-      <w:tblGrid>
-        <w:gridCol w:w="576"/>
-        <w:gridCol w:w="7704"/>
-      </w:tblGrid>
-      <w:tr>
-        <w:trPr>
-          <w:cantSplit/>
-        </w:trPr>
-        <w:tc>
-          <w:tcPr>
-            <w:tcW w:w="576" w:type="dxa"/>
-          </w:tcPr>
-          <w:p>
-            <w:pPr>
-              <w:pStyle w:val="PleadingFlush"/>
-            </w:pPr>
-            <w:r>
-              <w:t xml:space="preserve">J.</w:t>
-            </w:r>
-          </w:p>
-        </w:tc>
-        <w:tc>
-          <w:tcPr>
-            <w:tcW w:w="7704" w:type="dxa"/>
-          </w:tcPr>
-          <w:p>
-            <w:pPr>
-              <w:pStyle w:val="PleadingFlush"/>
-            </w:pPr>
-            <w:r>
-              <w:t xml:space="preserve">The</w:t>
-            </w:r>
-            <w:r>
-              <w:t xml:space="preserve"> </w:t>
-            </w:r>
-            <w:r>
-              <w:t xml:space="preserve">Court</w:t>
-            </w:r>
-            <w:r>
-              <w:t xml:space="preserve"> </w:t>
-            </w:r>
-            <w:r>
-              <w:t xml:space="preserve">should</w:t>
-            </w:r>
-            <w:r>
-              <w:t xml:space="preserve"> </w:t>
-            </w:r>
-            <w:r>
-              <w:t xml:space="preserve">award</w:t>
-            </w:r>
-            <w:r>
-              <w:t xml:space="preserve"> </w:t>
-            </w:r>
-            <w:r>
-              <w:t xml:space="preserve">such</w:t>
-            </w:r>
-            <w:r>
-              <w:t xml:space="preserve"> </w:t>
-            </w:r>
-            <w:r>
-              <w:t xml:space="preserve">other</w:t>
-            </w:r>
-            <w:r>
-              <w:t xml:space="preserve"> </w:t>
-            </w:r>
-            <w:r>
-              <w:t xml:space="preserve">and</w:t>
-            </w:r>
-            <w:r>
-              <w:t xml:space="preserve"> </w:t>
-            </w:r>
-            <w:r>
-              <w:t xml:space="preserve">further</w:t>
-            </w:r>
-            <w:r>
-              <w:t xml:space="preserve"> </w:t>
-            </w:r>
-            <w:r>
-              <w:t xml:space="preserve">relief</w:t>
-            </w:r>
-            <w:r>
-              <w:t xml:space="preserve"> </w:t>
-            </w:r>
-            <w:r>
-              <w:t xml:space="preserve">as</w:t>
-            </w:r>
-            <w:r>
-              <w:t xml:space="preserve"> </w:t>
-            </w:r>
-            <w:r>
-              <w:t xml:space="preserve">the</w:t>
-            </w:r>
-            <w:r>
-              <w:t xml:space="preserve"> </w:t>
-            </w:r>
-            <w:r>
-              <w:t xml:space="preserve">Court</w:t>
-            </w:r>
-            <w:r>
-              <w:t xml:space="preserve"> </w:t>
-            </w:r>
-            <w:r>
-              <w:t xml:space="preserve">deems</w:t>
-            </w:r>
-            <w:r>
-              <w:t xml:space="preserve"> </w:t>
-            </w:r>
-            <w:r>
-              <w:t xml:space="preserve">just</w:t>
-            </w:r>
-            <w:r>
-              <w:t xml:space="preserve"> </w:t>
-            </w:r>
-            <w:r>
-              <w:t xml:space="preserve">and</w:t>
-            </w:r>
-            <w:r>
-              <w:t xml:space="preserve"> </w:t>
-            </w:r>
-            <w:r>
-              <w:t xml:space="preserve">proper.</w:t>
-            </w:r>
-          </w:p>
-        </w:tc>
-      </w:tr>
-    </w:tbl>
     <w:p>
       <w:pPr>
-        <w:spacing w:before="0" w:after="0" w:line="240" w:lineRule="exact"/>
+        <w:tabs>
+          <w:tab w:val="left" w:pos="1296"/>
+        </w:tabs>
+        <w:spacing w:before="0" w:after="0" w:line="480" w:lineRule="exact"/>
+        <w:ind w:left="1296" w:hanging="576"/>
+        <w:jc w:val="left"/>
+      </w:pPr>
+      <w:r>
+        <w:t xml:space="preserve">A.</w:t>
+      </w:r>
+      <w:r>
+        <w:tab/>
+      </w:r>
+      <w:r>
+        <w:t xml:space="preserve">The</w:t>
+      </w:r>
+      <w:r>
+        <w:t xml:space="preserve"> </w:t>
+      </w:r>
+      <w:r>
+        <w:t xml:space="preserve">Court</w:t>
+      </w:r>
+      <w:r>
+        <w:t xml:space="preserve"> </w:t>
+      </w:r>
+      <w:r>
+        <w:t xml:space="preserve">should</w:t>
+      </w:r>
+      <w:r>
+        <w:t xml:space="preserve"> </w:t>
+      </w:r>
+      <w:r>
+        <w:t xml:space="preserve">enter</w:t>
+      </w:r>
+      <w:r>
+        <w:t xml:space="preserve"> </w:t>
+      </w:r>
+      <w:r>
+        <w:t xml:space="preserve">judgment</w:t>
+      </w:r>
+      <w:r>
+        <w:t xml:space="preserve"> </w:t>
+      </w:r>
+      <w:r>
+        <w:t xml:space="preserve">in</w:t>
+      </w:r>
+      <w:r>
+        <w:t xml:space="preserve"> </w:t>
+      </w:r>
+      <w:r>
+        <w:t xml:space="preserve">favor</w:t>
+      </w:r>
+      <w:r>
+        <w:t xml:space="preserve"> </w:t>
+      </w:r>
+      <w:r>
+        <w:t xml:space="preserve">of</w:t>
+      </w:r>
+      <w:r>
+        <w:t xml:space="preserve"> </w:t>
+      </w:r>
+      <w:r>
+        <w:t xml:space="preserve">Plaintiffs</w:t>
+      </w:r>
+      <w:r>
+        <w:t xml:space="preserve"> </w:t>
+      </w:r>
+      <w:r>
+        <w:t xml:space="preserve">determining</w:t>
+      </w:r>
+      <w:r>
+        <w:t xml:space="preserve"> </w:t>
+      </w:r>
+      <w:r>
+        <w:t xml:space="preserve">that</w:t>
+      </w:r>
+      <w:r>
+        <w:t xml:space="preserve"> </w:t>
+      </w:r>
+      <w:r>
+        <w:t xml:space="preserve">none</w:t>
+      </w:r>
+      <w:r>
+        <w:t xml:space="preserve"> </w:t>
+      </w:r>
+      <w:r>
+        <w:t xml:space="preserve">of</w:t>
+      </w:r>
+      <w:r>
+        <w:t xml:space="preserve"> </w:t>
+      </w:r>
+      <w:r>
+        <w:t xml:space="preserve">Sound</w:t>
+      </w:r>
+      <w:r>
+        <w:t xml:space="preserve"> </w:t>
+      </w:r>
+      <w:r>
+        <w:t xml:space="preserve">Equity,</w:t>
+      </w:r>
+      <w:r>
+        <w:t xml:space="preserve"> </w:t>
+      </w:r>
+      <w:r>
+        <w:t xml:space="preserve">Sound</w:t>
+      </w:r>
+      <w:r>
+        <w:t xml:space="preserve"> </w:t>
+      </w:r>
+      <w:r>
+        <w:t xml:space="preserve">Construction,</w:t>
+      </w:r>
+      <w:r>
+        <w:t xml:space="preserve"> </w:t>
+      </w:r>
+      <w:r>
+        <w:t xml:space="preserve">and</w:t>
+      </w:r>
+      <w:r>
+        <w:t xml:space="preserve"> </w:t>
+      </w:r>
+      <w:r>
+        <w:t xml:space="preserve">Sound</w:t>
+      </w:r>
+      <w:r>
+        <w:t xml:space="preserve"> </w:t>
+      </w:r>
+      <w:r>
+        <w:t xml:space="preserve">Capital</w:t>
+      </w:r>
+      <w:r>
+        <w:t xml:space="preserve"> </w:t>
+      </w:r>
+      <w:r>
+        <w:t xml:space="preserve">loans</w:t>
+      </w:r>
+      <w:r>
+        <w:t xml:space="preserve"> </w:t>
+      </w:r>
+      <w:r>
+        <w:t xml:space="preserve">are</w:t>
+      </w:r>
+      <w:r>
+        <w:t xml:space="preserve"> </w:t>
+      </w:r>
+      <w:r>
+        <w:t xml:space="preserve">cross-collateralized.</w:t>
+      </w:r>
+    </w:p>
+    <w:p>
+      <w:pPr>
+        <w:tabs>
+          <w:tab w:val="left" w:pos="1296"/>
+        </w:tabs>
+        <w:spacing w:before="0" w:after="0" w:line="480" w:lineRule="exact"/>
+        <w:ind w:left="1296" w:hanging="576"/>
+        <w:jc w:val="left"/>
+      </w:pPr>
+      <w:r>
+        <w:t xml:space="preserve">B.</w:t>
+      </w:r>
+      <w:r>
+        <w:tab/>
+      </w:r>
+      <w:r>
+        <w:t xml:space="preserve">The</w:t>
+      </w:r>
+      <w:r>
+        <w:t xml:space="preserve"> </w:t>
+      </w:r>
+      <w:r>
+        <w:t xml:space="preserve">Court</w:t>
+      </w:r>
+      <w:r>
+        <w:t xml:space="preserve"> </w:t>
+      </w:r>
+      <w:r>
+        <w:t xml:space="preserve">should</w:t>
+      </w:r>
+      <w:r>
+        <w:t xml:space="preserve"> </w:t>
+      </w:r>
+      <w:r>
+        <w:t xml:space="preserve">disallow</w:t>
+      </w:r>
+      <w:r>
+        <w:t xml:space="preserve"> </w:t>
+      </w:r>
+      <w:r>
+        <w:t xml:space="preserve">the</w:t>
+      </w:r>
+      <w:r>
+        <w:t xml:space="preserve"> </w:t>
+      </w:r>
+      <w:r>
+        <w:t xml:space="preserve">Sound</w:t>
+      </w:r>
+      <w:r>
+        <w:t xml:space="preserve"> </w:t>
+      </w:r>
+      <w:r>
+        <w:t xml:space="preserve">Construction</w:t>
+      </w:r>
+      <w:r>
+        <w:t xml:space="preserve"> </w:t>
+      </w:r>
+      <w:r>
+        <w:t xml:space="preserve">proof</w:t>
+      </w:r>
+      <w:r>
+        <w:t xml:space="preserve"> </w:t>
+      </w:r>
+      <w:r>
+        <w:t xml:space="preserve">of</w:t>
+      </w:r>
+      <w:r>
+        <w:t xml:space="preserve"> </w:t>
+      </w:r>
+      <w:r>
+        <w:t xml:space="preserve">claim.</w:t>
+      </w:r>
+    </w:p>
+    <w:p>
+      <w:pPr>
+        <w:tabs>
+          <w:tab w:val="left" w:pos="1296"/>
+        </w:tabs>
+        <w:spacing w:before="0" w:after="0" w:line="480" w:lineRule="exact"/>
+        <w:ind w:left="1296" w:hanging="576"/>
+        <w:jc w:val="left"/>
+      </w:pPr>
+      <w:r>
+        <w:t xml:space="preserve">C.</w:t>
+      </w:r>
+      <w:r>
+        <w:tab/>
+      </w:r>
+      <w:r>
+        <w:t xml:space="preserve">The</w:t>
+      </w:r>
+      <w:r>
+        <w:t xml:space="preserve"> </w:t>
+      </w:r>
+      <w:r>
+        <w:t xml:space="preserve">Court</w:t>
+      </w:r>
+      <w:r>
+        <w:t xml:space="preserve"> </w:t>
+      </w:r>
+      <w:r>
+        <w:t xml:space="preserve">should</w:t>
+      </w:r>
+      <w:r>
+        <w:t xml:space="preserve"> </w:t>
+      </w:r>
+      <w:r>
+        <w:t xml:space="preserve">disallow</w:t>
+      </w:r>
+      <w:r>
+        <w:t xml:space="preserve"> </w:t>
+      </w:r>
+      <w:r>
+        <w:t xml:space="preserve">the</w:t>
+      </w:r>
+      <w:r>
+        <w:t xml:space="preserve"> </w:t>
+      </w:r>
+      <w:r>
+        <w:t xml:space="preserve">Sound</w:t>
+      </w:r>
+      <w:r>
+        <w:t xml:space="preserve"> </w:t>
+      </w:r>
+      <w:r>
+        <w:t xml:space="preserve">Equity</w:t>
+      </w:r>
+      <w:r>
+        <w:t xml:space="preserve"> </w:t>
+      </w:r>
+      <w:r>
+        <w:t xml:space="preserve">proof</w:t>
+      </w:r>
+      <w:r>
+        <w:t xml:space="preserve"> </w:t>
+      </w:r>
+      <w:r>
+        <w:t xml:space="preserve">of</w:t>
+      </w:r>
+      <w:r>
+        <w:t xml:space="preserve"> </w:t>
+      </w:r>
+      <w:r>
+        <w:t xml:space="preserve">claim.</w:t>
+      </w:r>
+    </w:p>
+    <w:p>
+      <w:pPr>
+        <w:tabs>
+          <w:tab w:val="left" w:pos="1296"/>
+        </w:tabs>
+        <w:spacing w:before="0" w:after="0" w:line="480" w:lineRule="exact"/>
+        <w:ind w:left="1296" w:hanging="576"/>
+        <w:jc w:val="left"/>
+      </w:pPr>
+      <w:r>
+        <w:t xml:space="preserve">D.</w:t>
+      </w:r>
+      <w:r>
+        <w:tab/>
+      </w:r>
+      <w:r>
+        <w:t xml:space="preserve">The</w:t>
+      </w:r>
+      <w:r>
+        <w:t xml:space="preserve"> </w:t>
+      </w:r>
+      <w:r>
+        <w:t xml:space="preserve">Court</w:t>
+      </w:r>
+      <w:r>
+        <w:t xml:space="preserve"> </w:t>
+      </w:r>
+      <w:r>
+        <w:t xml:space="preserve">should</w:t>
+      </w:r>
+      <w:r>
+        <w:t xml:space="preserve"> </w:t>
+      </w:r>
+      <w:r>
+        <w:t xml:space="preserve">disallow</w:t>
+      </w:r>
+      <w:r>
+        <w:t xml:space="preserve"> </w:t>
+      </w:r>
+      <w:r>
+        <w:t xml:space="preserve">the</w:t>
+      </w:r>
+      <w:r>
+        <w:t xml:space="preserve"> </w:t>
+      </w:r>
+      <w:r>
+        <w:t xml:space="preserve">Sound</w:t>
+      </w:r>
+      <w:r>
+        <w:t xml:space="preserve"> </w:t>
+      </w:r>
+      <w:r>
+        <w:t xml:space="preserve">Capital</w:t>
+      </w:r>
+      <w:r>
+        <w:t xml:space="preserve"> </w:t>
+      </w:r>
+      <w:r>
+        <w:t xml:space="preserve">proof</w:t>
+      </w:r>
+      <w:r>
+        <w:t xml:space="preserve"> </w:t>
+      </w:r>
+      <w:r>
+        <w:t xml:space="preserve">of</w:t>
+      </w:r>
+      <w:r>
+        <w:t xml:space="preserve"> </w:t>
+      </w:r>
+      <w:r>
+        <w:t xml:space="preserve">claim.</w:t>
+      </w:r>
+    </w:p>
+    <w:p>
+      <w:pPr>
+        <w:tabs>
+          <w:tab w:val="left" w:pos="1296"/>
+        </w:tabs>
+        <w:spacing w:before="0" w:after="0" w:line="480" w:lineRule="exact"/>
+        <w:ind w:left="1296" w:hanging="576"/>
+        <w:jc w:val="left"/>
+      </w:pPr>
+      <w:r>
+        <w:t xml:space="preserve">E.</w:t>
+      </w:r>
+      <w:r>
+        <w:tab/>
+      </w:r>
+      <w:r>
+        <w:t xml:space="preserve">The</w:t>
+      </w:r>
+      <w:r>
+        <w:t xml:space="preserve"> </w:t>
+      </w:r>
+      <w:r>
+        <w:t xml:space="preserve">Court</w:t>
+      </w:r>
+      <w:r>
+        <w:t xml:space="preserve"> </w:t>
+      </w:r>
+      <w:r>
+        <w:t xml:space="preserve">should</w:t>
+      </w:r>
+      <w:r>
+        <w:t xml:space="preserve"> </w:t>
+      </w:r>
+      <w:r>
+        <w:t xml:space="preserve">equitably</w:t>
+      </w:r>
+      <w:r>
+        <w:t xml:space="preserve"> </w:t>
+      </w:r>
+      <w:r>
+        <w:t xml:space="preserve">subordinate</w:t>
+      </w:r>
+      <w:r>
+        <w:t xml:space="preserve"> </w:t>
+      </w:r>
+      <w:r>
+        <w:t xml:space="preserve">any</w:t>
+      </w:r>
+      <w:r>
+        <w:t xml:space="preserve"> </w:t>
+      </w:r>
+      <w:r>
+        <w:t xml:space="preserve">allowed</w:t>
+      </w:r>
+      <w:r>
+        <w:t xml:space="preserve"> </w:t>
+      </w:r>
+      <w:r>
+        <w:t xml:space="preserve">claim</w:t>
+      </w:r>
+      <w:r>
+        <w:t xml:space="preserve"> </w:t>
+      </w:r>
+      <w:r>
+        <w:t xml:space="preserve">of</w:t>
+      </w:r>
+      <w:r>
+        <w:t xml:space="preserve"> </w:t>
+      </w:r>
+      <w:r>
+        <w:t xml:space="preserve">one</w:t>
+      </w:r>
+      <w:r>
+        <w:t xml:space="preserve"> </w:t>
+      </w:r>
+      <w:r>
+        <w:t xml:space="preserve">or</w:t>
+      </w:r>
+      <w:r>
+        <w:t xml:space="preserve"> </w:t>
+      </w:r>
+      <w:r>
+        <w:t xml:space="preserve">more</w:t>
+      </w:r>
+      <w:r>
+        <w:t xml:space="preserve"> </w:t>
+      </w:r>
+      <w:r>
+        <w:t xml:space="preserve">of</w:t>
+      </w:r>
+      <w:r>
+        <w:t xml:space="preserve"> </w:t>
+      </w:r>
+      <w:r>
+        <w:t xml:space="preserve">the</w:t>
+      </w:r>
+      <w:r>
+        <w:t xml:space="preserve"> </w:t>
+      </w:r>
+      <w:r>
+        <w:t xml:space="preserve">Sound</w:t>
+      </w:r>
+      <w:r>
+        <w:t xml:space="preserve"> </w:t>
+      </w:r>
+      <w:r>
+        <w:t xml:space="preserve">Entities.</w:t>
+      </w:r>
+    </w:p>
+    <w:p>
+      <w:pPr>
+        <w:tabs>
+          <w:tab w:val="left" w:pos="1296"/>
+        </w:tabs>
+        <w:spacing w:before="0" w:after="0" w:line="480" w:lineRule="exact"/>
+        <w:ind w:left="1296" w:hanging="576"/>
+        <w:jc w:val="left"/>
+      </w:pPr>
+      <w:r>
+        <w:t xml:space="preserve">F.</w:t>
+      </w:r>
+      <w:r>
+        <w:tab/>
+      </w:r>
+      <w:r>
+        <w:t xml:space="preserve">The</w:t>
+      </w:r>
+      <w:r>
+        <w:t xml:space="preserve"> </w:t>
+      </w:r>
+      <w:r>
+        <w:t xml:space="preserve">Court</w:t>
+      </w:r>
+      <w:r>
+        <w:t xml:space="preserve"> </w:t>
+      </w:r>
+      <w:r>
+        <w:t xml:space="preserve">should</w:t>
+      </w:r>
+      <w:r>
+        <w:t xml:space="preserve"> </w:t>
+      </w:r>
+      <w:r>
+        <w:t xml:space="preserve">enter</w:t>
+      </w:r>
+      <w:r>
+        <w:t xml:space="preserve"> </w:t>
+      </w:r>
+      <w:r>
+        <w:t xml:space="preserve">judgment</w:t>
+      </w:r>
+      <w:r>
+        <w:t xml:space="preserve"> </w:t>
+      </w:r>
+      <w:r>
+        <w:t xml:space="preserve">authorizing</w:t>
+      </w:r>
+      <w:r>
+        <w:t xml:space="preserve"> </w:t>
+      </w:r>
+      <w:r>
+        <w:t xml:space="preserve">Plaintiffs</w:t>
+      </w:r>
+      <w:r>
+        <w:t xml:space="preserve"> </w:t>
+      </w:r>
+      <w:r>
+        <w:t xml:space="preserve">to</w:t>
+      </w:r>
+      <w:r>
+        <w:t xml:space="preserve"> </w:t>
+      </w:r>
+      <w:r>
+        <w:t xml:space="preserve">recover</w:t>
+      </w:r>
+      <w:r>
+        <w:t xml:space="preserve"> </w:t>
+      </w:r>
+      <w:r>
+        <w:t xml:space="preserve">the</w:t>
+      </w:r>
+      <w:r>
+        <w:t xml:space="preserve"> </w:t>
+      </w:r>
+      <w:r>
+        <w:t xml:space="preserve">Surcharge</w:t>
+      </w:r>
+      <w:r>
+        <w:t xml:space="preserve"> </w:t>
+      </w:r>
+      <w:r>
+        <w:t xml:space="preserve">Expenses</w:t>
+      </w:r>
+      <w:r>
+        <w:t xml:space="preserve"> </w:t>
+      </w:r>
+      <w:r>
+        <w:t xml:space="preserve">in</w:t>
+      </w:r>
+      <w:r>
+        <w:t xml:space="preserve"> </w:t>
+      </w:r>
+      <w:r>
+        <w:t xml:space="preserve">an</w:t>
+      </w:r>
+      <w:r>
+        <w:t xml:space="preserve"> </w:t>
+      </w:r>
+      <w:r>
+        <w:t xml:space="preserve">amount</w:t>
+      </w:r>
+      <w:r>
+        <w:t xml:space="preserve"> </w:t>
+      </w:r>
+      <w:r>
+        <w:t xml:space="preserve">to</w:t>
+      </w:r>
+      <w:r>
+        <w:t xml:space="preserve"> </w:t>
+      </w:r>
+      <w:r>
+        <w:t xml:space="preserve">be</w:t>
+      </w:r>
+      <w:r>
+        <w:t xml:space="preserve"> </w:t>
+      </w:r>
+      <w:r>
+        <w:t xml:space="preserve">determined.</w:t>
+      </w:r>
+    </w:p>
+    <w:p>
+      <w:pPr>
+        <w:tabs>
+          <w:tab w:val="left" w:pos="1296"/>
+        </w:tabs>
+        <w:spacing w:before="0" w:after="0" w:line="480" w:lineRule="exact"/>
+        <w:ind w:left="1296" w:hanging="576"/>
+        <w:jc w:val="left"/>
+      </w:pPr>
+      <w:r>
+        <w:t xml:space="preserve">G.</w:t>
+      </w:r>
+      <w:r>
+        <w:tab/>
+      </w:r>
+      <w:r>
+        <w:t xml:space="preserve">The</w:t>
+      </w:r>
+      <w:r>
+        <w:t xml:space="preserve"> </w:t>
+      </w:r>
+      <w:r>
+        <w:t xml:space="preserve">Court</w:t>
+      </w:r>
+      <w:r>
+        <w:t xml:space="preserve"> </w:t>
+      </w:r>
+      <w:r>
+        <w:t xml:space="preserve">should</w:t>
+      </w:r>
+      <w:r>
+        <w:t xml:space="preserve"> </w:t>
+      </w:r>
+      <w:r>
+        <w:t xml:space="preserve">enter</w:t>
+      </w:r>
+      <w:r>
+        <w:t xml:space="preserve"> </w:t>
+      </w:r>
+      <w:r>
+        <w:t xml:space="preserve">judgment</w:t>
+      </w:r>
+      <w:r>
+        <w:t xml:space="preserve"> </w:t>
+      </w:r>
+      <w:r>
+        <w:t xml:space="preserve">authorizing</w:t>
+      </w:r>
+      <w:r>
+        <w:t xml:space="preserve"> </w:t>
+      </w:r>
+      <w:r>
+        <w:t xml:space="preserve">Plaintiffs</w:t>
+      </w:r>
+      <w:r>
+        <w:t xml:space="preserve"> </w:t>
+      </w:r>
+      <w:r>
+        <w:t xml:space="preserve">to</w:t>
+      </w:r>
+      <w:r>
+        <w:t xml:space="preserve"> </w:t>
+      </w:r>
+      <w:r>
+        <w:t xml:space="preserve">recover</w:t>
+      </w:r>
+      <w:r>
+        <w:t xml:space="preserve"> </w:t>
+      </w:r>
+      <w:r>
+        <w:t xml:space="preserve">the</w:t>
+      </w:r>
+      <w:r>
+        <w:t xml:space="preserve"> </w:t>
+      </w:r>
+      <w:r>
+        <w:t xml:space="preserve">payments</w:t>
+      </w:r>
+      <w:r>
+        <w:t xml:space="preserve"> </w:t>
+      </w:r>
+      <w:r>
+        <w:t xml:space="preserve">to</w:t>
+      </w:r>
+      <w:r>
+        <w:t xml:space="preserve"> </w:t>
+      </w:r>
+      <w:r>
+        <w:t xml:space="preserve">the</w:t>
+      </w:r>
+      <w:r>
+        <w:t xml:space="preserve"> </w:t>
+      </w:r>
+      <w:r>
+        <w:t xml:space="preserve">Sound</w:t>
+      </w:r>
+      <w:r>
+        <w:t xml:space="preserve"> </w:t>
+      </w:r>
+      <w:r>
+        <w:t xml:space="preserve">Entities</w:t>
+      </w:r>
+      <w:r>
+        <w:t xml:space="preserve"> </w:t>
+      </w:r>
+      <w:r>
+        <w:t xml:space="preserve">in</w:t>
+      </w:r>
+      <w:r>
+        <w:t xml:space="preserve"> </w:t>
+      </w:r>
+      <w:r>
+        <w:t xml:space="preserve">connection</w:t>
+      </w:r>
+      <w:r>
+        <w:t xml:space="preserve"> </w:t>
+      </w:r>
+      <w:r>
+        <w:t xml:space="preserve">with</w:t>
+      </w:r>
+      <w:r>
+        <w:t xml:space="preserve"> </w:t>
+      </w:r>
+      <w:r>
+        <w:t xml:space="preserve">the</w:t>
+      </w:r>
+      <w:r>
+        <w:t xml:space="preserve"> </w:t>
+      </w:r>
+      <w:r>
+        <w:t xml:space="preserve">Athene</w:t>
+      </w:r>
+      <w:r>
+        <w:t xml:space="preserve"> </w:t>
+      </w:r>
+      <w:r>
+        <w:t xml:space="preserve">Properties</w:t>
+      </w:r>
+      <w:r>
+        <w:t xml:space="preserve"> </w:t>
+      </w:r>
+      <w:r>
+        <w:t xml:space="preserve">pursuant</w:t>
+      </w:r>
+      <w:r>
+        <w:t xml:space="preserve"> </w:t>
+      </w:r>
+      <w:r>
+        <w:t xml:space="preserve">to</w:t>
+      </w:r>
+      <w:r>
+        <w:t xml:space="preserve"> </w:t>
+      </w:r>
+      <w:r>
+        <w:t xml:space="preserve">11</w:t>
+      </w:r>
+      <w:r>
+        <w:t xml:space="preserve"> </w:t>
+      </w:r>
+      <w:r>
+        <w:t xml:space="preserve">U.S.C.</w:t>
+      </w:r>
+      <w:r>
+        <w:t xml:space="preserve"> </w:t>
+      </w:r>
+      <w:r>
+        <w:t xml:space="preserve">§§</w:t>
+      </w:r>
+      <w:r>
+        <w:t xml:space="preserve"> </w:t>
+      </w:r>
+      <w:r>
+        <w:t xml:space="preserve">105,</w:t>
+      </w:r>
+      <w:r>
+        <w:t xml:space="preserve"> </w:t>
+      </w:r>
+      <w:r>
+        <w:t xml:space="preserve">544,</w:t>
+      </w:r>
+      <w:r>
+        <w:t xml:space="preserve"> </w:t>
+      </w:r>
+      <w:r>
+        <w:t xml:space="preserve">549,</w:t>
+      </w:r>
+      <w:r>
+        <w:t xml:space="preserve"> </w:t>
+      </w:r>
+      <w:r>
+        <w:t xml:space="preserve">550,</w:t>
+      </w:r>
+      <w:r>
+        <w:t xml:space="preserve"> </w:t>
+      </w:r>
+      <w:r>
+        <w:t xml:space="preserve">and</w:t>
+      </w:r>
+      <w:r>
+        <w:t xml:space="preserve"> </w:t>
+      </w:r>
+      <w:r>
+        <w:t xml:space="preserve">551.</w:t>
+      </w:r>
+    </w:p>
+    <w:p>
+      <w:pPr>
+        <w:tabs>
+          <w:tab w:val="left" w:pos="1296"/>
+        </w:tabs>
+        <w:spacing w:before="0" w:after="0" w:line="480" w:lineRule="exact"/>
+        <w:ind w:left="1296" w:hanging="576"/>
+        <w:jc w:val="left"/>
+      </w:pPr>
+      <w:r>
+        <w:t xml:space="preserve">H.</w:t>
+      </w:r>
+      <w:r>
+        <w:tab/>
+      </w:r>
+      <w:r>
+        <w:t xml:space="preserve">The</w:t>
+      </w:r>
+      <w:r>
+        <w:t xml:space="preserve"> </w:t>
+      </w:r>
+      <w:r>
+        <w:t xml:space="preserve">Court</w:t>
+      </w:r>
+      <w:r>
+        <w:t xml:space="preserve"> </w:t>
+      </w:r>
+      <w:r>
+        <w:t xml:space="preserve">should</w:t>
+      </w:r>
+      <w:r>
+        <w:t xml:space="preserve"> </w:t>
+      </w:r>
+      <w:r>
+        <w:t xml:space="preserve">enter</w:t>
+      </w:r>
+      <w:r>
+        <w:t xml:space="preserve"> </w:t>
+      </w:r>
+      <w:r>
+        <w:t xml:space="preserve">judgment</w:t>
+      </w:r>
+      <w:r>
+        <w:t xml:space="preserve"> </w:t>
+      </w:r>
+      <w:r>
+        <w:t xml:space="preserve">in</w:t>
+      </w:r>
+      <w:r>
+        <w:t xml:space="preserve"> </w:t>
+      </w:r>
+      <w:r>
+        <w:t xml:space="preserve">favor</w:t>
+      </w:r>
+      <w:r>
+        <w:t xml:space="preserve"> </w:t>
+      </w:r>
+      <w:r>
+        <w:t xml:space="preserve">of</w:t>
+      </w:r>
+      <w:r>
+        <w:t xml:space="preserve"> </w:t>
+      </w:r>
+      <w:r>
+        <w:t xml:space="preserve">Plaintiffs</w:t>
+      </w:r>
+      <w:r>
+        <w:t xml:space="preserve"> </w:t>
+      </w:r>
+      <w:r>
+        <w:t xml:space="preserve">determining</w:t>
+      </w:r>
+      <w:r>
+        <w:t xml:space="preserve"> </w:t>
+      </w:r>
+      <w:r>
+        <w:t xml:space="preserve">the</w:t>
+      </w:r>
+      <w:r>
+        <w:t xml:space="preserve"> </w:t>
+      </w:r>
+      <w:r>
+        <w:t xml:space="preserve">scope</w:t>
+      </w:r>
+      <w:r>
+        <w:t xml:space="preserve"> </w:t>
+      </w:r>
+      <w:r>
+        <w:t xml:space="preserve">of</w:t>
+      </w:r>
+      <w:r>
+        <w:t xml:space="preserve"> </w:t>
+      </w:r>
+      <w:r>
+        <w:t xml:space="preserve">the</w:t>
+      </w:r>
+      <w:r>
+        <w:t xml:space="preserve"> </w:t>
+      </w:r>
+      <w:r>
+        <w:t xml:space="preserve">Sound</w:t>
+      </w:r>
+      <w:r>
+        <w:t xml:space="preserve"> </w:t>
+      </w:r>
+      <w:r>
+        <w:t xml:space="preserve">Entities’</w:t>
+      </w:r>
+      <w:r>
+        <w:t xml:space="preserve"> </w:t>
+      </w:r>
+      <w:r>
+        <w:t xml:space="preserve">interest</w:t>
+      </w:r>
+      <w:r>
+        <w:t xml:space="preserve"> </w:t>
+      </w:r>
+      <w:r>
+        <w:t xml:space="preserve">in</w:t>
+      </w:r>
+      <w:r>
+        <w:t xml:space="preserve"> </w:t>
+      </w:r>
+      <w:r>
+        <w:t xml:space="preserve">property</w:t>
+      </w:r>
+      <w:r>
+        <w:t xml:space="preserve"> </w:t>
+      </w:r>
+      <w:r>
+        <w:t xml:space="preserve">of</w:t>
+      </w:r>
+      <w:r>
+        <w:t xml:space="preserve"> </w:t>
+      </w:r>
+      <w:r>
+        <w:t xml:space="preserve">HCDI</w:t>
+      </w:r>
+      <w:r>
+        <w:t xml:space="preserve"> </w:t>
+      </w:r>
+      <w:r>
+        <w:t xml:space="preserve">and</w:t>
+      </w:r>
+      <w:r>
+        <w:t xml:space="preserve"> </w:t>
+      </w:r>
+      <w:r>
+        <w:t xml:space="preserve">its</w:t>
+      </w:r>
+      <w:r>
+        <w:t xml:space="preserve"> </w:t>
+      </w:r>
+      <w:r>
+        <w:t xml:space="preserve">subsidiaries.</w:t>
+      </w:r>
+    </w:p>
+    <w:p>
+      <w:pPr>
+        <w:tabs>
+          <w:tab w:val="left" w:pos="1296"/>
+        </w:tabs>
+        <w:spacing w:before="0" w:after="0" w:line="480" w:lineRule="exact"/>
+        <w:ind w:left="1296" w:hanging="576"/>
+        <w:jc w:val="left"/>
+      </w:pPr>
+      <w:r>
+        <w:t xml:space="preserve">I.</w:t>
+      </w:r>
+      <w:r>
+        <w:tab/>
+      </w:r>
+      <w:r>
+        <w:t xml:space="preserve">The</w:t>
+      </w:r>
+      <w:r>
+        <w:t xml:space="preserve"> </w:t>
+      </w:r>
+      <w:r>
+        <w:t xml:space="preserve">Court</w:t>
+      </w:r>
+      <w:r>
+        <w:t xml:space="preserve"> </w:t>
+      </w:r>
+      <w:r>
+        <w:t xml:space="preserve">should</w:t>
+      </w:r>
+      <w:r>
+        <w:t xml:space="preserve"> </w:t>
+      </w:r>
+      <w:r>
+        <w:t xml:space="preserve">award</w:t>
+      </w:r>
+      <w:r>
+        <w:t xml:space="preserve"> </w:t>
+      </w:r>
+      <w:r>
+        <w:t xml:space="preserve">the</w:t>
+      </w:r>
+      <w:r>
+        <w:t xml:space="preserve"> </w:t>
+      </w:r>
+      <w:r>
+        <w:t xml:space="preserve">Debtors</w:t>
+      </w:r>
+      <w:r>
+        <w:t xml:space="preserve"> </w:t>
+      </w:r>
+      <w:r>
+        <w:t xml:space="preserve">their</w:t>
+      </w:r>
+      <w:r>
+        <w:t xml:space="preserve"> </w:t>
+      </w:r>
+      <w:r>
+        <w:t xml:space="preserve">attorneys’</w:t>
+      </w:r>
+      <w:r>
+        <w:t xml:space="preserve"> </w:t>
+      </w:r>
+      <w:r>
+        <w:t xml:space="preserve">fees</w:t>
+      </w:r>
+      <w:r>
+        <w:t xml:space="preserve"> </w:t>
+      </w:r>
+      <w:r>
+        <w:t xml:space="preserve">and</w:t>
+      </w:r>
+      <w:r>
+        <w:t xml:space="preserve"> </w:t>
+      </w:r>
+      <w:r>
+        <w:t xml:space="preserve">other</w:t>
+      </w:r>
+      <w:r>
+        <w:t xml:space="preserve"> </w:t>
+      </w:r>
+      <w:r>
+        <w:t xml:space="preserve">costs</w:t>
+      </w:r>
+      <w:r>
+        <w:t xml:space="preserve"> </w:t>
+      </w:r>
+      <w:r>
+        <w:t xml:space="preserve">pursuant</w:t>
+      </w:r>
+      <w:r>
+        <w:t xml:space="preserve"> </w:t>
+      </w:r>
+      <w:r>
+        <w:t xml:space="preserve">to</w:t>
+      </w:r>
+      <w:r>
+        <w:t xml:space="preserve"> </w:t>
+      </w:r>
+      <w:r>
+        <w:t xml:space="preserve">the</w:t>
+      </w:r>
+      <w:r>
+        <w:t xml:space="preserve"> </w:t>
+      </w:r>
+      <w:r>
+        <w:t xml:space="preserve">Loan</w:t>
+      </w:r>
+      <w:r>
+        <w:t xml:space="preserve"> </w:t>
+      </w:r>
+      <w:r>
+        <w:t xml:space="preserve">Documents</w:t>
+      </w:r>
+      <w:r>
+        <w:t xml:space="preserve"> </w:t>
+      </w:r>
+      <w:r>
+        <w:t xml:space="preserve">and</w:t>
+      </w:r>
+      <w:r>
+        <w:t xml:space="preserve"> </w:t>
+      </w:r>
+      <w:r>
+        <w:t xml:space="preserve">applicable</w:t>
+      </w:r>
+      <w:r>
+        <w:t xml:space="preserve"> </w:t>
+      </w:r>
+      <w:r>
+        <w:t xml:space="preserve">law,</w:t>
+      </w:r>
+      <w:r>
+        <w:t xml:space="preserve"> </w:t>
+      </w:r>
+      <w:r>
+        <w:t xml:space="preserve">including</w:t>
+      </w:r>
+      <w:r>
+        <w:t xml:space="preserve"> </w:t>
+      </w:r>
+      <w:r>
+        <w:t xml:space="preserve">all</w:t>
+      </w:r>
+      <w:r>
+        <w:t xml:space="preserve"> </w:t>
+      </w:r>
+      <w:r>
+        <w:t xml:space="preserve">fees</w:t>
+      </w:r>
+      <w:r>
+        <w:t xml:space="preserve"> </w:t>
+      </w:r>
+      <w:r>
+        <w:t xml:space="preserve">and</w:t>
+      </w:r>
+      <w:r>
+        <w:t xml:space="preserve"> </w:t>
+      </w:r>
+      <w:r>
+        <w:t xml:space="preserve">costs</w:t>
+      </w:r>
+      <w:r>
+        <w:t xml:space="preserve"> </w:t>
+      </w:r>
+      <w:r>
+        <w:t xml:space="preserve">incurred</w:t>
+      </w:r>
+      <w:r>
+        <w:t xml:space="preserve"> </w:t>
+      </w:r>
+      <w:r>
+        <w:t xml:space="preserve">in</w:t>
+      </w:r>
+      <w:r>
+        <w:t xml:space="preserve"> </w:t>
+      </w:r>
+      <w:r>
+        <w:t xml:space="preserve">connection</w:t>
+      </w:r>
+      <w:r>
+        <w:t xml:space="preserve"> </w:t>
+      </w:r>
+      <w:r>
+        <w:t xml:space="preserve">with</w:t>
+      </w:r>
+      <w:r>
+        <w:t xml:space="preserve"> </w:t>
+      </w:r>
+      <w:r>
+        <w:t xml:space="preserve">this</w:t>
+      </w:r>
+      <w:r>
+        <w:t xml:space="preserve"> </w:t>
+      </w:r>
+      <w:r>
+        <w:t xml:space="preserve">adversary</w:t>
+      </w:r>
+      <w:r>
+        <w:t xml:space="preserve"> </w:t>
+      </w:r>
+      <w:r>
+        <w:t xml:space="preserve">proceeding.</w:t>
+      </w:r>
+    </w:p>
+    <w:p>
+      <w:pPr>
+        <w:tabs>
+          <w:tab w:val="left" w:pos="1296"/>
+        </w:tabs>
+        <w:spacing w:before="0" w:after="0" w:line="480" w:lineRule="exact"/>
+        <w:ind w:left="1296" w:hanging="576"/>
+        <w:jc w:val="left"/>
+      </w:pPr>
+      <w:r>
+        <w:t xml:space="preserve">J.</w:t>
+      </w:r>
+      <w:r>
+        <w:tab/>
+      </w:r>
+      <w:r>
+        <w:t xml:space="preserve">The</w:t>
+      </w:r>
+      <w:r>
+        <w:t xml:space="preserve"> </w:t>
+      </w:r>
+      <w:r>
+        <w:t xml:space="preserve">Court</w:t>
+      </w:r>
+      <w:r>
+        <w:t xml:space="preserve"> </w:t>
+      </w:r>
+      <w:r>
+        <w:t xml:space="preserve">should</w:t>
+      </w:r>
+      <w:r>
+        <w:t xml:space="preserve"> </w:t>
+      </w:r>
+      <w:r>
+        <w:t xml:space="preserve">award</w:t>
+      </w:r>
+      <w:r>
+        <w:t xml:space="preserve"> </w:t>
+      </w:r>
+      <w:r>
+        <w:t xml:space="preserve">such</w:t>
+      </w:r>
+      <w:r>
+        <w:t xml:space="preserve"> </w:t>
+      </w:r>
+      <w:r>
+        <w:t xml:space="preserve">other</w:t>
+      </w:r>
+      <w:r>
+        <w:t xml:space="preserve"> </w:t>
+      </w:r>
+      <w:r>
+        <w:t xml:space="preserve">and</w:t>
+      </w:r>
+      <w:r>
+        <w:t xml:space="preserve"> </w:t>
+      </w:r>
+      <w:r>
+        <w:t xml:space="preserve">further</w:t>
+      </w:r>
+      <w:r>
+        <w:t xml:space="preserve"> </w:t>
+      </w:r>
+      <w:r>
+        <w:t xml:space="preserve">relief</w:t>
+      </w:r>
+      <w:r>
+        <w:t xml:space="preserve"> </w:t>
+      </w:r>
+      <w:r>
+        <w:t xml:space="preserve">as</w:t>
+      </w:r>
+      <w:r>
+        <w:t xml:space="preserve"> </w:t>
+      </w:r>
+      <w:r>
+        <w:t xml:space="preserve">the</w:t>
+      </w:r>
+      <w:r>
+        <w:t xml:space="preserve"> </w:t>
+      </w:r>
+      <w:r>
+        <w:t xml:space="preserve">Court</w:t>
+      </w:r>
+      <w:r>
+        <w:t xml:space="preserve"> </w:t>
+      </w:r>
+      <w:r>
+        <w:t xml:space="preserve">deems</w:t>
+      </w:r>
+      <w:r>
+        <w:t xml:space="preserve"> </w:t>
+      </w:r>
+      <w:r>
+        <w:t xml:space="preserve">just</w:t>
+      </w:r>
+      <w:r>
+        <w:t xml:space="preserve"> </w:t>
+      </w:r>
+      <w:r>
+        <w:t xml:space="preserve">and</w:t>
+      </w:r>
+      <w:r>
+        <w:t xml:space="preserve"> </w:t>
+      </w:r>
+      <w:r>
+        <w:t xml:space="preserve">proper.</w:t>
+      </w:r>
+    </w:p>
+    <w:p>
+      <w:pPr>
+        <w:spacing w:before="0" w:after="0" w:line="480" w:lineRule="exact"/>
       </w:pPr>
     </w:p>
     <w:tbl>
       <w:tblPr>
-        <w:tblW w:w="9000" w:type="dxa"/>
+        <w:tblW w:w="8640" w:type="dxa"/>
         <w:tblLayout w:type="fixed"/>
         <w:tblCellMar>
+          <w:top w:w="0" w:type="dxa"/>
           <w:left w:w="0" w:type="dxa"/>
+          <w:bottom w:w="0" w:type="dxa"/>
           <w:right w:w="0" w:type="dxa"/>
         </w:tblCellMar>
-        <w:tblLook w:val="0000" w:firstRow="0" w:lastRow="0" w:firstColumn="0" w:lastColumn="0" w:noHBand="1" w:noVBand="1"/>
+        <w:tblLook w:val="0000" w:firstRow="0" w:lastRow="0" w:firstColumn="0" w:lastColumn="0" w:noHBand="0" w:noVBand="0"/>
       </w:tblPr>
       <w:tblGrid>
         <w:gridCol w:w="3744"/>
         <w:gridCol w:w="288"/>
-        <w:gridCol w:w="4968"/>
+        <w:gridCol w:w="4608"/>
       </w:tblGrid>
       <w:tr>
         <w:trPr>
@@ -13061,7 +15176,9 @@
           </w:tcPr>
           <w:p>
             <w:pPr>
-              <w:pStyle w:val="PleadingSingle"/>
+              <w:spacing w:before="192" w:after="0" w:line="240" w:lineRule="exact"/>
+              <w:ind w:left="0" w:firstLine="0"/>
+              <w:jc w:val="left"/>
             </w:pPr>
             <w:r>
               <w:t xml:space="preserve">Dated: June 17, 2024</w:t>
@@ -13072,165 +15189,663 @@
           <w:tcPr>
             <w:tcW w:w="288" w:type="dxa"/>
           </w:tcPr>
-          <w:p/>
+          <w:p>
+            <w:pPr>
+              <w:spacing w:before="0" w:after="0" w:line="240" w:lineRule="exact"/>
+              <w:ind w:left="0" w:firstLine="0"/>
+              <w:jc w:val="left"/>
+            </w:pPr>
+          </w:p>
         </w:tc>
         <w:tc>
           <w:tcPr>
-            <w:tcW w:w="4968" w:type="dxa"/>
+            <w:tcW w:w="4608" w:type="dxa"/>
           </w:tcPr>
           <w:p>
             <w:pPr>
-              <w:pStyle w:val="PleadingSignature"/>
+              <w:spacing w:before="192" w:after="0" w:line="240" w:lineRule="exact"/>
+              <w:ind w:left="0" w:firstLine="0"/>
+              <w:jc w:val="left"/>
             </w:pPr>
             <w:r>
-              <w:t xml:space="preserve">LEVENE, NEALE, BENDER, YOO &amp; GOLUBCHIK L.L.P.</w:t>
+              <w:t xml:space="preserve">LEVENE,</w:t>
+            </w:r>
+            <w:r>
+              <w:t xml:space="preserve"> </w:t>
+            </w:r>
+            <w:r>
+              <w:t xml:space="preserve">NEALE,</w:t>
+            </w:r>
+            <w:r>
+              <w:t xml:space="preserve"> </w:t>
+            </w:r>
+            <w:r>
+              <w:t xml:space="preserve">BENDER,</w:t>
+            </w:r>
+            <w:r>
+              <w:t xml:space="preserve"> </w:t>
+            </w:r>
+            <w:r>
+              <w:t xml:space="preserve">YOO</w:t>
+            </w:r>
+            <w:r>
+              <w:t xml:space="preserve"> </w:t>
+            </w:r>
+            <w:r>
+              <w:t xml:space="preserve">&amp;</w:t>
+            </w:r>
+            <w:r>
+              <w:t xml:space="preserve"> </w:t>
+            </w:r>
+            <w:r>
+              <w:t xml:space="preserve">GOLUBCHIK</w:t>
+            </w:r>
+            <w:r>
+              <w:t xml:space="preserve"> </w:t>
+            </w:r>
+            <w:r>
+              <w:t xml:space="preserve">L.L.P.</w:t>
+            </w:r>
+          </w:p>
+          <w:p>
+            <w:pPr>
+              <w:spacing w:before="240" w:after="0" w:line="240" w:lineRule="exact"/>
+              <w:ind w:left="0" w:firstLine="0"/>
+              <w:jc w:val="left"/>
+            </w:pPr>
+            <w:r>
+              <w:t xml:space="preserve">/s/ Eve H. Karasik</w:t>
             </w:r>
           </w:p>
           <w:p>
             <w:pPr>
               <w:spacing w:before="0" w:after="0" w:line="240" w:lineRule="exact"/>
+              <w:ind w:left="0" w:firstLine="0"/>
+              <w:jc w:val="left"/>
             </w:pPr>
-          </w:p>
-          <w:p>
-            <w:pPr>
-              <w:pStyle w:val="PleadingSignature"/>
-            </w:pPr>
-            <w:r>
-              <w:t xml:space="preserve">/s/ Eve H. Karasik</w:t>
-            </w:r>
-          </w:p>
-          <w:p>
-            <w:pPr>
-              <w:pStyle w:val="PleadingSignature"/>
-            </w:pPr>
-            <w:r>
-              <w:t xml:space="preserve">Eve H. Karasik (admitted pro hac vice)</w:t>
-            </w:r>
-          </w:p>
-          <w:p>
-            <w:pPr>
-              <w:pStyle w:val="PleadingSignature"/>
-            </w:pPr>
-            <w:r>
-              <w:t xml:space="preserve">2818 La Cienega Ave.</w:t>
-            </w:r>
-          </w:p>
-          <w:p>
-            <w:pPr>
-              <w:pStyle w:val="PleadingSignature"/>
-            </w:pPr>
-            <w:r>
-              <w:t xml:space="preserve">Los Angeles, CA 90034</w:t>
-            </w:r>
-          </w:p>
-          <w:p>
-            <w:pPr>
-              <w:pStyle w:val="PleadingSignature"/>
-            </w:pPr>
-            <w:r>
-              <w:t xml:space="preserve">(310) 229-3350</w:t>
-            </w:r>
-          </w:p>
-          <w:p>
-            <w:pPr>
-              <w:pStyle w:val="PleadingSignature"/>
-            </w:pPr>
-            <w:r>
-              <w:t xml:space="preserve">EHK@lnbyg.com</w:t>
-            </w:r>
-          </w:p>
-          <w:p>
-            <w:pPr>
-              <w:spacing w:before="0" w:after="0" w:line="480" w:lineRule="exact"/>
-            </w:pPr>
-          </w:p>
-          <w:p>
-            <w:pPr>
-              <w:pStyle w:val="PleadingSignature"/>
-            </w:pPr>
-            <w:r>
-              <w:t xml:space="preserve">POLSINELLI PC</w:t>
+            <w:r>
+              <w:t xml:space="preserve">Eve</w:t>
+            </w:r>
+            <w:r>
+              <w:t xml:space="preserve"> </w:t>
+            </w:r>
+            <w:r>
+              <w:t xml:space="preserve">H.</w:t>
+            </w:r>
+            <w:r>
+              <w:t xml:space="preserve"> </w:t>
+            </w:r>
+            <w:r>
+              <w:t xml:space="preserve">Karasik</w:t>
+            </w:r>
+            <w:r>
+              <w:t xml:space="preserve"> </w:t>
+            </w:r>
+            <w:r>
+              <w:t xml:space="preserve">(admitted</w:t>
+            </w:r>
+            <w:r>
+              <w:t xml:space="preserve"> </w:t>
+            </w:r>
+            <w:r>
+              <w:t xml:space="preserve">pro</w:t>
+            </w:r>
+            <w:r>
+              <w:t xml:space="preserve"> </w:t>
+            </w:r>
+            <w:r>
+              <w:t xml:space="preserve">hac</w:t>
+            </w:r>
+            <w:r>
+              <w:t xml:space="preserve"> </w:t>
+            </w:r>
+            <w:r>
+              <w:t xml:space="preserve">vice)</w:t>
             </w:r>
           </w:p>
           <w:p>
             <w:pPr>
               <w:spacing w:before="0" w:after="0" w:line="240" w:lineRule="exact"/>
+              <w:ind w:left="0" w:firstLine="0"/>
+              <w:jc w:val="left"/>
             </w:pPr>
+            <w:r>
+              <w:t xml:space="preserve">2818</w:t>
+            </w:r>
+            <w:r>
+              <w:t xml:space="preserve"> </w:t>
+            </w:r>
+            <w:r>
+              <w:t xml:space="preserve">La</w:t>
+            </w:r>
+            <w:r>
+              <w:t xml:space="preserve"> </w:t>
+            </w:r>
+            <w:r>
+              <w:t xml:space="preserve">Cienega</w:t>
+            </w:r>
+            <w:r>
+              <w:t xml:space="preserve"> </w:t>
+            </w:r>
+            <w:r>
+              <w:t xml:space="preserve">Ave.</w:t>
+            </w:r>
           </w:p>
           <w:p>
             <w:pPr>
-              <w:pStyle w:val="PleadingSignature"/>
+              <w:spacing w:before="0" w:after="0" w:line="240" w:lineRule="exact"/>
+              <w:ind w:left="0" w:firstLine="0"/>
+              <w:jc w:val="left"/>
             </w:pPr>
             <w:r>
-              <w:t xml:space="preserve">/s/ Jane Pearson</w:t>
+              <w:t xml:space="preserve">Los</w:t>
+            </w:r>
+            <w:r>
+              <w:t xml:space="preserve"> </w:t>
+            </w:r>
+            <w:r>
+              <w:t xml:space="preserve">Angeles,</w:t>
+            </w:r>
+            <w:r>
+              <w:t xml:space="preserve"> </w:t>
+            </w:r>
+            <w:r>
+              <w:t xml:space="preserve">CA</w:t>
+            </w:r>
+            <w:r>
+              <w:t xml:space="preserve"> </w:t>
+            </w:r>
+            <w:r>
+              <w:t xml:space="preserve">90034</w:t>
             </w:r>
           </w:p>
           <w:p>
             <w:pPr>
-              <w:pStyle w:val="PleadingSignature"/>
+              <w:spacing w:before="0" w:after="0" w:line="240" w:lineRule="exact"/>
+              <w:ind w:left="0" w:firstLine="0"/>
+              <w:jc w:val="left"/>
             </w:pPr>
             <w:r>
-              <w:t xml:space="preserve">Jane Pearson, WSBA No. 12785</w:t>
+              <w:t xml:space="preserve">(310)</w:t>
+            </w:r>
+            <w:r>
+              <w:t xml:space="preserve"> </w:t>
+            </w:r>
+            <w:r>
+              <w:t xml:space="preserve">229</w:t>
+              <w:noBreakHyphen/>
+              <w:t xml:space="preserve">3350</w:t>
             </w:r>
           </w:p>
           <w:p>
             <w:pPr>
-              <w:pStyle w:val="PleadingSignature"/>
+              <w:spacing w:before="0" w:after="0" w:line="240" w:lineRule="exact"/>
+              <w:ind w:left="0" w:firstLine="0"/>
+              <w:jc w:val="left"/>
             </w:pPr>
             <w:r>
-              <w:t xml:space="preserve">1000 Second Ave., Ste 3500</w:t>
+              <w:t xml:space="preserve">EHK@lnbyg.com</w:t>
             </w:r>
           </w:p>
           <w:p>
             <w:pPr>
-              <w:pStyle w:val="PleadingSignature"/>
+              <w:spacing w:before="480" w:after="0" w:line="240" w:lineRule="exact"/>
+              <w:ind w:left="0" w:firstLine="0"/>
+              <w:jc w:val="left"/>
             </w:pPr>
             <w:r>
-              <w:t xml:space="preserve">Seattle, WA 98105</w:t>
+              <w:t xml:space="preserve">POLSINELLI</w:t>
+            </w:r>
+            <w:r>
+              <w:t xml:space="preserve"> </w:t>
+            </w:r>
+            <w:r>
+              <w:t xml:space="preserve">PC</w:t>
             </w:r>
           </w:p>
           <w:p>
             <w:pPr>
-              <w:pStyle w:val="PleadingSignature"/>
+              <w:spacing w:before="240" w:after="0" w:line="240" w:lineRule="exact"/>
+              <w:ind w:left="0" w:firstLine="0"/>
+              <w:jc w:val="left"/>
             </w:pPr>
             <w:r>
-              <w:t xml:space="preserve">(206) 393-5415</w:t>
+              <w:t xml:space="preserve">/s/ Jane Pearson</w:t>
             </w:r>
           </w:p>
           <w:p>
             <w:pPr>
-              <w:pStyle w:val="PleadingSignature"/>
+              <w:spacing w:before="0" w:after="0" w:line="240" w:lineRule="exact"/>
+              <w:ind w:left="0" w:firstLine="0"/>
+              <w:jc w:val="left"/>
             </w:pPr>
             <w:r>
-              <w:t xml:space="preserve">Jane.pearson@polsinelli.com</w:t>
+              <w:t xml:space="preserve">Jane</w:t>
+            </w:r>
+            <w:r>
+              <w:t xml:space="preserve"> </w:t>
+            </w:r>
+            <w:r>
+              <w:t xml:space="preserve">Pearson,</w:t>
+            </w:r>
+            <w:r>
+              <w:t xml:space="preserve"> </w:t>
+            </w:r>
+            <w:r>
+              <w:t xml:space="preserve">WSBA</w:t>
+            </w:r>
+            <w:r>
+              <w:t xml:space="preserve"> </w:t>
+            </w:r>
+            <w:r>
+              <w:t xml:space="preserve">No.</w:t>
+            </w:r>
+            <w:r>
+              <w:t xml:space="preserve"> </w:t>
+            </w:r>
+            <w:r>
+              <w:t xml:space="preserve">12785</w:t>
             </w:r>
           </w:p>
           <w:p>
             <w:pPr>
-              <w:pStyle w:val="PleadingSignature"/>
+              <w:spacing w:before="0" w:after="0" w:line="240" w:lineRule="exact"/>
+              <w:ind w:left="0" w:firstLine="0"/>
+              <w:jc w:val="left"/>
             </w:pPr>
             <w:r>
-              <w:t xml:space="preserve">Conflicts Counsel for Harbor Custom Development, Inc., Belfair Apartments, LLC, and Pacific Ridge CMS, LLC, Chapter 11 Debtors and Debtors in Possession</w:t>
+              <w:t xml:space="preserve">1000</w:t>
+            </w:r>
+            <w:r>
+              <w:t xml:space="preserve"> </w:t>
+            </w:r>
+            <w:r>
+              <w:t xml:space="preserve">Second</w:t>
+            </w:r>
+            <w:r>
+              <w:t xml:space="preserve"> </w:t>
+            </w:r>
+            <w:r>
+              <w:t xml:space="preserve">Ave.,</w:t>
+            </w:r>
+            <w:r>
+              <w:t xml:space="preserve"> </w:t>
+            </w:r>
+            <w:r>
+              <w:t xml:space="preserve">Ste</w:t>
+            </w:r>
+            <w:r>
+              <w:t xml:space="preserve"> </w:t>
+            </w:r>
+            <w:r>
+              <w:t xml:space="preserve">3500</w:t>
             </w:r>
           </w:p>
           <w:p>
             <w:pPr>
-              <w:spacing w:before="0" w:after="0" w:line="480" w:lineRule="exact"/>
+              <w:spacing w:before="0" w:after="0" w:line="240" w:lineRule="exact"/>
+              <w:ind w:left="0" w:firstLine="0"/>
+              <w:jc w:val="left"/>
             </w:pPr>
+            <w:r>
+              <w:t xml:space="preserve">Seattle,</w:t>
+            </w:r>
+            <w:r>
+              <w:t xml:space="preserve"> </w:t>
+            </w:r>
+            <w:r>
+              <w:t xml:space="preserve">WA</w:t>
+            </w:r>
+            <w:r>
+              <w:t xml:space="preserve"> </w:t>
+            </w:r>
+            <w:r>
+              <w:t xml:space="preserve">98105</w:t>
+            </w:r>
+          </w:p>
+          <w:p>
+            <w:pPr>
+              <w:spacing w:before="0" w:after="0" w:line="240" w:lineRule="exact"/>
+              <w:ind w:left="0" w:firstLine="0"/>
+              <w:jc w:val="left"/>
+            </w:pPr>
+            <w:r>
+              <w:t xml:space="preserve">(206)</w:t>
+            </w:r>
+            <w:r>
+              <w:t xml:space="preserve"> </w:t>
+            </w:r>
+            <w:r>
+              <w:t xml:space="preserve">393</w:t>
+              <w:noBreakHyphen/>
+              <w:t xml:space="preserve">5415</w:t>
+            </w:r>
+          </w:p>
+          <w:p>
+            <w:pPr>
+              <w:spacing w:before="0" w:after="0" w:line="240" w:lineRule="exact"/>
+              <w:ind w:left="0" w:firstLine="0"/>
+              <w:jc w:val="left"/>
+            </w:pPr>
+            <w:r>
+              <w:t xml:space="preserve">Jane.pearson@polsinelli.com</w:t>
+            </w:r>
+          </w:p>
+          <w:p>
+            <w:pPr>
+              <w:spacing w:before="0" w:after="0" w:line="240" w:lineRule="exact"/>
+              <w:ind w:left="0" w:firstLine="0"/>
+              <w:jc w:val="left"/>
+            </w:pPr>
+            <w:r>
+              <w:rPr>
+                <w:i/>
+                <w:iCs/>
+              </w:rPr>
+              <w:t xml:space="preserve">Conflicts</w:t>
+            </w:r>
+            <w:r>
+              <w:rPr>
+                <w:i/>
+                <w:iCs/>
+              </w:rPr>
+              <w:t xml:space="preserve"> </w:t>
+            </w:r>
+            <w:r>
+              <w:rPr>
+                <w:i/>
+                <w:iCs/>
+              </w:rPr>
+              <w:t xml:space="preserve">Counsel</w:t>
+            </w:r>
+            <w:r>
+              <w:rPr>
+                <w:i/>
+                <w:iCs/>
+              </w:rPr>
+              <w:t xml:space="preserve"> </w:t>
+            </w:r>
+            <w:r>
+              <w:rPr>
+                <w:i/>
+                <w:iCs/>
+              </w:rPr>
+              <w:t xml:space="preserve">for</w:t>
+            </w:r>
+            <w:r>
+              <w:rPr>
+                <w:i/>
+                <w:iCs/>
+              </w:rPr>
+              <w:t xml:space="preserve"> </w:t>
+            </w:r>
+            <w:r>
+              <w:rPr>
+                <w:i/>
+                <w:iCs/>
+              </w:rPr>
+              <w:t xml:space="preserve">Harbor</w:t>
+            </w:r>
+            <w:r>
+              <w:rPr>
+                <w:i/>
+                <w:iCs/>
+              </w:rPr>
+              <w:t xml:space="preserve"> </w:t>
+            </w:r>
+            <w:r>
+              <w:rPr>
+                <w:i/>
+                <w:iCs/>
+              </w:rPr>
+              <w:t xml:space="preserve">Custom</w:t>
+            </w:r>
+            <w:r>
+              <w:rPr>
+                <w:i/>
+                <w:iCs/>
+              </w:rPr>
+              <w:t xml:space="preserve"> </w:t>
+            </w:r>
+            <w:r>
+              <w:rPr>
+                <w:i/>
+                <w:iCs/>
+              </w:rPr>
+              <w:t xml:space="preserve">Development,</w:t>
+            </w:r>
+            <w:r>
+              <w:rPr>
+                <w:i/>
+                <w:iCs/>
+              </w:rPr>
+              <w:t xml:space="preserve"> </w:t>
+            </w:r>
+            <w:r>
+              <w:rPr>
+                <w:i/>
+                <w:iCs/>
+              </w:rPr>
+              <w:t xml:space="preserve">Inc.,</w:t>
+            </w:r>
+            <w:r>
+              <w:rPr>
+                <w:i/>
+                <w:iCs/>
+              </w:rPr>
+              <w:t xml:space="preserve"> </w:t>
+            </w:r>
+            <w:r>
+              <w:rPr>
+                <w:i/>
+                <w:iCs/>
+              </w:rPr>
+              <w:t xml:space="preserve">Belfair</w:t>
+            </w:r>
+            <w:r>
+              <w:rPr>
+                <w:i/>
+                <w:iCs/>
+              </w:rPr>
+              <w:t xml:space="preserve"> </w:t>
+            </w:r>
+            <w:r>
+              <w:rPr>
+                <w:i/>
+                <w:iCs/>
+              </w:rPr>
+              <w:t xml:space="preserve">Apartments,</w:t>
+            </w:r>
+            <w:r>
+              <w:rPr>
+                <w:i/>
+                <w:iCs/>
+              </w:rPr>
+              <w:t xml:space="preserve"> </w:t>
+            </w:r>
+            <w:r>
+              <w:rPr>
+                <w:i/>
+                <w:iCs/>
+              </w:rPr>
+              <w:t xml:space="preserve">LLC,</w:t>
+            </w:r>
+            <w:r>
+              <w:rPr>
+                <w:i/>
+                <w:iCs/>
+              </w:rPr>
+              <w:t xml:space="preserve"> </w:t>
+            </w:r>
+            <w:r>
+              <w:rPr>
+                <w:i/>
+                <w:iCs/>
+              </w:rPr>
+              <w:t xml:space="preserve">and</w:t>
+            </w:r>
+            <w:r>
+              <w:rPr>
+                <w:i/>
+                <w:iCs/>
+              </w:rPr>
+              <w:t xml:space="preserve"> </w:t>
+            </w:r>
+            <w:r>
+              <w:rPr>
+                <w:i/>
+                <w:iCs/>
+              </w:rPr>
+              <w:t xml:space="preserve">Pacific</w:t>
+            </w:r>
+            <w:r>
+              <w:rPr>
+                <w:i/>
+                <w:iCs/>
+              </w:rPr>
+              <w:t xml:space="preserve"> </w:t>
+            </w:r>
+            <w:r>
+              <w:rPr>
+                <w:i/>
+                <w:iCs/>
+              </w:rPr>
+              <w:t xml:space="preserve">Ridge</w:t>
+            </w:r>
+            <w:r>
+              <w:rPr>
+                <w:i/>
+                <w:iCs/>
+              </w:rPr>
+              <w:t xml:space="preserve"> </w:t>
+            </w:r>
+            <w:r>
+              <w:rPr>
+                <w:i/>
+                <w:iCs/>
+              </w:rPr>
+              <w:t xml:space="preserve">CMS,</w:t>
+            </w:r>
+            <w:r>
+              <w:rPr>
+                <w:i/>
+                <w:iCs/>
+              </w:rPr>
+              <w:t xml:space="preserve"> </w:t>
+            </w:r>
+            <w:r>
+              <w:rPr>
+                <w:i/>
+                <w:iCs/>
+              </w:rPr>
+              <w:t xml:space="preserve">LLC,</w:t>
+            </w:r>
+            <w:r>
+              <w:rPr>
+                <w:i/>
+                <w:iCs/>
+              </w:rPr>
+              <w:t xml:space="preserve"> </w:t>
+            </w:r>
+            <w:r>
+              <w:rPr>
+                <w:i/>
+                <w:iCs/>
+              </w:rPr>
+              <w:t xml:space="preserve">Chapter</w:t>
+            </w:r>
+            <w:r>
+              <w:rPr>
+                <w:i/>
+                <w:iCs/>
+              </w:rPr>
+              <w:t xml:space="preserve"> </w:t>
+            </w:r>
+            <w:r>
+              <w:rPr>
+                <w:i/>
+                <w:iCs/>
+              </w:rPr>
+              <w:t xml:space="preserve">11</w:t>
+            </w:r>
+            <w:r>
+              <w:rPr>
+                <w:i/>
+                <w:iCs/>
+              </w:rPr>
+              <w:t xml:space="preserve"> </w:t>
+            </w:r>
+            <w:r>
+              <w:rPr>
+                <w:i/>
+                <w:iCs/>
+              </w:rPr>
+              <w:t xml:space="preserve">Debtors</w:t>
+            </w:r>
+            <w:r>
+              <w:rPr>
+                <w:i/>
+                <w:iCs/>
+              </w:rPr>
+              <w:t xml:space="preserve"> </w:t>
+            </w:r>
+            <w:r>
+              <w:rPr>
+                <w:i/>
+                <w:iCs/>
+              </w:rPr>
+              <w:t xml:space="preserve">and</w:t>
+            </w:r>
+            <w:r>
+              <w:rPr>
+                <w:i/>
+                <w:iCs/>
+              </w:rPr>
+              <w:t xml:space="preserve"> </w:t>
+            </w:r>
+            <w:r>
+              <w:rPr>
+                <w:i/>
+                <w:iCs/>
+              </w:rPr>
+              <w:t xml:space="preserve">Debtors</w:t>
+            </w:r>
+            <w:r>
+              <w:rPr>
+                <w:i/>
+                <w:iCs/>
+              </w:rPr>
+              <w:t xml:space="preserve"> </w:t>
+            </w:r>
+            <w:r>
+              <w:rPr>
+                <w:i/>
+                <w:iCs/>
+              </w:rPr>
+              <w:t xml:space="preserve">in</w:t>
+            </w:r>
+            <w:r>
+              <w:rPr>
+                <w:i/>
+                <w:iCs/>
+              </w:rPr>
+              <w:t xml:space="preserve"> </w:t>
+            </w:r>
+            <w:r>
+              <w:rPr>
+                <w:i/>
+                <w:iCs/>
+              </w:rPr>
+              <w:t xml:space="preserve">Possession</w:t>
+            </w:r>
           </w:p>
         </w:tc>
       </w:tr>
     </w:tbl>
     <w:sectPr>
-      <w:headerReference w:type="default" r:id="rId101"/>
-      <w:footerReference w:type="default" r:id="rId102"/>
+      <w:footerReference w:type="default" r:id="rIdWawbFooter"/>
       <w:pgSz w:w="12240" w:h="15840"/>
-      <w:pgMar w:top="1440" w:right="1080" w:bottom="960" w:left="2160" w:header="720" w:footer="288" w:gutter="0"/>
-      <w:pgBorders w:offsetFrom="text">
-        <w:left w:val="double" w:sz="4" w:space="14" w:color="000000"/>
-        <w:right w:val="single" w:sz="4" w:space="7" w:color="000000"/>
-      </w:pgBorders>
-      <w:cols w:space="720"/>
+      <w:pgMar w:top="1440" w:right="1440" w:bottom="1440" w:left="2160" w:header="720" w:footer="380" w:gutter="0"/>
     </w:sectPr>
   </w:body>
 </w:document>
@@ -13241,130 +15856,25 @@
 </file>
 
 <file path=word/footer1.xml><?xml version="1.0" encoding="utf-8"?>
-<w:ftr xmlns:w="http://schemas.openxmlformats.org/wordprocessingml/2006/main" xmlns:r="http://schemas.openxmlformats.org/officeDocument/2006/relationships" xmlns:wp="http://schemas.openxmlformats.org/drawingml/2006/wordprocessingDrawing" xmlns:a="http://schemas.openxmlformats.org/drawingml/2006/main" xmlns:wps="http://schemas.microsoft.com/office/word/2010/wordprocessingShape">
+<w:ftr xmlns:w="http://schemas.openxmlformats.org/wordprocessingml/2006/main" xmlns:r="http://schemas.openxmlformats.org/officeDocument/2006/relationships">
   <w:p>
     <w:pPr>
-      <w:spacing w:before="0" w:after="0" w:line="240" w:lineRule="auto"/>
+      <w:jc w:val="center"/>
     </w:pPr>
     <w:r>
-      <w:drawing>
-        <wp:anchor distT="0" distB="0" distL="0" distR="0" simplePos="0" relativeHeight="251660288" behindDoc="1" locked="1" layoutInCell="1" allowOverlap="1">
-          <wp:simplePos x="0" y="0"/>
-          <wp:positionH relativeFrom="page">
-            <wp:posOffset>1371600</wp:posOffset>
-          </wp:positionH>
-          <wp:positionV relativeFrom="page">
-            <wp:posOffset>9499600</wp:posOffset>
-          </wp:positionV>
-          <wp:extent cx="5715000" cy="508000"/>
-          <wp:effectExtent l="0" t="0" r="0" b="0"/>
-          <wp:wrapNone/>
-          <wp:docPr id="2" name="Bottom notation"/>
-          <wp:cNvGraphicFramePr/>
-          <a:graphic>
-            <a:graphicData uri="http://schemas.microsoft.com/office/word/2010/wordprocessingShape">
-              <wps:wsp>
-                <wps:cNvSpPr txBox="1"/>
-                <wps:spPr>
-                  <a:xfrm>
-                    <a:off x="0" y="0"/>
-                    <a:ext cx="5715000" cy="508000"/>
-                  </a:xfrm>
-                  <a:prstGeom prst="rect">
-                    <a:avLst/>
-                  </a:prstGeom>
-                  <a:noFill/>
-                  <a:ln>
-                    <a:noFill/>
-                  </a:ln>
-                </wps:spPr>
-                <wps:txbx>
-                  <w:txbxContent>
-                    <w:tbl>
-                      <w:tblPr>
-                        <w:tblW w:w="9000" w:type="dxa"/>
-                        <w:tblLayout w:type="fixed"/>
-                        <w:tblCellMar>
-                          <w:left w:w="0" w:type="dxa"/>
-                          <w:right w:w="0" w:type="dxa"/>
-                        </w:tblCellMar>
-                        <w:tblLook w:val="0000" w:firstRow="0" w:lastRow="0" w:firstColumn="0" w:lastColumn="0" w:noHBand="1" w:noVBand="1"/>
-                      </w:tblPr>
-                      <w:tblGrid>
-                        <w:gridCol w:w="4824"/>
-                        <w:gridCol w:w="288"/>
-                        <w:gridCol w:w="3888"/>
-                      </w:tblGrid>
-                      <w:tr>
-                        <w:tc>
-                          <w:tcPr>
-                            <w:tcW w:w="4824" w:type="dxa"/>
-                          </w:tcPr>
-                          <w:p>
-                            <w:pPr>
-                              <w:pStyle w:val="PleadingFooter"/>
-                            </w:pPr>
-                            <w:r>
-                              <w:t xml:space="preserve">COMPLAINT TO DETERMINE EXTENT AND VALIDITY OF LIENS - </w:t>
-                            </w:r>
-                            <w:r>
-                              <w:fldChar w:fldCharType="begin"/>
-                            </w:r>
-                            <w:r>
-                              <w:instrText xml:space="preserve"> PAGE </w:instrText>
-                            </w:r>
-                            <w:r>
-                              <w:fldChar w:fldCharType="separate"/>
-                            </w:r>
-                            <w:r>
-                              <w:t>1</w:t>
-                            </w:r>
-                            <w:r>
-                              <w:fldChar w:fldCharType="end"/>
-                            </w:r>
-                          </w:p>
-                        </w:tc>
-                        <w:tc>
-                          <w:tcPr>
-                            <w:tcW w:w="288" w:type="dxa"/>
-                          </w:tcPr>
-                          <w:p/>
-                        </w:tc>
-                        <w:tc>
-                          <w:tcPr>
-                            <w:tcW w:w="3888" w:type="dxa"/>
-                          </w:tcPr>
-                          <w:p>
-                            <w:pPr>
-                              <w:pStyle w:val="PleadingFooter"/>
-                              <w:jc w:val="right"/>
-                            </w:pPr>
-                            <w:r>
-                              <w:t>POLSINELLI PC, 1000 Second Avenue, Suite 3500</w:t>
-                            </w:r>
-                          </w:p>
-                          <w:p>
-                            <w:pPr>
-                              <w:pStyle w:val="PleadingFooter"/>
-                              <w:jc w:val="right"/>
-                            </w:pPr>
-                            <w:r>
-                              <w:t>Seattle, WA 98104 • (206) 393-5400</w:t>
-                            </w:r>
-                          </w:p>
-                        </w:tc>
-                      </w:tr>
-                    </w:tbl>
-                  </w:txbxContent>
-                </wps:txbx>
-                <wps:bodyPr rot="0" vert="horz" wrap="square" lIns="0" tIns="0" rIns="0" bIns="0" anchor="t" anchorCtr="0">
-                  <a:noAutofit/>
-                </wps:bodyPr>
-              </wps:wsp>
-            </a:graphicData>
-          </a:graphic>
-        </wp:anchor>
-      </w:drawing>
+      <w:fldChar w:fldCharType="begin"/>
+    </w:r>
+    <w:r>
+      <w:instrText xml:space="preserve"> PAGE </w:instrText>
+    </w:r>
+    <w:r>
+      <w:fldChar w:fldCharType="separate"/>
+    </w:r>
+    <w:r>
+      <w:t>1</w:t>
+    </w:r>
+    <w:r>
+      <w:fldChar w:fldCharType="end"/>
     </w:r>
   </w:p>
 </w:ftr>
@@ -13389,26 +15899,191 @@
 </w:footnotes>
 </file>
 
-<file path=word/header1.xml><?xml version="1.0" encoding="utf-8"?>
-<w:hdr xmlns:w="http://schemas.openxmlformats.org/wordprocessingml/2006/main" xmlns:r="http://schemas.openxmlformats.org/officeDocument/2006/relationships" xmlns:wp="http://schemas.openxmlformats.org/drawingml/2006/wordprocessingDrawing" xmlns:a="http://schemas.openxmlformats.org/drawingml/2006/main" xmlns:wps="http://schemas.microsoft.com/office/word/2010/wordprocessingShape">
+<file path=word/ftr-add.xml><?xml version="1.0" encoding="utf-8"?>
+<w:ftr xmlns:w="http://schemas.openxmlformats.org/wordprocessingml/2006/main" xmlns:r="http://schemas.openxmlformats.org/officeDocument/2006/relationships">
   <w:p>
     <w:pPr>
-      <w:spacing w:before="0" w:after="0" w:line="240" w:lineRule="auto"/>
+      <w:spacing w:before="0" w:after="0"/>
+      <w:jc w:val="center"/>
+    </w:pPr>
+    <w:r>
+      <w:t>Add-</w:t>
+    </w:r>
+    <w:r>
+      <w:fldChar w:fldCharType="begin"/>
+    </w:r>
+    <w:r>
+      <w:instrText xml:space="preserve"> PAGE </w:instrText>
+    </w:r>
+    <w:r>
+      <w:fldChar w:fldCharType="separate"/>
+    </w:r>
+    <w:r>
+      <w:t>1</w:t>
+    </w:r>
+    <w:r>
+      <w:fldChar w:fldCharType="end"/>
+    </w:r>
+  </w:p>
+</w:ftr>
+</file>
+
+<file path=word/ftr-none.xml><?xml version="1.0" encoding="utf-8"?>
+<w:ftr xmlns:w="http://schemas.openxmlformats.org/wordprocessingml/2006/main" xmlns:r="http://schemas.openxmlformats.org/officeDocument/2006/relationships">
+  <w:p>
+    <w:pPr>
+      <w:spacing w:before="0" w:after="0"/>
+      <w:jc w:val="center"/>
+    </w:pPr>
+  </w:p>
+</w:ftr>
+</file>
+
+<file path=word/ftr-own1.xml><?xml version="1.0" encoding="utf-8"?>
+<w:ftr xmlns:w="http://schemas.openxmlformats.org/wordprocessingml/2006/main" xmlns:r="http://schemas.openxmlformats.org/officeDocument/2006/relationships">
+  <w:tbl>
+    <w:tblPr>
+      <w:tblW w:w="8640" w:type="dxa"/>
+      <w:tblLayout w:type="fixed"/>
+      <w:tblCellMar>
+        <w:top w:w="0" w:type="dxa"/>
+        <w:left w:w="0" w:type="dxa"/>
+        <w:bottom w:w="0" w:type="dxa"/>
+        <w:right w:w="0" w:type="dxa"/>
+      </w:tblCellMar>
+      <w:tblLook w:val="0000" w:firstRow="0" w:lastRow="0" w:firstColumn="0" w:lastColumn="0" w:noHBand="0" w:noVBand="0"/>
+    </w:tblPr>
+    <w:tblGrid>
+      <w:gridCol w:w="4464"/>
+      <w:gridCol w:w="288"/>
+      <w:gridCol w:w="3888"/>
+    </w:tblGrid>
+    <w:tr>
+      <w:trPr>
+        <w:cantSplit/>
+        <w:trHeight w:val="1040" w:hRule="exact"/>
+      </w:trPr>
+      <w:tc>
+        <w:tcPr>
+          <w:tcW w:w="4464" w:type="dxa"/>
+        </w:tcPr>
+        <w:p>
+          <w:pPr>
+            <w:spacing w:before="80" w:after="0" w:line="240" w:lineRule="exact"/>
+            <w:ind w:left="0" w:firstLine="0"/>
+            <w:jc w:val="left"/>
+          </w:pPr>
+          <w:r>
+            <w:rPr>
+              <w:sz w:val="22"/>
+              <w:szCs w:val="22"/>
+            </w:rPr>
+            <w:t xml:space="preserve">COMPLAINT TO DETERMINE EXTENT AND VALIDITY OF LIENS - </w:t>
+          </w:r>
+          <w:r>
+            <w:rPr>
+              <w:sz w:val="22"/>
+              <w:szCs w:val="22"/>
+            </w:rPr>
+            <w:fldChar w:fldCharType="begin"/>
+          </w:r>
+          <w:r>
+            <w:rPr>
+              <w:sz w:val="22"/>
+              <w:szCs w:val="22"/>
+            </w:rPr>
+            <w:instrText xml:space="preserve"> PAGE </w:instrText>
+          </w:r>
+          <w:r>
+            <w:rPr>
+              <w:sz w:val="22"/>
+              <w:szCs w:val="22"/>
+            </w:rPr>
+            <w:fldChar w:fldCharType="separate"/>
+          </w:r>
+          <w:r>
+            <w:rPr>
+              <w:sz w:val="22"/>
+              <w:szCs w:val="22"/>
+            </w:rPr>
+            <w:t>1</w:t>
+          </w:r>
+          <w:r>
+            <w:rPr>
+              <w:sz w:val="22"/>
+              <w:szCs w:val="22"/>
+            </w:rPr>
+            <w:fldChar w:fldCharType="end"/>
+          </w:r>
+        </w:p>
+      </w:tc>
+      <w:tc>
+        <w:tcPr>
+          <w:tcW w:w="288" w:type="dxa"/>
+        </w:tcPr>
+        <w:p>
+          <w:pPr>
+            <w:spacing w:before="0" w:after="0" w:line="240" w:lineRule="exact"/>
+            <w:ind w:left="0" w:firstLine="0"/>
+            <w:jc w:val="left"/>
+          </w:pPr>
+        </w:p>
+      </w:tc>
+      <w:tc>
+        <w:tcPr>
+          <w:tcW w:w="3888" w:type="dxa"/>
+        </w:tcPr>
+        <w:p>
+          <w:pPr>
+            <w:spacing w:before="80" w:after="0" w:line="240" w:lineRule="exact"/>
+            <w:ind w:left="0" w:firstLine="0"/>
+            <w:jc w:val="right"/>
+          </w:pPr>
+          <w:r>
+            <w:rPr>
+              <w:sz w:val="22"/>
+              <w:szCs w:val="22"/>
+            </w:rPr>
+            <w:t xml:space="preserve">POLSINELLI PC, 1000 Second Avenue, Suite 3500</w:t>
+          </w:r>
+        </w:p>
+        <w:p>
+          <w:pPr>
+            <w:spacing w:before="0" w:after="0" w:line="240" w:lineRule="exact"/>
+            <w:ind w:left="0" w:firstLine="0"/>
+            <w:jc w:val="right"/>
+          </w:pPr>
+          <w:r>
+            <w:rPr>
+              <w:sz w:val="22"/>
+              <w:szCs w:val="22"/>
+            </w:rPr>
+            <w:t xml:space="preserve">Seattle, WA 98104 • (206) 393</w:t>
+            <w:noBreakHyphen/>
+            <w:t xml:space="preserve">5400</w:t>
+          </w:r>
+        </w:p>
+      </w:tc>
+    </w:tr>
+  </w:tbl>
+  <w:p>
+    <w:pPr>
+      <w:spacing w:before="0" w:after="0" w:line="20" w:lineRule="exact"/>
     </w:pPr>
     <w:r>
       <w:drawing>
-        <wp:anchor distT="0" distB="0" distL="0" distR="0" simplePos="0" relativeHeight="251659264" behindDoc="1" locked="1" layoutInCell="1" allowOverlap="1">
+        <wp:anchor xmlns:wp="http://schemas.openxmlformats.org/drawingml/2006/wordprocessingDrawing" xmlns:a="http://schemas.openxmlformats.org/drawingml/2006/main" xmlns:wps="http://schemas.microsoft.com/office/word/2010/wordprocessingShape" distT="0" distB="0" distL="0" distR="0" simplePos="0" relativeHeight="251659265" behindDoc="1" locked="1" layoutInCell="1" allowOverlap="1">
           <wp:simplePos x="0" y="0"/>
           <wp:positionH relativeFrom="page">
-            <wp:posOffset>352425</wp:posOffset>
+            <wp:posOffset>0</wp:posOffset>
           </wp:positionH>
           <wp:positionV relativeFrom="page">
             <wp:posOffset>914400</wp:posOffset>
           </wp:positionV>
-          <wp:extent cx="635000" cy="8534400"/>
+          <wp:extent cx="914400" cy="8229600"/>
           <wp:effectExtent l="0" t="0" r="0" b="0"/>
           <wp:wrapNone/>
-          <wp:docPr id="1" name="Pleading line numbers"/>
+          <wp:docPr id="1" name="Line numbers"/>
           <wp:cNvGraphicFramePr/>
           <a:graphic>
             <a:graphicData uri="http://schemas.microsoft.com/office/word/2010/wordprocessingShape">
@@ -13417,7 +16092,7 @@
                 <wps:spPr>
                   <a:xfrm>
                     <a:off x="0" y="0"/>
-                    <a:ext cx="635000" cy="8534400"/>
+                    <a:ext cx="914400" cy="8229600"/>
                   </a:xfrm>
                   <a:prstGeom prst="rect">
                     <a:avLst/>
@@ -13432,393 +16107,271 @@
                     <w:p>
                       <w:pPr>
                         <w:spacing w:before="0" w:after="0" w:line="480" w:lineRule="exact"/>
-                        <w:ind w:firstLine="0"/>
+                        <w:ind w:left="0" w:firstLine="0"/>
                         <w:jc w:val="right"/>
                       </w:pPr>
                       <w:r>
-                        <w:rPr>
-                          <w:sz w:val="24"/>
-                          <w:szCs w:val="24"/>
-                        </w:rPr>
-                        <w:t>1</w:t>
+                        <w:t xml:space="preserve">1</w:t>
                       </w:r>
                     </w:p>
                     <w:p>
                       <w:pPr>
                         <w:spacing w:before="0" w:after="0" w:line="480" w:lineRule="exact"/>
-                        <w:ind w:firstLine="0"/>
+                        <w:ind w:left="0" w:firstLine="0"/>
                         <w:jc w:val="right"/>
                       </w:pPr>
                       <w:r>
-                        <w:rPr>
-                          <w:sz w:val="24"/>
-                          <w:szCs w:val="24"/>
-                        </w:rPr>
-                        <w:t>2</w:t>
+                        <w:t xml:space="preserve">2</w:t>
                       </w:r>
                     </w:p>
                     <w:p>
                       <w:pPr>
                         <w:spacing w:before="0" w:after="0" w:line="480" w:lineRule="exact"/>
-                        <w:ind w:firstLine="0"/>
+                        <w:ind w:left="0" w:firstLine="0"/>
                         <w:jc w:val="right"/>
                       </w:pPr>
                       <w:r>
-                        <w:rPr>
-                          <w:sz w:val="24"/>
-                          <w:szCs w:val="24"/>
-                        </w:rPr>
-                        <w:t>3</w:t>
+                        <w:t xml:space="preserve">3</w:t>
                       </w:r>
                     </w:p>
                     <w:p>
                       <w:pPr>
                         <w:spacing w:before="0" w:after="0" w:line="480" w:lineRule="exact"/>
-                        <w:ind w:firstLine="0"/>
+                        <w:ind w:left="0" w:firstLine="0"/>
                         <w:jc w:val="right"/>
                       </w:pPr>
                       <w:r>
-                        <w:rPr>
-                          <w:sz w:val="24"/>
-                          <w:szCs w:val="24"/>
-                        </w:rPr>
-                        <w:t>4</w:t>
+                        <w:t xml:space="preserve">4</w:t>
                       </w:r>
                     </w:p>
                     <w:p>
                       <w:pPr>
                         <w:spacing w:before="0" w:after="0" w:line="480" w:lineRule="exact"/>
-                        <w:ind w:firstLine="0"/>
+                        <w:ind w:left="0" w:firstLine="0"/>
                         <w:jc w:val="right"/>
                       </w:pPr>
                       <w:r>
-                        <w:rPr>
-                          <w:sz w:val="24"/>
-                          <w:szCs w:val="24"/>
-                        </w:rPr>
-                        <w:t>5</w:t>
+                        <w:t xml:space="preserve">5</w:t>
                       </w:r>
                     </w:p>
                     <w:p>
                       <w:pPr>
                         <w:spacing w:before="0" w:after="0" w:line="480" w:lineRule="exact"/>
-                        <w:ind w:firstLine="0"/>
+                        <w:ind w:left="0" w:firstLine="0"/>
                         <w:jc w:val="right"/>
                       </w:pPr>
                       <w:r>
-                        <w:rPr>
-                          <w:sz w:val="24"/>
-                          <w:szCs w:val="24"/>
-                        </w:rPr>
-                        <w:t>6</w:t>
+                        <w:t xml:space="preserve">6</w:t>
                       </w:r>
                     </w:p>
                     <w:p>
                       <w:pPr>
                         <w:spacing w:before="0" w:after="0" w:line="480" w:lineRule="exact"/>
-                        <w:ind w:firstLine="0"/>
+                        <w:ind w:left="0" w:firstLine="0"/>
                         <w:jc w:val="right"/>
                       </w:pPr>
                       <w:r>
-                        <w:rPr>
-                          <w:sz w:val="24"/>
-                          <w:szCs w:val="24"/>
-                        </w:rPr>
-                        <w:t>7</w:t>
+                        <w:t xml:space="preserve">7</w:t>
                       </w:r>
                     </w:p>
                     <w:p>
                       <w:pPr>
                         <w:spacing w:before="0" w:after="0" w:line="480" w:lineRule="exact"/>
-                        <w:ind w:firstLine="0"/>
+                        <w:ind w:left="0" w:firstLine="0"/>
                         <w:jc w:val="right"/>
                       </w:pPr>
                       <w:r>
-                        <w:rPr>
-                          <w:sz w:val="24"/>
-                          <w:szCs w:val="24"/>
-                        </w:rPr>
-                        <w:t>8</w:t>
+                        <w:t xml:space="preserve">8</w:t>
                       </w:r>
                     </w:p>
                     <w:p>
                       <w:pPr>
                         <w:spacing w:before="0" w:after="0" w:line="480" w:lineRule="exact"/>
-                        <w:ind w:firstLine="0"/>
+                        <w:ind w:left="0" w:firstLine="0"/>
                         <w:jc w:val="right"/>
                       </w:pPr>
                       <w:r>
-                        <w:rPr>
-                          <w:sz w:val="24"/>
-                          <w:szCs w:val="24"/>
-                        </w:rPr>
-                        <w:t>9</w:t>
+                        <w:t xml:space="preserve">9</w:t>
                       </w:r>
                     </w:p>
                     <w:p>
                       <w:pPr>
                         <w:spacing w:before="0" w:after="0" w:line="480" w:lineRule="exact"/>
-                        <w:ind w:firstLine="0"/>
+                        <w:ind w:left="0" w:firstLine="0"/>
                         <w:jc w:val="right"/>
                       </w:pPr>
                       <w:r>
-                        <w:rPr>
-                          <w:sz w:val="24"/>
-                          <w:szCs w:val="24"/>
-                        </w:rPr>
-                        <w:t>10</w:t>
+                        <w:t xml:space="preserve">10</w:t>
                       </w:r>
                     </w:p>
                     <w:p>
                       <w:pPr>
                         <w:spacing w:before="0" w:after="0" w:line="480" w:lineRule="exact"/>
-                        <w:ind w:firstLine="0"/>
+                        <w:ind w:left="0" w:firstLine="0"/>
                         <w:jc w:val="right"/>
                       </w:pPr>
                       <w:r>
-                        <w:rPr>
-                          <w:sz w:val="24"/>
-                          <w:szCs w:val="24"/>
-                        </w:rPr>
-                        <w:t>11</w:t>
+                        <w:t xml:space="preserve">11</w:t>
                       </w:r>
                     </w:p>
                     <w:p>
                       <w:pPr>
                         <w:spacing w:before="0" w:after="0" w:line="480" w:lineRule="exact"/>
-                        <w:ind w:firstLine="0"/>
+                        <w:ind w:left="0" w:firstLine="0"/>
                         <w:jc w:val="right"/>
                       </w:pPr>
                       <w:r>
-                        <w:rPr>
-                          <w:sz w:val="24"/>
-                          <w:szCs w:val="24"/>
-                        </w:rPr>
-                        <w:t>12</w:t>
+                        <w:t xml:space="preserve">12</w:t>
                       </w:r>
                     </w:p>
                     <w:p>
                       <w:pPr>
                         <w:spacing w:before="0" w:after="0" w:line="480" w:lineRule="exact"/>
-                        <w:ind w:firstLine="0"/>
+                        <w:ind w:left="0" w:firstLine="0"/>
                         <w:jc w:val="right"/>
                       </w:pPr>
                       <w:r>
-                        <w:rPr>
-                          <w:sz w:val="24"/>
-                          <w:szCs w:val="24"/>
-                        </w:rPr>
-                        <w:t>13</w:t>
+                        <w:t xml:space="preserve">13</w:t>
                       </w:r>
                     </w:p>
                     <w:p>
                       <w:pPr>
                         <w:spacing w:before="0" w:after="0" w:line="480" w:lineRule="exact"/>
-                        <w:ind w:firstLine="0"/>
+                        <w:ind w:left="0" w:firstLine="0"/>
                         <w:jc w:val="right"/>
                       </w:pPr>
                       <w:r>
-                        <w:rPr>
-                          <w:sz w:val="24"/>
-                          <w:szCs w:val="24"/>
-                        </w:rPr>
-                        <w:t>14</w:t>
+                        <w:t xml:space="preserve">14</w:t>
                       </w:r>
                     </w:p>
                     <w:p>
                       <w:pPr>
                         <w:spacing w:before="0" w:after="0" w:line="480" w:lineRule="exact"/>
-                        <w:ind w:firstLine="0"/>
+                        <w:ind w:left="0" w:firstLine="0"/>
                         <w:jc w:val="right"/>
                       </w:pPr>
                       <w:r>
-                        <w:rPr>
-                          <w:sz w:val="24"/>
-                          <w:szCs w:val="24"/>
-                        </w:rPr>
-                        <w:t>15</w:t>
+                        <w:t xml:space="preserve">15</w:t>
                       </w:r>
                     </w:p>
                     <w:p>
                       <w:pPr>
                         <w:spacing w:before="0" w:after="0" w:line="480" w:lineRule="exact"/>
-                        <w:ind w:firstLine="0"/>
+                        <w:ind w:left="0" w:firstLine="0"/>
                         <w:jc w:val="right"/>
                       </w:pPr>
                       <w:r>
-                        <w:rPr>
-                          <w:sz w:val="24"/>
-                          <w:szCs w:val="24"/>
-                        </w:rPr>
-                        <w:t>16</w:t>
+                        <w:t xml:space="preserve">16</w:t>
                       </w:r>
                     </w:p>
                     <w:p>
                       <w:pPr>
                         <w:spacing w:before="0" w:after="0" w:line="480" w:lineRule="exact"/>
-                        <w:ind w:firstLine="0"/>
+                        <w:ind w:left="0" w:firstLine="0"/>
                         <w:jc w:val="right"/>
                       </w:pPr>
                       <w:r>
-                        <w:rPr>
-                          <w:sz w:val="24"/>
-                          <w:szCs w:val="24"/>
-                        </w:rPr>
-                        <w:t>17</w:t>
+                        <w:t xml:space="preserve">17</w:t>
                       </w:r>
                     </w:p>
                     <w:p>
                       <w:pPr>
                         <w:spacing w:before="0" w:after="0" w:line="480" w:lineRule="exact"/>
-                        <w:ind w:firstLine="0"/>
+                        <w:ind w:left="0" w:firstLine="0"/>
                         <w:jc w:val="right"/>
                       </w:pPr>
                       <w:r>
-                        <w:rPr>
-                          <w:sz w:val="24"/>
-                          <w:szCs w:val="24"/>
-                        </w:rPr>
-                        <w:t>18</w:t>
+                        <w:t xml:space="preserve">18</w:t>
                       </w:r>
                     </w:p>
                     <w:p>
                       <w:pPr>
                         <w:spacing w:before="0" w:after="0" w:line="480" w:lineRule="exact"/>
-                        <w:ind w:firstLine="0"/>
+                        <w:ind w:left="0" w:firstLine="0"/>
                         <w:jc w:val="right"/>
                       </w:pPr>
                       <w:r>
-                        <w:rPr>
-                          <w:sz w:val="24"/>
-                          <w:szCs w:val="24"/>
-                        </w:rPr>
-                        <w:t>19</w:t>
+                        <w:t xml:space="preserve">19</w:t>
                       </w:r>
                     </w:p>
                     <w:p>
                       <w:pPr>
                         <w:spacing w:before="0" w:after="0" w:line="480" w:lineRule="exact"/>
-                        <w:ind w:firstLine="0"/>
+                        <w:ind w:left="0" w:firstLine="0"/>
                         <w:jc w:val="right"/>
                       </w:pPr>
                       <w:r>
-                        <w:rPr>
-                          <w:sz w:val="24"/>
-                          <w:szCs w:val="24"/>
-                        </w:rPr>
-                        <w:t>20</w:t>
+                        <w:t xml:space="preserve">20</w:t>
                       </w:r>
                     </w:p>
                     <w:p>
                       <w:pPr>
                         <w:spacing w:before="0" w:after="0" w:line="480" w:lineRule="exact"/>
-                        <w:ind w:firstLine="0"/>
+                        <w:ind w:left="0" w:firstLine="0"/>
                         <w:jc w:val="right"/>
                       </w:pPr>
                       <w:r>
-                        <w:rPr>
-                          <w:sz w:val="24"/>
-                          <w:szCs w:val="24"/>
-                        </w:rPr>
-                        <w:t>21</w:t>
+                        <w:t xml:space="preserve">21</w:t>
                       </w:r>
                     </w:p>
                     <w:p>
                       <w:pPr>
                         <w:spacing w:before="0" w:after="0" w:line="480" w:lineRule="exact"/>
-                        <w:ind w:firstLine="0"/>
+                        <w:ind w:left="0" w:firstLine="0"/>
                         <w:jc w:val="right"/>
                       </w:pPr>
                       <w:r>
-                        <w:rPr>
-                          <w:sz w:val="24"/>
-                          <w:szCs w:val="24"/>
-                        </w:rPr>
-                        <w:t>22</w:t>
+                        <w:t xml:space="preserve">22</w:t>
                       </w:r>
                     </w:p>
                     <w:p>
                       <w:pPr>
                         <w:spacing w:before="0" w:after="0" w:line="480" w:lineRule="exact"/>
-                        <w:ind w:firstLine="0"/>
+                        <w:ind w:left="0" w:firstLine="0"/>
                         <w:jc w:val="right"/>
                       </w:pPr>
                       <w:r>
-                        <w:rPr>
-                          <w:sz w:val="24"/>
-                          <w:szCs w:val="24"/>
-                        </w:rPr>
-                        <w:t>23</w:t>
+                        <w:t xml:space="preserve">23</w:t>
                       </w:r>
                     </w:p>
                     <w:p>
                       <w:pPr>
                         <w:spacing w:before="0" w:after="0" w:line="480" w:lineRule="exact"/>
-                        <w:ind w:firstLine="0"/>
+                        <w:ind w:left="0" w:firstLine="0"/>
                         <w:jc w:val="right"/>
                       </w:pPr>
                       <w:r>
-                        <w:rPr>
-                          <w:sz w:val="24"/>
-                          <w:szCs w:val="24"/>
-                        </w:rPr>
-                        <w:t>24</w:t>
+                        <w:t xml:space="preserve">24</w:t>
                       </w:r>
                     </w:p>
                     <w:p>
                       <w:pPr>
                         <w:spacing w:before="0" w:after="0" w:line="480" w:lineRule="exact"/>
-                        <w:ind w:firstLine="0"/>
+                        <w:ind w:left="0" w:firstLine="0"/>
                         <w:jc w:val="right"/>
                       </w:pPr>
                       <w:r>
-                        <w:rPr>
-                          <w:sz w:val="24"/>
-                          <w:szCs w:val="24"/>
-                        </w:rPr>
-                        <w:t>25</w:t>
+                        <w:t xml:space="preserve">25</w:t>
                       </w:r>
                     </w:p>
                     <w:p>
                       <w:pPr>
                         <w:spacing w:before="0" w:after="0" w:line="480" w:lineRule="exact"/>
-                        <w:ind w:firstLine="0"/>
+                        <w:ind w:left="0" w:firstLine="0"/>
                         <w:jc w:val="right"/>
                       </w:pPr>
                       <w:r>
-                        <w:rPr>
-                          <w:sz w:val="24"/>
-                          <w:szCs w:val="24"/>
-                        </w:rPr>
-                        <w:t>26</w:t>
+                        <w:t xml:space="preserve">26</w:t>
                       </w:r>
                     </w:p>
                     <w:p>
                       <w:pPr>
                         <w:spacing w:before="0" w:after="0" w:line="480" w:lineRule="exact"/>
-                        <w:ind w:firstLine="0"/>
+                        <w:ind w:left="0" w:firstLine="0"/>
                         <w:jc w:val="right"/>
                       </w:pPr>
                       <w:r>
-                        <w:rPr>
-                          <w:sz w:val="24"/>
-                          <w:szCs w:val="24"/>
-                        </w:rPr>
-                        <w:t>27</w:t>
-                      </w:r>
-                    </w:p>
-                    <w:p>
-                      <w:pPr>
-                        <w:spacing w:before="0" w:after="0" w:line="480" w:lineRule="exact"/>
-                        <w:ind w:firstLine="0"/>
-                        <w:jc w:val="right"/>
-                      </w:pPr>
-                      <w:r>
-                        <w:rPr>
-                          <w:sz w:val="24"/>
-                          <w:szCs w:val="24"/>
-                        </w:rPr>
-                        <w:t>28</w:t>
+                        <w:t xml:space="preserve">27</w:t>
                       </w:r>
                     </w:p>
                   </w:txbxContent>
@@ -13832,8 +16385,154 @@
         </wp:anchor>
       </w:drawing>
     </w:r>
+    <w:r>
+      <w:drawing>
+        <wp:anchor xmlns:wp="http://schemas.openxmlformats.org/drawingml/2006/wordprocessingDrawing" xmlns:a="http://schemas.openxmlformats.org/drawingml/2006/main" xmlns:wps="http://schemas.microsoft.com/office/word/2010/wordprocessingShape" distT="0" distB="0" distL="0" distR="0" simplePos="0" relativeHeight="251659266" behindDoc="1" locked="1" layoutInCell="1" allowOverlap="1">
+          <wp:simplePos x="0" y="0"/>
+          <wp:positionH relativeFrom="page">
+            <wp:posOffset>1188720</wp:posOffset>
+          </wp:positionH>
+          <wp:positionV relativeFrom="page">
+            <wp:posOffset>0</wp:posOffset>
+          </wp:positionV>
+          <wp:extent cx="0" cy="10058400"/>
+          <wp:effectExtent l="0" t="0" r="0" b="0"/>
+          <wp:wrapNone/>
+          <wp:docPr id="2" name="Rule 2"/>
+          <wp:cNvGraphicFramePr/>
+          <a:graphic>
+            <a:graphicData uri="http://schemas.microsoft.com/office/word/2010/wordprocessingShape">
+              <wps:wsp>
+                <wps:cNvCnPr/>
+                <wps:spPr>
+                  <a:xfrm>
+                    <a:off x="0" y="0"/>
+                    <a:ext cx="0" cy="10058400"/>
+                  </a:xfrm>
+                  <a:prstGeom prst="line">
+                    <a:avLst/>
+                  </a:prstGeom>
+                  <a:ln w="9525">
+                    <a:solidFill>
+                      <a:srgbClr val="000000"/>
+                    </a:solidFill>
+                  </a:ln>
+                </wps:spPr>
+                <wps:bodyPr/>
+              </wps:wsp>
+            </a:graphicData>
+          </a:graphic>
+        </wp:anchor>
+      </w:drawing>
+    </w:r>
+    <w:r>
+      <w:drawing>
+        <wp:anchor xmlns:wp="http://schemas.openxmlformats.org/drawingml/2006/wordprocessingDrawing" xmlns:a="http://schemas.openxmlformats.org/drawingml/2006/main" xmlns:wps="http://schemas.microsoft.com/office/word/2010/wordprocessingShape" distT="0" distB="0" distL="0" distR="0" simplePos="0" relativeHeight="251659267" behindDoc="1" locked="1" layoutInCell="1" allowOverlap="1">
+          <wp:simplePos x="0" y="0"/>
+          <wp:positionH relativeFrom="page">
+            <wp:posOffset>1225550</wp:posOffset>
+          </wp:positionH>
+          <wp:positionV relativeFrom="page">
+            <wp:posOffset>0</wp:posOffset>
+          </wp:positionV>
+          <wp:extent cx="0" cy="10058400"/>
+          <wp:effectExtent l="0" t="0" r="0" b="0"/>
+          <wp:wrapNone/>
+          <wp:docPr id="3" name="Rule 3"/>
+          <wp:cNvGraphicFramePr/>
+          <a:graphic>
+            <a:graphicData uri="http://schemas.microsoft.com/office/word/2010/wordprocessingShape">
+              <wps:wsp>
+                <wps:cNvCnPr/>
+                <wps:spPr>
+                  <a:xfrm>
+                    <a:off x="0" y="0"/>
+                    <a:ext cx="0" cy="10058400"/>
+                  </a:xfrm>
+                  <a:prstGeom prst="line">
+                    <a:avLst/>
+                  </a:prstGeom>
+                  <a:ln w="9525">
+                    <a:solidFill>
+                      <a:srgbClr val="000000"/>
+                    </a:solidFill>
+                  </a:ln>
+                </wps:spPr>
+                <wps:bodyPr/>
+              </wps:wsp>
+            </a:graphicData>
+          </a:graphic>
+        </wp:anchor>
+      </w:drawing>
+    </w:r>
+    <w:r>
+      <w:drawing>
+        <wp:anchor xmlns:wp="http://schemas.openxmlformats.org/drawingml/2006/wordprocessingDrawing" xmlns:a="http://schemas.openxmlformats.org/drawingml/2006/main" xmlns:wps="http://schemas.microsoft.com/office/word/2010/wordprocessingShape" distT="0" distB="0" distL="0" distR="0" simplePos="0" relativeHeight="251659268" behindDoc="1" locked="1" layoutInCell="1" allowOverlap="1">
+          <wp:simplePos x="0" y="0"/>
+          <wp:positionH relativeFrom="page">
+            <wp:posOffset>6949440</wp:posOffset>
+          </wp:positionH>
+          <wp:positionV relativeFrom="page">
+            <wp:posOffset>0</wp:posOffset>
+          </wp:positionV>
+          <wp:extent cx="0" cy="10058400"/>
+          <wp:effectExtent l="0" t="0" r="0" b="0"/>
+          <wp:wrapNone/>
+          <wp:docPr id="4" name="Rule 4"/>
+          <wp:cNvGraphicFramePr/>
+          <a:graphic>
+            <a:graphicData uri="http://schemas.microsoft.com/office/word/2010/wordprocessingShape">
+              <wps:wsp>
+                <wps:cNvCnPr/>
+                <wps:spPr>
+                  <a:xfrm>
+                    <a:off x="0" y="0"/>
+                    <a:ext cx="0" cy="10058400"/>
+                  </a:xfrm>
+                  <a:prstGeom prst="line">
+                    <a:avLst/>
+                  </a:prstGeom>
+                  <a:ln w="9525">
+                    <a:solidFill>
+                      <a:srgbClr val="000000"/>
+                    </a:solidFill>
+                  </a:ln>
+                </wps:spPr>
+                <wps:bodyPr/>
+              </wps:wsp>
+            </a:graphicData>
+          </a:graphic>
+        </wp:anchor>
+      </w:drawing>
+    </w:r>
   </w:p>
-</w:hdr>
+</w:ftr>
+</file>
+
+<file path=word/ftr-page.xml><?xml version="1.0" encoding="utf-8"?>
+<w:ftr xmlns:w="http://schemas.openxmlformats.org/wordprocessingml/2006/main" xmlns:r="http://schemas.openxmlformats.org/officeDocument/2006/relationships">
+  <w:p>
+    <w:pPr>
+      <w:spacing w:before="0" w:after="0"/>
+      <w:jc w:val="center"/>
+    </w:pPr>
+    <w:r>
+      <w:fldChar w:fldCharType="begin"/>
+    </w:r>
+    <w:r>
+      <w:instrText xml:space="preserve"> PAGE </w:instrText>
+    </w:r>
+    <w:r>
+      <w:fldChar w:fldCharType="separate"/>
+    </w:r>
+    <w:r>
+      <w:t>1</w:t>
+    </w:r>
+    <w:r>
+      <w:fldChar w:fldCharType="end"/>
+    </w:r>
+  </w:p>
+</w:ftr>
 </file>
 
 <file path=word/numbering.xml><?xml version="1.0" encoding="utf-8"?>
@@ -13925,19 +16624,48 @@
   <w:docDefaults>
     <w:rPrDefault>
       <w:rPr>
-        <w:rFonts w:ascii="EB Garamond" w:hAnsi="EB Garamond" w:eastAsia="EB Garamond" w:cs="EB Garamond"/>
+        <w:rFonts w:ascii="Times New Roman" w:hAnsi="Times New Roman" w:eastAsia="Times New Roman" w:cs="Times New Roman"/>
         <w:sz w:val="24"/>
         <w:szCs w:val="24"/>
-        <w:lang w:val="en-US"/>
+        <w:lang w:val="en-US" w:eastAsia="zh-CN" w:bidi="ar-SA"/>
       </w:rPr>
     </w:rPrDefault>
     <w:pPrDefault>
       <w:pPr>
-        <w:spacing w:before="0" w:after="0"/>
+        <w:widowControl/>
+        <w:spacing w:after="0"/>
       </w:pPr>
     </w:pPrDefault>
   </w:docDefaults>
   <w:latentStyles w:defLockedState="0" w:defUIPriority="0" w:defSemiHidden="0" w:defUnhideWhenUsed="0" w:defQFormat="0" w:count="276"/>
+  <w:style w:type="paragraph" w:default="1" w:styleId="Normal">
+    <w:name w:val="Normal"/>
+    <w:qFormat/>
+  </w:style>
+  <w:style w:type="paragraph" w:styleId="BodyText">
+    <w:name w:val="Body Text"/>
+    <w:basedOn w:val="Normal"/>
+    <w:link w:val="BodyTextChar"/>
+    <w:qFormat/>
+    <w:pPr>
+      <w:spacing w:before="0" w:after="0" w:line="480" w:lineRule="exact"/>
+      <w:ind w:firstLine="720"/>
+    </w:pPr>
+  </w:style>
+  <w:style w:type="paragraph" w:customStyle="1" w:styleId="FirstParagraph">
+    <w:name w:val="First Paragraph"/>
+    <w:basedOn w:val="BodyText"/>
+    <w:next w:val="BodyText"/>
+    <w:qFormat/>
+  </w:style>
+  <w:style w:type="paragraph" w:customStyle="1" w:styleId="Compact">
+    <w:name w:val="Compact"/>
+    <w:basedOn w:val="BodyText"/>
+    <w:qFormat/>
+    <w:pPr>
+      <w:spacing w:before="36" w:after="36"/>
+    </w:pPr>
+  </w:style>
   <w:style w:type="paragraph" w:styleId="Title">
     <w:name w:val="Title"/>
     <w:basedOn w:val="Normal"/>
@@ -14071,6 +16799,84 @@
     <w:pPr/>
     <w:rPr/>
   </w:style>
+  <w:style w:type="paragraph" w:styleId="Heading1">
+    <w:name w:val="heading 1"/>
+    <w:basedOn w:val="Normal"/>
+    <w:next w:val="BodyText"/>
+    <w:link w:val="Heading1Char"/>
+    <w:uiPriority w:val="9"/>
+    <w:qFormat/>
+    <w:rsid w:val="00A10FD9"/>
+    <w:pPr>
+      <w:keepNext/>
+      <w:keepLines/>
+      <w:spacing w:before="0" w:after="0" w:line="480" w:lineRule="exact"/>
+      <w:ind w:firstLine="0"/>
+      <w:jc w:val="center"/>
+      <w:outlineLvl w:val="0"/>
+    </w:pPr>
+    <w:rPr>
+      <w:rFonts w:ascii="Times New Roman" w:hAnsi="Times New Roman" w:eastAsia="Times New Roman" w:cs="Times New Roman"/>
+      <w:b/>
+      <w:bCs/>
+      <w:caps/>
+      <w:color w:val="000000"/>
+      <w:sz w:val="24"/>
+      <w:szCs w:val="24"/>
+    </w:rPr>
+  </w:style>
+  <w:style w:type="paragraph" w:styleId="Heading2">
+    <w:name w:val="heading 2"/>
+    <w:basedOn w:val="Normal"/>
+    <w:next w:val="BodyText"/>
+    <w:link w:val="Heading2Char"/>
+    <w:uiPriority w:val="9"/>
+    <w:semiHidden/>
+    <w:unhideWhenUsed/>
+    <w:qFormat/>
+    <w:rsid w:val="00A10FD9"/>
+    <w:pPr>
+      <w:keepNext/>
+      <w:keepLines/>
+      <w:spacing w:before="0" w:after="0" w:line="480" w:lineRule="exact"/>
+      <w:ind w:firstLine="0"/>
+      <w:outlineLvl w:val="1"/>
+    </w:pPr>
+    <w:rPr>
+      <w:rFonts w:ascii="Times New Roman" w:hAnsi="Times New Roman" w:eastAsia="Times New Roman" w:cs="Times New Roman"/>
+      <w:b/>
+      <w:bCs/>
+      <w:color w:val="000000"/>
+      <w:sz w:val="24"/>
+      <w:szCs w:val="24"/>
+    </w:rPr>
+  </w:style>
+  <w:style w:type="paragraph" w:styleId="Heading3">
+    <w:name w:val="heading 3"/>
+    <w:basedOn w:val="Normal"/>
+    <w:next w:val="BodyText"/>
+    <w:link w:val="Heading3Char"/>
+    <w:uiPriority w:val="9"/>
+    <w:semiHidden/>
+    <w:unhideWhenUsed/>
+    <w:qFormat/>
+    <w:rsid w:val="00A10FD9"/>
+    <w:pPr>
+      <w:keepNext/>
+      <w:keepLines/>
+      <w:spacing w:before="0" w:after="0" w:line="480" w:lineRule="exact"/>
+      <w:ind w:firstLine="0"/>
+      <w:outlineLvl w:val="2"/>
+    </w:pPr>
+    <w:rPr>
+      <w:rFonts w:ascii="Times New Roman" w:hAnsi="Times New Roman" w:eastAsia="Times New Roman" w:cs="Times New Roman"/>
+      <w:b/>
+      <w:bCs/>
+      <w:color w:val="000000"/>
+      <w:sz w:val="24"/>
+      <w:szCs w:val="24"/>
+    </w:rPr>
+  </w:style>
   <w:style w:type="paragraph" w:styleId="Heading4">
     <w:name w:val="heading 4"/>
     <w:basedOn w:val="Normal"/>
@@ -14084,14 +16890,18 @@
     <w:pPr>
       <w:keepNext/>
       <w:keepLines/>
-      <w:spacing w:before="80" w:after="40"/>
+      <w:spacing w:before="0" w:after="0" w:line="480" w:lineRule="exact"/>
+      <w:ind w:firstLine="0"/>
       <w:outlineLvl w:val="3"/>
     </w:pPr>
     <w:rPr>
-      <w:rFonts w:eastAsiaTheme="majorEastAsia" w:cstheme="majorBidi"/>
+      <w:rFonts w:ascii="Times New Roman" w:hAnsi="Times New Roman" w:eastAsia="Times New Roman" w:cs="Times New Roman"/>
+      <w:b/>
+      <w:bCs/>
       <w:i/>
-      <w:iCs/>
-      <w:color w:val="0F4761" w:themeColor="accent1" w:themeShade="BF"/>
+      <w:color w:val="000000"/>
+      <w:sz w:val="24"/>
+      <w:szCs w:val="24"/>
     </w:rPr>
   </w:style>
   <w:style w:type="paragraph" w:styleId="Heading5">
@@ -14107,12 +16917,18 @@
     <w:pPr>
       <w:keepNext/>
       <w:keepLines/>
-      <w:spacing w:before="80" w:after="40"/>
+      <w:spacing w:before="0" w:after="0" w:line="480" w:lineRule="exact"/>
+      <w:ind w:firstLine="0"/>
       <w:outlineLvl w:val="4"/>
     </w:pPr>
     <w:rPr>
-      <w:rFonts w:eastAsiaTheme="majorEastAsia" w:cstheme="majorBidi"/>
-      <w:color w:val="0F4761" w:themeColor="accent1" w:themeShade="BF"/>
+      <w:rFonts w:ascii="Times New Roman" w:hAnsi="Times New Roman" w:eastAsia="Times New Roman" w:cs="Times New Roman"/>
+      <w:b/>
+      <w:bCs/>
+      <w:i/>
+      <w:color w:val="000000"/>
+      <w:sz w:val="24"/>
+      <w:szCs w:val="24"/>
     </w:rPr>
   </w:style>
   <w:style w:type="paragraph" w:styleId="Heading6">
@@ -14322,6 +17138,15 @@
       <w:color w:val="272727" w:themeColor="text1" w:themeTint="D8"/>
     </w:rPr>
   </w:style>
+  <w:style w:type="paragraph" w:customStyle="1" w:styleId="ListItem">
+    <w:name w:val="List Item"/>
+    <w:basedOn w:val="BodyText"/>
+    <w:qFormat/>
+    <w:pPr>
+      <w:spacing w:before="0" w:after="0" w:line="480" w:lineRule="exact"/>
+      <w:ind w:left="720" w:hanging="720"/>
+    </w:pPr>
+  </w:style>
   <w:style w:type="paragraph" w:styleId="BlockText">
     <w:name w:val="Block Text"/>
     <w:basedOn w:val="BodyText"/>
@@ -14330,9 +17155,25 @@
     <w:unhideWhenUsed/>
     <w:qFormat/>
     <w:pPr>
-      <w:spacing w:before="100" w:after="100"/>
-      <w:ind w:firstLine="0" w:left="480" w:right="480"/>
+      <w:spacing w:before="480" w:after="480" w:line="240" w:lineRule="exact"/>
+      <w:ind w:firstLine="0" w:left="720" w:right="720"/>
     </w:pPr>
+  </w:style>
+  <w:style w:type="paragraph" w:styleId="FootnoteText">
+    <w:name w:val="Footnote Text"/>
+    <w:basedOn w:val="Normal"/>
+    <w:next w:val="FootnoteText"/>
+    <w:uiPriority w:val="9"/>
+    <w:unhideWhenUsed/>
+    <w:qFormat/>
+    <w:pPr>
+      <w:keepLines/>
+      <w:spacing w:before="0" w:after="140" w:line="240" w:lineRule="exact"/>
+    </w:pPr>
+    <w:rPr>
+      <w:sz w:val="24"/>
+      <w:szCs w:val="24"/>
+    </w:rPr>
   </w:style>
   <w:style w:type="paragraph" w:styleId="FootnoteBlockText">
     <w:name w:val="Footnote Block Text"/>
@@ -14342,8 +17183,8 @@
     <w:unhideWhenUsed/>
     <w:qFormat/>
     <w:pPr>
-      <w:spacing w:before="100" w:after="100"/>
-      <w:ind w:firstLine="0" w:left="480" w:right="480"/>
+      <w:spacing w:before="480" w:after="480"/>
+      <w:ind w:firstLine="0" w:left="720" w:right="720"/>
     </w:pPr>
   </w:style>
   <w:style w:type="character" w:default="1" w:styleId="DefaultParagraphFont">
@@ -14451,7 +17292,7 @@
     <w:name w:val="Hyperlink"/>
     <w:basedOn w:val="BodyTextChar"/>
     <w:rPr>
-      <w:color w:val="4F81BD" w:themeColor="accent1"/>
+      <w:color w:val="000000"/>
     </w:rPr>
   </w:style>
   <w:style w:type="paragraph" w:styleId="TOCHeading">
@@ -14470,189 +17311,6 @@
       <w:b w:val="0"/>
       <w:bCs w:val="0"/>
       <w:color w:val="365F91" w:themeColor="accent1" w:themeShade="BF"/>
-    </w:rPr>
-  </w:style>
-  <w:style w:type="paragraph" w:default="1" w:styleId="Normal">
-    <w:name w:val="Normal"/>
-    <w:qFormat/>
-    <w:pPr>
-      <w:widowControl/>
-      <w:spacing w:before="0" w:after="0" w:line="480" w:lineRule="exact"/>
-      <w:ind w:firstLine="0"/>
-      <w:jc w:val="left"/>
-    </w:pPr>
-    <w:rPr>
-      <w:rFonts w:ascii="EB Garamond" w:hAnsi="EB Garamond" w:eastAsia="EB Garamond" w:cs="EB Garamond"/>
-      <w:sz w:val="24"/>
-      <w:szCs w:val="24"/>
-    </w:rPr>
-  </w:style>
-  <w:style w:type="paragraph" w:styleId="BodyText">
-    <w:name w:val="Body Text"/>
-    <w:basedOn w:val="Normal"/>
-    <w:qFormat/>
-    <w:pPr>
-      <w:ind w:firstLine="720"/>
-    </w:pPr>
-  </w:style>
-  <w:style w:type="paragraph" w:styleId="FirstParagraph">
-    <w:name w:val="First Paragraph"/>
-    <w:basedOn w:val="BodyText"/>
-    <w:next w:val="BodyText"/>
-    <w:qFormat/>
-  </w:style>
-  <w:style w:type="paragraph" w:styleId="Compact">
-    <w:name w:val="Compact"/>
-    <w:basedOn w:val="Normal"/>
-    <w:qFormat/>
-    <w:pPr>
-      <w:ind w:firstLine="0"/>
-    </w:pPr>
-  </w:style>
-  <w:style w:type="paragraph" w:styleId="Heading1">
-    <w:name w:val="heading 1"/>
-    <w:basedOn w:val="Normal"/>
-    <w:next w:val="PleadingBody"/>
-    <w:uiPriority w:val="9"/>
-    <w:qFormat/>
-    <w:pPr>
-      <w:keepNext/>
-      <w:keepLines/>
-      <w:spacing w:before="0" w:after="0" w:line="480" w:lineRule="exact"/>
-      <w:ind w:firstLine="0"/>
-      <w:jc w:val="center"/>
-      <w:outlineLvl w:val="0"/>
-    </w:pPr>
-    <w:rPr>
-      <w:b/>
-      <w:bCs/>
-    </w:rPr>
-  </w:style>
-  <w:style w:type="paragraph" w:styleId="Heading2">
-    <w:name w:val="heading 2"/>
-    <w:basedOn w:val="Normal"/>
-    <w:next w:val="PleadingBody"/>
-    <w:uiPriority w:val="9"/>
-    <w:unhideWhenUsed/>
-    <w:qFormat/>
-    <w:pPr>
-      <w:keepNext/>
-      <w:keepLines/>
-      <w:spacing w:before="0" w:after="0" w:line="480" w:lineRule="exact"/>
-      <w:ind w:firstLine="0"/>
-      <w:jc w:val="center"/>
-      <w:outlineLvl w:val="1"/>
-    </w:pPr>
-    <w:rPr>
-      <w:b/>
-      <w:bCs/>
-    </w:rPr>
-  </w:style>
-  <w:style w:type="paragraph" w:styleId="Heading3">
-    <w:name w:val="heading 3"/>
-    <w:basedOn w:val="Normal"/>
-    <w:next w:val="PleadingBody"/>
-    <w:uiPriority w:val="9"/>
-    <w:unhideWhenUsed/>
-    <w:qFormat/>
-    <w:pPr>
-      <w:keepNext/>
-      <w:keepLines/>
-      <w:spacing w:before="0" w:after="0" w:line="480" w:lineRule="exact"/>
-      <w:ind w:firstLine="0"/>
-      <w:jc w:val="center"/>
-      <w:outlineLvl w:val="2"/>
-    </w:pPr>
-    <w:rPr>
-      <w:i/>
-      <w:iCs/>
-    </w:rPr>
-  </w:style>
-  <w:style w:type="paragraph" w:styleId="FootnoteText">
-    <w:name w:val="footnote text"/>
-    <w:basedOn w:val="Normal"/>
-    <w:uiPriority w:val="99"/>
-    <w:unhideWhenUsed/>
-    <w:pPr>
-      <w:spacing w:before="0" w:after="0" w:line="280" w:lineRule="exact"/>
-      <w:ind w:firstLine="0"/>
-    </w:pPr>
-    <w:rPr>
-      <w:sz w:val="24"/>
-      <w:szCs w:val="24"/>
-    </w:rPr>
-  </w:style>
-  <w:style w:type="paragraph" w:customStyle="1" w:styleId="PleadingBody">
-    <w:name w:val="Pleading Body"/>
-    <w:basedOn w:val="Normal"/>
-    <w:qFormat/>
-    <w:pPr>
-      <w:ind w:firstLine="720"/>
-    </w:pPr>
-  </w:style>
-  <w:style w:type="paragraph" w:customStyle="1" w:styleId="PleadingFlush">
-    <w:name w:val="Pleading Flush"/>
-    <w:basedOn w:val="Normal"/>
-    <w:qFormat/>
-    <w:pPr>
-      <w:ind w:firstLine="0"/>
-    </w:pPr>
-  </w:style>
-  <w:style w:type="paragraph" w:customStyle="1" w:styleId="PleadingSingle">
-    <w:name w:val="Pleading Single"/>
-    <w:basedOn w:val="Normal"/>
-    <w:qFormat/>
-    <w:pPr>
-      <w:spacing w:before="0" w:after="0" w:line="280" w:lineRule="exact"/>
-      <w:ind w:firstLine="0"/>
-    </w:pPr>
-  </w:style>
-  <w:style w:type="paragraph" w:customStyle="1" w:styleId="PleadingCentered">
-    <w:name w:val="Pleading Centered"/>
-    <w:basedOn w:val="Normal"/>
-    <w:qFormat/>
-    <w:pPr>
-      <w:ind w:firstLine="0"/>
-      <w:jc w:val="center"/>
-    </w:pPr>
-  </w:style>
-  <w:style w:type="paragraph" w:customStyle="1" w:styleId="PleadingRight">
-    <w:name w:val="Pleading Right"/>
-    <w:basedOn w:val="PleadingSingle"/>
-    <w:qFormat/>
-    <w:pPr>
-      <w:jc w:val="right"/>
-    </w:pPr>
-  </w:style>
-  <w:style w:type="paragraph" w:customStyle="1" w:styleId="PleadingItem">
-    <w:name w:val="Pleading Item"/>
-    <w:basedOn w:val="Normal"/>
-    <w:qFormat/>
-    <w:pPr>
-      <w:ind w:left="1296" w:hanging="576" w:firstLine="0"/>
-    </w:pPr>
-  </w:style>
-  <w:style w:type="paragraph" w:customStyle="1" w:styleId="PleadingSignature">
-    <w:name w:val="Pleading Signature"/>
-    <w:basedOn w:val="PleadingSingle"/>
-    <w:qFormat/>
-    <w:pPr>
-      <w:keepNext/>
-      <w:keepLines/>
-      <w:ind w:firstLine="0"/>
-    </w:pPr>
-  </w:style>
-  <w:style w:type="paragraph" w:customStyle="1" w:styleId="PleadingFooter">
-    <w:name w:val="Pleading Footer"/>
-    <w:basedOn w:val="Normal"/>
-    <w:qFormat/>
-    <w:pPr>
-      <w:spacing w:before="0" w:after="0" w:line="260" w:lineRule="exact"/>
-      <w:ind w:firstLine="0"/>
-    </w:pPr>
-    <w:rPr>
-      <w:sz w:val="22"/>
-      <w:szCs w:val="22"/>
     </w:rPr>
   </w:style>
   <w:style w:type="paragraph" w:customStyle="1" w:styleId="SourceCode">
